--- a/lci_gastrict3.docx
+++ b/lci_gastrict3.docx
@@ -10,7 +10,7 @@
         <w:t xml:space="preserve">T3 Cancer of the Stomach</w:t>
       </w:r>
     </w:p>
-    <w:bookmarkStart w:id="20" w:name="anatomy"/>
+    <w:bookmarkStart w:id="9" w:name="anatomy"/>
     <w:p>
       <w:pPr>
         <w:pStyle w:val="Heading2"/>
@@ -108,8 +108,8 @@
         <w:t xml:space="preserve">From the stomach, food moved through a valve called the pylorus into the small intestines</w:t>
       </w:r>
     </w:p>
-    <w:bookmarkEnd w:id="20"/>
-    <w:bookmarkStart w:id="21" w:name="cancer-staging"/>
+    <w:bookmarkEnd w:id="9"/>
+    <w:bookmarkStart w:id="10" w:name="cancer-staging"/>
     <w:p>
       <w:pPr>
         <w:pStyle w:val="Heading2"/>
@@ -174,8 +174,8 @@
         <w:t xml:space="preserve">Treatment options depend upon the cancer stage</w:t>
       </w:r>
     </w:p>
-    <w:bookmarkEnd w:id="21"/>
-    <w:bookmarkStart w:id="22" w:name="cancer-staging-1"/>
+    <w:bookmarkEnd w:id="10"/>
+    <w:bookmarkStart w:id="11" w:name="cancer-staging-1"/>
     <w:p>
       <w:pPr>
         <w:pStyle w:val="Heading2"/>
@@ -262,8 +262,8 @@
         <w:t xml:space="preserve">= Metastasis - Spread to liver, lungs, or bone</w:t>
       </w:r>
     </w:p>
-    <w:bookmarkEnd w:id="22"/>
-    <w:bookmarkStart w:id="23" w:name="early-stage-cancers"/>
+    <w:bookmarkEnd w:id="11"/>
+    <w:bookmarkStart w:id="12" w:name="early-stage-cancers"/>
     <w:p>
       <w:pPr>
         <w:pStyle w:val="Heading2"/>
@@ -294,8 +294,8 @@
         <w:t xml:space="preserve">Cancers start on the very inside layer called the mucosa</w:t>
       </w:r>
     </w:p>
-    <w:bookmarkEnd w:id="23"/>
-    <w:bookmarkStart w:id="24" w:name="locally-advanced-cancers"/>
+    <w:bookmarkEnd w:id="12"/>
+    <w:bookmarkStart w:id="13" w:name="locally-advanced-cancers"/>
     <w:p>
       <w:pPr>
         <w:pStyle w:val="Heading2"/>
@@ -326,8 +326,8 @@
         <w:t xml:space="preserve">Locally-advanced cancers are those that have grown through the wall</w:t>
       </w:r>
     </w:p>
-    <w:bookmarkEnd w:id="24"/>
-    <w:bookmarkStart w:id="25" w:name="lymph-nodes"/>
+    <w:bookmarkEnd w:id="13"/>
+    <w:bookmarkStart w:id="14" w:name="lymph-nodes"/>
     <w:p>
       <w:pPr>
         <w:pStyle w:val="Heading2"/>
@@ -358,8 +358,8 @@
         <w:t xml:space="preserve">If the lymph nodes contain enough cancer cells, they can be seen on CT scans or PET scans</w:t>
       </w:r>
     </w:p>
-    <w:bookmarkEnd w:id="25"/>
-    <w:bookmarkStart w:id="26" w:name="t-stage"/>
+    <w:bookmarkEnd w:id="14"/>
+    <w:bookmarkStart w:id="15" w:name="t-stage"/>
     <w:p>
       <w:pPr>
         <w:pStyle w:val="Heading2"/>
@@ -390,8 +390,8 @@
         <w:t xml:space="preserve">T1 tumors are early stage, and T4 tumors more advanced</w:t>
       </w:r>
     </w:p>
-    <w:bookmarkEnd w:id="26"/>
-    <w:bookmarkStart w:id="27" w:name="n-stage"/>
+    <w:bookmarkEnd w:id="15"/>
+    <w:bookmarkStart w:id="16" w:name="n-stage"/>
     <w:p>
       <w:pPr>
         <w:pStyle w:val="Heading2"/>
@@ -452,8 +452,8 @@
         <w:t xml:space="preserve">cancers have spread to the nodes.</w:t>
       </w:r>
     </w:p>
-    <w:bookmarkEnd w:id="27"/>
-    <w:bookmarkStart w:id="28" w:name="m-stage"/>
+    <w:bookmarkEnd w:id="16"/>
+    <w:bookmarkStart w:id="17" w:name="m-stage"/>
     <w:p>
       <w:pPr>
         <w:pStyle w:val="Heading2"/>
@@ -514,8 +514,8 @@
         <w:t xml:space="preserve">cancers have spread lungs, liver, or bone</w:t>
       </w:r>
     </w:p>
-    <w:bookmarkEnd w:id="28"/>
-    <w:bookmarkStart w:id="29" w:name="pet-scan"/>
+    <w:bookmarkEnd w:id="17"/>
+    <w:bookmarkStart w:id="18" w:name="pet-scan"/>
     <w:p>
       <w:pPr>
         <w:pStyle w:val="Heading2"/>
@@ -590,25 +590,170 @@
         <w:t xml:space="preserve">In some cases, the PET scan is not performed until a CT scans b=has been done.</w:t>
       </w:r>
     </w:p>
-    <w:bookmarkEnd w:id="29"/>
-    <w:bookmarkStart w:id="30" w:name="endoscopic-ultrasound"/>
-    <w:p>
-      <w:pPr>
-        <w:pStyle w:val="Heading2"/>
-      </w:pPr>
-      <w:r>
-        <w:t xml:space="preserve">11 Endoscopic Ultrasound</w:t>
-      </w:r>
-    </w:p>
-    <w:p>
-      <w:pPr>
-        <w:pStyle w:val="Compact"/>
+    <w:bookmarkEnd w:id="18"/>
+    <w:bookmarkStart w:id="19" w:name="pet-scan-preparation"/>
+    <w:p>
+      <w:pPr>
+        <w:pStyle w:val="Heading2"/>
+      </w:pPr>
+      <w:r>
+        <w:t xml:space="preserve">11 PET scan Preparation</w:t>
+      </w:r>
+    </w:p>
+    <w:p>
+      <w:pPr>
         <w:numPr>
           <w:ilvl w:val="0"/>
           <w:numId w:val="1006"/>
         </w:numPr>
       </w:pPr>
       <w:r>
+        <w:t xml:space="preserve">Nothing to eat or drink for 4 hours prior to exam</w:t>
+      </w:r>
+    </w:p>
+    <w:p>
+      <w:pPr>
+        <w:numPr>
+          <w:ilvl w:val="0"/>
+          <w:numId w:val="1006"/>
+        </w:numPr>
+      </w:pPr>
+      <w:r>
+        <w:t xml:space="preserve">Eat a high-protein low-carbohydrate diet the day prior</w:t>
+      </w:r>
+    </w:p>
+    <w:p>
+      <w:pPr>
+        <w:numPr>
+          <w:ilvl w:val="0"/>
+          <w:numId w:val="1006"/>
+        </w:numPr>
+      </w:pPr>
+      <w:r>
+        <w:t xml:space="preserve">No strenous activity day prior to study</w:t>
+      </w:r>
+    </w:p>
+    <w:bookmarkEnd w:id="19"/>
+    <w:bookmarkStart w:id="20" w:name="pet-scan-prepration---diabetic-patients"/>
+    <w:p>
+      <w:pPr>
+        <w:pStyle w:val="Heading2"/>
+      </w:pPr>
+      <w:r>
+        <w:t xml:space="preserve">12 PET scan Prepration - Diabetic Patients</w:t>
+      </w:r>
+    </w:p>
+    <w:p>
+      <w:pPr>
+        <w:pStyle w:val="FirstParagraph"/>
+      </w:pPr>
+      <w:r>
+        <w:t xml:space="preserve">The PET scan uses a tracer which is a modified sugar molecule. For this reason, you will need to be careful about blood sugar and insulin before the study</w:t>
+      </w:r>
+    </w:p>
+    <w:p>
+      <w:pPr>
+        <w:pStyle w:val="Compact"/>
+        <w:numPr>
+          <w:ilvl w:val="0"/>
+          <w:numId w:val="1007"/>
+        </w:numPr>
+      </w:pPr>
+      <w:r>
+        <w:t xml:space="preserve">No insulin within 4 hours of the exam</w:t>
+      </w:r>
+    </w:p>
+    <w:p>
+      <w:pPr>
+        <w:pStyle w:val="Compact"/>
+        <w:numPr>
+          <w:ilvl w:val="0"/>
+          <w:numId w:val="1007"/>
+        </w:numPr>
+      </w:pPr>
+      <w:r>
+        <w:t xml:space="preserve">OK to take oral diabetes medications the day of the exam</w:t>
+      </w:r>
+    </w:p>
+    <w:p>
+      <w:pPr>
+        <w:pStyle w:val="Compact"/>
+        <w:numPr>
+          <w:ilvl w:val="0"/>
+          <w:numId w:val="1007"/>
+        </w:numPr>
+      </w:pPr>
+      <w:r>
+        <w:t xml:space="preserve">PET scans are generally best in the morning for diabetic patients</w:t>
+      </w:r>
+    </w:p>
+    <w:p>
+      <w:pPr>
+        <w:pStyle w:val="Compact"/>
+        <w:numPr>
+          <w:ilvl w:val="0"/>
+          <w:numId w:val="1007"/>
+        </w:numPr>
+      </w:pPr>
+      <w:r>
+        <w:t xml:space="preserve">Plan to eat a meal after the PET scan, with half the usual morning dose of insulin</w:t>
+      </w:r>
+    </w:p>
+    <w:p>
+      <w:pPr>
+        <w:pStyle w:val="Compact"/>
+        <w:numPr>
+          <w:ilvl w:val="0"/>
+          <w:numId w:val="1007"/>
+        </w:numPr>
+      </w:pPr>
+      <w:r>
+        <w:t xml:space="preserve">If PET is scheduled after 10M, eat a low-carbohydrate breakfast at least 4 hours before the study along with half the usual regular (short-acting insulin)</w:t>
+      </w:r>
+    </w:p>
+    <w:p>
+      <w:pPr>
+        <w:pStyle w:val="Compact"/>
+        <w:numPr>
+          <w:ilvl w:val="0"/>
+          <w:numId w:val="1007"/>
+        </w:numPr>
+      </w:pPr>
+      <w:r>
+        <w:t xml:space="preserve">No long-acting insulin after midnight.</w:t>
+      </w:r>
+    </w:p>
+    <w:p>
+      <w:pPr>
+        <w:pStyle w:val="Compact"/>
+        <w:numPr>
+          <w:ilvl w:val="0"/>
+          <w:numId w:val="1007"/>
+        </w:numPr>
+      </w:pPr>
+      <w:r>
+        <w:t xml:space="preserve">If you use an insulin pump, turn it off 4 hours before the study (or turn it down to basal/nightime rate)</w:t>
+      </w:r>
+    </w:p>
+    <w:bookmarkEnd w:id="20"/>
+    <w:bookmarkStart w:id="21" w:name="endoscopic-ultrasound"/>
+    <w:p>
+      <w:pPr>
+        <w:pStyle w:val="Heading2"/>
+      </w:pPr>
+      <w:r>
+        <w:t xml:space="preserve">13 Endoscopic Ultrasound</w:t>
+      </w:r>
+    </w:p>
+    <w:p>
+      <w:pPr>
+        <w:pStyle w:val="Compact"/>
+        <w:numPr>
+          <w:ilvl w:val="0"/>
+          <w:numId w:val="1008"/>
+        </w:numPr>
+      </w:pPr>
+      <w:r>
         <w:t xml:space="preserve">Similar to upper endoscopy (EGD)</w:t>
       </w:r>
     </w:p>
@@ -617,7 +762,7 @@
         <w:pStyle w:val="Compact"/>
         <w:numPr>
           <w:ilvl w:val="0"/>
-          <w:numId w:val="1006"/>
+          <w:numId w:val="1008"/>
         </w:numPr>
       </w:pPr>
       <w:r>
@@ -629,7 +774,7 @@
         <w:pStyle w:val="Compact"/>
         <w:numPr>
           <w:ilvl w:val="0"/>
-          <w:numId w:val="1006"/>
+          <w:numId w:val="1008"/>
         </w:numPr>
       </w:pPr>
       <w:r>
@@ -644,22 +789,22 @@
         <w:t xml:space="preserve">Endoscopic ultrasound is most helpful in early stage cancers.</w:t>
       </w:r>
     </w:p>
-    <w:bookmarkEnd w:id="30"/>
-    <w:bookmarkStart w:id="31" w:name="laparoscopy"/>
-    <w:p>
-      <w:pPr>
-        <w:pStyle w:val="Heading2"/>
-      </w:pPr>
-      <w:r>
-        <w:t xml:space="preserve">12 Laparoscopy</w:t>
-      </w:r>
-    </w:p>
-    <w:p>
-      <w:pPr>
-        <w:pStyle w:val="Compact"/>
-        <w:numPr>
-          <w:ilvl w:val="0"/>
-          <w:numId w:val="1007"/>
+    <w:bookmarkEnd w:id="21"/>
+    <w:bookmarkStart w:id="22" w:name="laparoscopy"/>
+    <w:p>
+      <w:pPr>
+        <w:pStyle w:val="Heading2"/>
+      </w:pPr>
+      <w:r>
+        <w:t xml:space="preserve">14 Laparoscopy</w:t>
+      </w:r>
+    </w:p>
+    <w:p>
+      <w:pPr>
+        <w:pStyle w:val="Compact"/>
+        <w:numPr>
+          <w:ilvl w:val="0"/>
+          <w:numId w:val="1009"/>
         </w:numPr>
       </w:pPr>
       <w:r>
@@ -671,7 +816,7 @@
         <w:pStyle w:val="Compact"/>
         <w:numPr>
           <w:ilvl w:val="0"/>
-          <w:numId w:val="1007"/>
+          <w:numId w:val="1009"/>
         </w:numPr>
       </w:pPr>
       <w:r>
@@ -683,7 +828,7 @@
         <w:pStyle w:val="Compact"/>
         <w:numPr>
           <w:ilvl w:val="0"/>
-          <w:numId w:val="1007"/>
+          <w:numId w:val="1009"/>
         </w:numPr>
       </w:pPr>
       <w:r>
@@ -698,22 +843,22 @@
         <w:t xml:space="preserve">Not all patients with gastric cancer need a laparoscopy.</w:t>
       </w:r>
     </w:p>
-    <w:bookmarkEnd w:id="31"/>
-    <w:bookmarkStart w:id="32" w:name="laparoscopy-1"/>
-    <w:p>
-      <w:pPr>
-        <w:pStyle w:val="Heading2"/>
-      </w:pPr>
-      <w:r>
-        <w:t xml:space="preserve">13 Laparoscopy</w:t>
-      </w:r>
-    </w:p>
-    <w:p>
-      <w:pPr>
-        <w:pStyle w:val="Compact"/>
-        <w:numPr>
-          <w:ilvl w:val="0"/>
-          <w:numId w:val="1008"/>
+    <w:bookmarkEnd w:id="22"/>
+    <w:bookmarkStart w:id="23" w:name="laparoscopy-1"/>
+    <w:p>
+      <w:pPr>
+        <w:pStyle w:val="Heading2"/>
+      </w:pPr>
+      <w:r>
+        <w:t xml:space="preserve">15 Laparoscopy</w:t>
+      </w:r>
+    </w:p>
+    <w:p>
+      <w:pPr>
+        <w:pStyle w:val="Compact"/>
+        <w:numPr>
+          <w:ilvl w:val="0"/>
+          <w:numId w:val="1010"/>
         </w:numPr>
       </w:pPr>
       <w:r>
@@ -725,7 +870,7 @@
         <w:pStyle w:val="Compact"/>
         <w:numPr>
           <w:ilvl w:val="0"/>
-          <w:numId w:val="1008"/>
+          <w:numId w:val="1010"/>
         </w:numPr>
       </w:pPr>
       <w:r>
@@ -737,7 +882,7 @@
         <w:pStyle w:val="Compact"/>
         <w:numPr>
           <w:ilvl w:val="0"/>
-          <w:numId w:val="1008"/>
+          <w:numId w:val="1010"/>
         </w:numPr>
       </w:pPr>
       <w:r>
@@ -749,21 +894,21 @@
         <w:pStyle w:val="Compact"/>
         <w:numPr>
           <w:ilvl w:val="0"/>
-          <w:numId w:val="1008"/>
+          <w:numId w:val="1010"/>
         </w:numPr>
       </w:pPr>
       <w:r>
         <w:t xml:space="preserve">Biopsies can be performed.</w:t>
       </w:r>
     </w:p>
-    <w:bookmarkEnd w:id="32"/>
-    <w:bookmarkStart w:id="33" w:name="treatment-plan"/>
-    <w:p>
-      <w:pPr>
-        <w:pStyle w:val="Heading2"/>
-      </w:pPr>
-      <w:r>
-        <w:t xml:space="preserve">14 Treatment Plan</w:t>
+    <w:bookmarkEnd w:id="23"/>
+    <w:bookmarkStart w:id="24" w:name="treatment-plan"/>
+    <w:p>
+      <w:pPr>
+        <w:pStyle w:val="Heading2"/>
+      </w:pPr>
+      <w:r>
+        <w:t xml:space="preserve">16 Treatment Plan</w:t>
       </w:r>
     </w:p>
     <w:p>
@@ -834,7 +979,7 @@
         <w:pStyle w:val="Compact"/>
         <w:numPr>
           <w:ilvl w:val="0"/>
-          <w:numId w:val="1009"/>
+          <w:numId w:val="1011"/>
         </w:numPr>
       </w:pPr>
       <w:r>
@@ -846,7 +991,7 @@
         <w:pStyle w:val="Compact"/>
         <w:numPr>
           <w:ilvl w:val="0"/>
-          <w:numId w:val="1009"/>
+          <w:numId w:val="1011"/>
         </w:numPr>
       </w:pPr>
       <w:r>
@@ -858,7 +1003,7 @@
         <w:pStyle w:val="Compact"/>
         <w:numPr>
           <w:ilvl w:val="0"/>
-          <w:numId w:val="1009"/>
+          <w:numId w:val="1011"/>
         </w:numPr>
       </w:pPr>
       <w:r>
@@ -870,21 +1015,21 @@
         <w:pStyle w:val="Compact"/>
         <w:numPr>
           <w:ilvl w:val="0"/>
-          <w:numId w:val="1009"/>
+          <w:numId w:val="1011"/>
         </w:numPr>
       </w:pPr>
       <w:r>
         <w:t xml:space="preserve">Metastatic cancers are M1 and are treated primary by chemotherapy.</w:t>
       </w:r>
     </w:p>
-    <w:bookmarkEnd w:id="33"/>
-    <w:bookmarkStart w:id="34" w:name="locally-advanced-adenocarcinoma"/>
-    <w:p>
-      <w:pPr>
-        <w:pStyle w:val="Heading2"/>
-      </w:pPr>
-      <w:r>
-        <w:t xml:space="preserve">15 Locally-advanced Adenocarcinoma</w:t>
+    <w:bookmarkEnd w:id="24"/>
+    <w:bookmarkStart w:id="25" w:name="locally-advanced-adenocarcinoma"/>
+    <w:p>
+      <w:pPr>
+        <w:pStyle w:val="Heading2"/>
+      </w:pPr>
+      <w:r>
+        <w:t xml:space="preserve">17 Locally-advanced Adenocarcinoma</w:t>
       </w:r>
     </w:p>
     <w:p>
@@ -956,7 +1101,7 @@
         <w:pStyle w:val="Compact"/>
         <w:numPr>
           <w:ilvl w:val="0"/>
-          <w:numId w:val="1010"/>
+          <w:numId w:val="1012"/>
         </w:numPr>
       </w:pPr>
       <w:r>
@@ -968,21 +1113,21 @@
         <w:pStyle w:val="Compact"/>
         <w:numPr>
           <w:ilvl w:val="0"/>
-          <w:numId w:val="1011"/>
+          <w:numId w:val="1013"/>
         </w:numPr>
       </w:pPr>
       <w:r>
         <w:t xml:space="preserve">FOLFOX (better tolerated)</w:t>
       </w:r>
     </w:p>
-    <w:bookmarkEnd w:id="34"/>
-    <w:bookmarkStart w:id="35" w:name="sandwich-chemotherapy-drugs"/>
-    <w:p>
-      <w:pPr>
-        <w:pStyle w:val="Heading2"/>
-      </w:pPr>
-      <w:r>
-        <w:t xml:space="preserve">16</w:t>
+    <w:bookmarkEnd w:id="25"/>
+    <w:bookmarkStart w:id="26" w:name="sandwich-chemotherapy-drugs"/>
+    <w:p>
+      <w:pPr>
+        <w:pStyle w:val="Heading2"/>
+      </w:pPr>
+      <w:r>
+        <w:t xml:space="preserve">18</w:t>
       </w:r>
       <w:r>
         <w:t xml:space="preserve"> </w:t>
@@ -1014,7 +1159,7 @@
         <w:pStyle w:val="Compact"/>
         <w:numPr>
           <w:ilvl w:val="0"/>
-          <w:numId w:val="1012"/>
+          <w:numId w:val="1014"/>
         </w:numPr>
       </w:pPr>
       <w:r>
@@ -1026,7 +1171,7 @@
         <w:pStyle w:val="Compact"/>
         <w:numPr>
           <w:ilvl w:val="0"/>
-          <w:numId w:val="1012"/>
+          <w:numId w:val="1014"/>
         </w:numPr>
       </w:pPr>
       <w:r>
@@ -1038,7 +1183,7 @@
         <w:pStyle w:val="Compact"/>
         <w:numPr>
           <w:ilvl w:val="0"/>
-          <w:numId w:val="1012"/>
+          <w:numId w:val="1014"/>
         </w:numPr>
       </w:pPr>
       <w:r>
@@ -1050,7 +1195,7 @@
         <w:pStyle w:val="Compact"/>
         <w:numPr>
           <w:ilvl w:val="0"/>
-          <w:numId w:val="1012"/>
+          <w:numId w:val="1014"/>
         </w:numPr>
       </w:pPr>
       <w:r>
@@ -1074,7 +1219,7 @@
         <w:pStyle w:val="Compact"/>
         <w:numPr>
           <w:ilvl w:val="0"/>
-          <w:numId w:val="1013"/>
+          <w:numId w:val="1015"/>
         </w:numPr>
       </w:pPr>
       <w:r>
@@ -1086,7 +1231,7 @@
         <w:pStyle w:val="Compact"/>
         <w:numPr>
           <w:ilvl w:val="0"/>
-          <w:numId w:val="1013"/>
+          <w:numId w:val="1015"/>
         </w:numPr>
       </w:pPr>
       <w:r>
@@ -1098,29 +1243,29 @@
         <w:pStyle w:val="Compact"/>
         <w:numPr>
           <w:ilvl w:val="0"/>
-          <w:numId w:val="1013"/>
+          <w:numId w:val="1015"/>
         </w:numPr>
       </w:pPr>
       <w:r>
         <w:t xml:space="preserve">Oxaliplatin</w:t>
       </w:r>
     </w:p>
-    <w:bookmarkEnd w:id="35"/>
-    <w:bookmarkStart w:id="36" w:name="flot-treatment-plan"/>
-    <w:p>
-      <w:pPr>
-        <w:pStyle w:val="Heading2"/>
-      </w:pPr>
-      <w:r>
-        <w:t xml:space="preserve">17 FLOT Treatment Plan</w:t>
-      </w:r>
-    </w:p>
-    <w:p>
-      <w:pPr>
-        <w:pStyle w:val="Compact"/>
-        <w:numPr>
-          <w:ilvl w:val="0"/>
-          <w:numId w:val="1014"/>
+    <w:bookmarkEnd w:id="26"/>
+    <w:bookmarkStart w:id="27" w:name="flot-treatment-plan"/>
+    <w:p>
+      <w:pPr>
+        <w:pStyle w:val="Heading2"/>
+      </w:pPr>
+      <w:r>
+        <w:t xml:space="preserve">19 FLOT Treatment Plan</w:t>
+      </w:r>
+    </w:p>
+    <w:p>
+      <w:pPr>
+        <w:pStyle w:val="Compact"/>
+        <w:numPr>
+          <w:ilvl w:val="0"/>
+          <w:numId w:val="1016"/>
         </w:numPr>
       </w:pPr>
       <w:r>
@@ -1132,7 +1277,7 @@
         <w:pStyle w:val="Compact"/>
         <w:numPr>
           <w:ilvl w:val="0"/>
-          <w:numId w:val="1014"/>
+          <w:numId w:val="1016"/>
         </w:numPr>
       </w:pPr>
       <w:r>
@@ -1144,21 +1289,21 @@
         <w:pStyle w:val="Compact"/>
         <w:numPr>
           <w:ilvl w:val="0"/>
-          <w:numId w:val="1014"/>
+          <w:numId w:val="1016"/>
         </w:numPr>
       </w:pPr>
       <w:r>
         <w:t xml:space="preserve">FLOT Chemo every 2 weeks x 4 (=8 weeks total)</w:t>
       </w:r>
     </w:p>
-    <w:bookmarkEnd w:id="36"/>
-    <w:bookmarkStart w:id="37" w:name="durvalumab-immunotherapy"/>
-    <w:p>
-      <w:pPr>
-        <w:pStyle w:val="Heading2"/>
-      </w:pPr>
-      <w:r>
-        <w:t xml:space="preserve">18 Durvalumab Immunotherapy</w:t>
+    <w:bookmarkEnd w:id="27"/>
+    <w:bookmarkStart w:id="28" w:name="durvalumab-immunotherapy"/>
+    <w:p>
+      <w:pPr>
+        <w:pStyle w:val="Heading2"/>
+      </w:pPr>
+      <w:r>
+        <w:t xml:space="preserve">20 Durvalumab Immunotherapy</w:t>
       </w:r>
     </w:p>
     <w:p>
@@ -1185,14 +1330,14 @@
         <w:t xml:space="preserve">Durvalumab strengthens the immmune system to fight cancer</w:t>
       </w:r>
     </w:p>
-    <w:bookmarkEnd w:id="37"/>
-    <w:bookmarkStart w:id="38" w:name="matterhorn-trial"/>
-    <w:p>
-      <w:pPr>
-        <w:pStyle w:val="Heading2"/>
-      </w:pPr>
-      <w:r>
-        <w:t xml:space="preserve">19 Matterhorn Trial</w:t>
+    <w:bookmarkEnd w:id="28"/>
+    <w:bookmarkStart w:id="29" w:name="matterhorn-trial"/>
+    <w:p>
+      <w:pPr>
+        <w:pStyle w:val="Heading2"/>
+      </w:pPr>
+      <w:r>
+        <w:t xml:space="preserve">21 Matterhorn Trial</w:t>
       </w:r>
     </w:p>
     <w:p>
@@ -1307,14 +1452,14 @@
         <w:t xml:space="preserve">Treatment with durvalumab depends upon approval from insurance company</w:t>
       </w:r>
     </w:p>
-    <w:bookmarkEnd w:id="38"/>
-    <w:bookmarkStart w:id="39" w:name="flot-chemo-durvalumab"/>
-    <w:p>
-      <w:pPr>
-        <w:pStyle w:val="Heading2"/>
-      </w:pPr>
-      <w:r>
-        <w:t xml:space="preserve">20 FLOT Chemo ± Durvalumab</w:t>
+    <w:bookmarkEnd w:id="29"/>
+    <w:bookmarkStart w:id="30" w:name="flot-chemo-durvalumab"/>
+    <w:p>
+      <w:pPr>
+        <w:pStyle w:val="Heading2"/>
+      </w:pPr>
+      <w:r>
+        <w:t xml:space="preserve">22 FLOT Chemo ± Durvalumab</w:t>
       </w:r>
     </w:p>
     <w:p>
@@ -1334,7 +1479,7 @@
         <w:pStyle w:val="Compact"/>
         <w:numPr>
           <w:ilvl w:val="0"/>
-          <w:numId w:val="1015"/>
+          <w:numId w:val="1017"/>
         </w:numPr>
       </w:pPr>
       <w:r>
@@ -1346,7 +1491,7 @@
         <w:pStyle w:val="Compact"/>
         <w:numPr>
           <w:ilvl w:val="0"/>
-          <w:numId w:val="1015"/>
+          <w:numId w:val="1017"/>
         </w:numPr>
       </w:pPr>
       <w:r>
@@ -1358,7 +1503,7 @@
         <w:pStyle w:val="Compact"/>
         <w:numPr>
           <w:ilvl w:val="0"/>
-          <w:numId w:val="1015"/>
+          <w:numId w:val="1017"/>
         </w:numPr>
       </w:pPr>
       <w:r>
@@ -1382,7 +1527,7 @@
         <w:pStyle w:val="Compact"/>
         <w:numPr>
           <w:ilvl w:val="0"/>
-          <w:numId w:val="1016"/>
+          <w:numId w:val="1018"/>
         </w:numPr>
       </w:pPr>
       <w:r>
@@ -1394,7 +1539,7 @@
         <w:pStyle w:val="Compact"/>
         <w:numPr>
           <w:ilvl w:val="0"/>
-          <w:numId w:val="1016"/>
+          <w:numId w:val="1018"/>
         </w:numPr>
       </w:pPr>
       <w:r>
@@ -1406,7 +1551,7 @@
         <w:pStyle w:val="Compact"/>
         <w:numPr>
           <w:ilvl w:val="0"/>
-          <w:numId w:val="1016"/>
+          <w:numId w:val="1018"/>
         </w:numPr>
       </w:pPr>
       <w:r>
@@ -1418,21 +1563,21 @@
         <w:pStyle w:val="Compact"/>
         <w:numPr>
           <w:ilvl w:val="0"/>
-          <w:numId w:val="1016"/>
+          <w:numId w:val="1018"/>
         </w:numPr>
       </w:pPr>
       <w:r>
         <w:t xml:space="preserve">Durvalumab monthly x10</w:t>
       </w:r>
     </w:p>
-    <w:bookmarkEnd w:id="39"/>
-    <w:bookmarkStart w:id="40" w:name="X8933909d5c7fd60dbdc66cf7bb0fb17ff9c132d"/>
-    <w:p>
-      <w:pPr>
-        <w:pStyle w:val="Heading2"/>
-      </w:pPr>
-      <w:r>
-        <w:t xml:space="preserve">21 Tumor Biomarkers - Additional Pathology Tests</w:t>
+    <w:bookmarkEnd w:id="30"/>
+    <w:bookmarkStart w:id="31" w:name="X8933909d5c7fd60dbdc66cf7bb0fb17ff9c132d"/>
+    <w:p>
+      <w:pPr>
+        <w:pStyle w:val="Heading2"/>
+      </w:pPr>
+      <w:r>
+        <w:t xml:space="preserve">23 Tumor Biomarkers - Additional Pathology Tests</w:t>
       </w:r>
     </w:p>
     <w:p>
@@ -1448,7 +1593,7 @@
         <w:pStyle w:val="Compact"/>
         <w:numPr>
           <w:ilvl w:val="0"/>
-          <w:numId w:val="1017"/>
+          <w:numId w:val="1019"/>
         </w:numPr>
       </w:pPr>
       <w:r>
@@ -1477,7 +1622,7 @@
         <w:pStyle w:val="Compact"/>
         <w:numPr>
           <w:ilvl w:val="0"/>
-          <w:numId w:val="1017"/>
+          <w:numId w:val="1019"/>
         </w:numPr>
       </w:pPr>
       <w:r>
@@ -1506,7 +1651,7 @@
         <w:pStyle w:val="Compact"/>
         <w:numPr>
           <w:ilvl w:val="0"/>
-          <w:numId w:val="1017"/>
+          <w:numId w:val="1019"/>
         </w:numPr>
       </w:pPr>
       <w:r>
@@ -1546,14 +1691,14 @@
         <w:t xml:space="preserve">Your medical oncologist will review these with you</w:t>
       </w:r>
     </w:p>
-    <w:bookmarkEnd w:id="40"/>
-    <w:bookmarkStart w:id="41" w:name="chemotherapy-administration"/>
-    <w:p>
-      <w:pPr>
-        <w:pStyle w:val="Heading2"/>
-      </w:pPr>
-      <w:r>
-        <w:t xml:space="preserve">22 Chemotherapy Administration</w:t>
+    <w:bookmarkEnd w:id="31"/>
+    <w:bookmarkStart w:id="32" w:name="chemotherapy-administration"/>
+    <w:p>
+      <w:pPr>
+        <w:pStyle w:val="Heading2"/>
+      </w:pPr>
+      <w:r>
+        <w:t xml:space="preserve">24 Chemotherapy Administration</w:t>
       </w:r>
     </w:p>
     <w:p>
@@ -1577,7 +1722,7 @@
         <w:pStyle w:val="Compact"/>
         <w:numPr>
           <w:ilvl w:val="0"/>
-          <w:numId w:val="1018"/>
+          <w:numId w:val="1020"/>
         </w:numPr>
       </w:pPr>
       <w:r>
@@ -1589,7 +1734,7 @@
         <w:pStyle w:val="Compact"/>
         <w:numPr>
           <w:ilvl w:val="0"/>
-          <w:numId w:val="1018"/>
+          <w:numId w:val="1020"/>
         </w:numPr>
       </w:pPr>
       <w:r>
@@ -1601,21 +1746,21 @@
         <w:pStyle w:val="Compact"/>
         <w:numPr>
           <w:ilvl w:val="0"/>
-          <w:numId w:val="1018"/>
+          <w:numId w:val="1020"/>
         </w:numPr>
       </w:pPr>
       <w:r>
         <w:t xml:space="preserve">Central Venous port</w:t>
       </w:r>
     </w:p>
-    <w:bookmarkEnd w:id="41"/>
-    <w:bookmarkStart w:id="42" w:name="X24de4000c031f200c5dfe01452aa364022c5d0d"/>
-    <w:p>
-      <w:pPr>
-        <w:pStyle w:val="Heading2"/>
-      </w:pPr>
-      <w:r>
-        <w:t xml:space="preserve">23 Intravenous Catheter in Peripheral Vein (</w:t>
+    <w:bookmarkEnd w:id="32"/>
+    <w:bookmarkStart w:id="33" w:name="X24de4000c031f200c5dfe01452aa364022c5d0d"/>
+    <w:p>
+      <w:pPr>
+        <w:pStyle w:val="Heading2"/>
+      </w:pPr>
+      <w:r>
+        <w:t xml:space="preserve">25 Intravenous Catheter in Peripheral Vein (</w:t>
       </w:r>
       <w:r>
         <w:t xml:space="preserve">“IV”</w:t>
@@ -1629,7 +1774,7 @@
         <w:pStyle w:val="Compact"/>
         <w:numPr>
           <w:ilvl w:val="0"/>
-          <w:numId w:val="1019"/>
+          <w:numId w:val="1021"/>
         </w:numPr>
       </w:pPr>
       <w:r>
@@ -1641,7 +1786,7 @@
         <w:pStyle w:val="Compact"/>
         <w:numPr>
           <w:ilvl w:val="0"/>
-          <w:numId w:val="1019"/>
+          <w:numId w:val="1021"/>
         </w:numPr>
       </w:pPr>
       <w:r>
@@ -1653,7 +1798,7 @@
         <w:pStyle w:val="Compact"/>
         <w:numPr>
           <w:ilvl w:val="0"/>
-          <w:numId w:val="1019"/>
+          <w:numId w:val="1021"/>
         </w:numPr>
       </w:pPr>
       <w:r>
@@ -1665,7 +1810,7 @@
         <w:pStyle w:val="Compact"/>
         <w:numPr>
           <w:ilvl w:val="0"/>
-          <w:numId w:val="1019"/>
+          <w:numId w:val="1021"/>
         </w:numPr>
       </w:pPr>
       <w:r>
@@ -1677,7 +1822,7 @@
         <w:pStyle w:val="Compact"/>
         <w:numPr>
           <w:ilvl w:val="0"/>
-          <w:numId w:val="1019"/>
+          <w:numId w:val="1021"/>
         </w:numPr>
       </w:pPr>
       <w:r>
@@ -1708,22 +1853,22 @@
         <w:t xml:space="preserve">FLOT chemotherapy requires a home infusion pump, got which a peripheral IV won’t work</w:t>
       </w:r>
     </w:p>
-    <w:bookmarkEnd w:id="42"/>
-    <w:bookmarkStart w:id="43" w:name="central-venous-port"/>
-    <w:p>
-      <w:pPr>
-        <w:pStyle w:val="Heading2"/>
-      </w:pPr>
-      <w:r>
-        <w:t xml:space="preserve">24 Central Venous Port</w:t>
-      </w:r>
-    </w:p>
-    <w:p>
-      <w:pPr>
-        <w:pStyle w:val="Compact"/>
-        <w:numPr>
-          <w:ilvl w:val="0"/>
-          <w:numId w:val="1020"/>
+    <w:bookmarkEnd w:id="33"/>
+    <w:bookmarkStart w:id="34" w:name="central-venous-port"/>
+    <w:p>
+      <w:pPr>
+        <w:pStyle w:val="Heading2"/>
+      </w:pPr>
+      <w:r>
+        <w:t xml:space="preserve">26 Central Venous Port</w:t>
+      </w:r>
+    </w:p>
+    <w:p>
+      <w:pPr>
+        <w:pStyle w:val="Compact"/>
+        <w:numPr>
+          <w:ilvl w:val="0"/>
+          <w:numId w:val="1022"/>
         </w:numPr>
       </w:pPr>
       <w:r>
@@ -1735,7 +1880,7 @@
         <w:pStyle w:val="Compact"/>
         <w:numPr>
           <w:ilvl w:val="0"/>
-          <w:numId w:val="1020"/>
+          <w:numId w:val="1022"/>
         </w:numPr>
       </w:pPr>
       <w:r>
@@ -1747,7 +1892,7 @@
         <w:pStyle w:val="Compact"/>
         <w:numPr>
           <w:ilvl w:val="0"/>
-          <w:numId w:val="1020"/>
+          <w:numId w:val="1022"/>
         </w:numPr>
       </w:pPr>
       <w:r>
@@ -1759,7 +1904,7 @@
         <w:pStyle w:val="Compact"/>
         <w:numPr>
           <w:ilvl w:val="0"/>
-          <w:numId w:val="1020"/>
+          <w:numId w:val="1022"/>
         </w:numPr>
       </w:pPr>
       <w:r>
@@ -1771,7 +1916,7 @@
         <w:pStyle w:val="Compact"/>
         <w:numPr>
           <w:ilvl w:val="0"/>
-          <w:numId w:val="1020"/>
+          <w:numId w:val="1022"/>
         </w:numPr>
       </w:pPr>
       <w:r>
@@ -1818,22 +1963,22 @@
         <w:t xml:space="preserve">A port can be used for blood draws for blood tests as well.</w:t>
       </w:r>
     </w:p>
-    <w:bookmarkEnd w:id="43"/>
-    <w:bookmarkStart w:id="44" w:name="central-venous-port-1"/>
-    <w:p>
-      <w:pPr>
-        <w:pStyle w:val="Heading2"/>
-      </w:pPr>
-      <w:r>
-        <w:t xml:space="preserve">25 Central Venous Port</w:t>
-      </w:r>
-    </w:p>
-    <w:p>
-      <w:pPr>
-        <w:pStyle w:val="Compact"/>
-        <w:numPr>
-          <w:ilvl w:val="0"/>
-          <w:numId w:val="1021"/>
+    <w:bookmarkEnd w:id="34"/>
+    <w:bookmarkStart w:id="35" w:name="central-venous-port-1"/>
+    <w:p>
+      <w:pPr>
+        <w:pStyle w:val="Heading2"/>
+      </w:pPr>
+      <w:r>
+        <w:t xml:space="preserve">27 Central Venous Port</w:t>
+      </w:r>
+    </w:p>
+    <w:p>
+      <w:pPr>
+        <w:pStyle w:val="Compact"/>
+        <w:numPr>
+          <w:ilvl w:val="0"/>
+          <w:numId w:val="1023"/>
         </w:numPr>
       </w:pPr>
       <w:r>
@@ -1845,7 +1990,7 @@
         <w:pStyle w:val="Compact"/>
         <w:numPr>
           <w:ilvl w:val="0"/>
-          <w:numId w:val="1021"/>
+          <w:numId w:val="1023"/>
         </w:numPr>
       </w:pPr>
       <w:r>
@@ -1857,7 +2002,7 @@
         <w:pStyle w:val="Compact"/>
         <w:numPr>
           <w:ilvl w:val="0"/>
-          <w:numId w:val="1021"/>
+          <w:numId w:val="1023"/>
         </w:numPr>
       </w:pPr>
       <w:r>
@@ -1869,7 +2014,7 @@
         <w:pStyle w:val="Compact"/>
         <w:numPr>
           <w:ilvl w:val="0"/>
-          <w:numId w:val="1021"/>
+          <w:numId w:val="1023"/>
         </w:numPr>
       </w:pPr>
       <w:r>
@@ -1881,7 +2026,7 @@
         <w:pStyle w:val="Compact"/>
         <w:numPr>
           <w:ilvl w:val="0"/>
-          <w:numId w:val="1021"/>
+          <w:numId w:val="1023"/>
         </w:numPr>
       </w:pPr>
       <w:r>
@@ -1938,14 +2083,14 @@
         <w:t xml:space="preserve">covers the incisions and flakes off after a week or so</w:t>
       </w:r>
     </w:p>
-    <w:bookmarkEnd w:id="44"/>
-    <w:bookmarkStart w:id="45" w:name="central-venous-port-2"/>
-    <w:p>
-      <w:pPr>
-        <w:pStyle w:val="Heading2"/>
-      </w:pPr>
-      <w:r>
-        <w:t xml:space="preserve">26 Central Venous Port</w:t>
+    <w:bookmarkEnd w:id="35"/>
+    <w:bookmarkStart w:id="36" w:name="central-venous-port-2"/>
+    <w:p>
+      <w:pPr>
+        <w:pStyle w:val="Heading2"/>
+      </w:pPr>
+      <w:r>
+        <w:t xml:space="preserve">28 Central Venous Port</w:t>
       </w:r>
     </w:p>
     <w:p>
@@ -1964,14 +2109,14 @@
         <w:t xml:space="preserve">When it comes time for chemotherapy, the nurses can easily access the port with a needle that goes through the skin into the port, rather than placing an intravenous needle in a vein. The drugs can then be administered directly into the bloodstream. If blood needs to be drawn for tests, this can also be done through the port.</w:t>
       </w:r>
     </w:p>
-    <w:bookmarkEnd w:id="45"/>
-    <w:bookmarkStart w:id="46" w:name="restaging"/>
-    <w:p>
-      <w:pPr>
-        <w:pStyle w:val="Heading2"/>
-      </w:pPr>
-      <w:r>
-        <w:t xml:space="preserve">27 Restaging</w:t>
+    <w:bookmarkEnd w:id="36"/>
+    <w:bookmarkStart w:id="37" w:name="restaging"/>
+    <w:p>
+      <w:pPr>
+        <w:pStyle w:val="Heading2"/>
+      </w:pPr>
+      <w:r>
+        <w:t xml:space="preserve">29 Restaging</w:t>
       </w:r>
     </w:p>
     <w:p>
@@ -1995,7 +2140,7 @@
         <w:pStyle w:val="Compact"/>
         <w:numPr>
           <w:ilvl w:val="0"/>
-          <w:numId w:val="1022"/>
+          <w:numId w:val="1024"/>
         </w:numPr>
       </w:pPr>
       <w:r>
@@ -2007,21 +2152,21 @@
         <w:pStyle w:val="Compact"/>
         <w:numPr>
           <w:ilvl w:val="0"/>
-          <w:numId w:val="1022"/>
+          <w:numId w:val="1024"/>
         </w:numPr>
       </w:pPr>
       <w:r>
         <w:t xml:space="preserve">Timing depends upon recovery from therapy</w:t>
       </w:r>
     </w:p>
-    <w:bookmarkEnd w:id="46"/>
-    <w:bookmarkStart w:id="47" w:name="primary-care-practitioner-pcp"/>
-    <w:p>
-      <w:pPr>
-        <w:pStyle w:val="Heading2"/>
-      </w:pPr>
-      <w:r>
-        <w:t xml:space="preserve">28 Primary Care Practitioner (PCP)</w:t>
+    <w:bookmarkEnd w:id="37"/>
+    <w:bookmarkStart w:id="38" w:name="primary-care-practitioner-pcp"/>
+    <w:p>
+      <w:pPr>
+        <w:pStyle w:val="Heading2"/>
+      </w:pPr>
+      <w:r>
+        <w:t xml:space="preserve">30 Primary Care Practitioner (PCP)</w:t>
       </w:r>
     </w:p>
     <w:p>
@@ -2048,22 +2193,22 @@
         <w:t xml:space="preserve">PCP Referral Line (844) 235-6998</w:t>
       </w:r>
     </w:p>
-    <w:bookmarkEnd w:id="47"/>
-    <w:bookmarkStart w:id="48" w:name="my-atrium-patient-portal"/>
-    <w:p>
-      <w:pPr>
-        <w:pStyle w:val="Heading2"/>
-      </w:pPr>
-      <w:r>
-        <w:t xml:space="preserve">29 My Atrium Patient Portal</w:t>
-      </w:r>
-    </w:p>
-    <w:p>
-      <w:pPr>
-        <w:pStyle w:val="Compact"/>
-        <w:numPr>
-          <w:ilvl w:val="0"/>
-          <w:numId w:val="1023"/>
+    <w:bookmarkEnd w:id="38"/>
+    <w:bookmarkStart w:id="39" w:name="my-atrium-patient-portal"/>
+    <w:p>
+      <w:pPr>
+        <w:pStyle w:val="Heading2"/>
+      </w:pPr>
+      <w:r>
+        <w:t xml:space="preserve">31 My Atrium Patient Portal</w:t>
+      </w:r>
+    </w:p>
+    <w:p>
+      <w:pPr>
+        <w:pStyle w:val="Compact"/>
+        <w:numPr>
+          <w:ilvl w:val="0"/>
+          <w:numId w:val="1025"/>
         </w:numPr>
       </w:pPr>
       <w:r>
@@ -2075,7 +2220,7 @@
         <w:pStyle w:val="Compact"/>
         <w:numPr>
           <w:ilvl w:val="0"/>
-          <w:numId w:val="1023"/>
+          <w:numId w:val="1025"/>
         </w:numPr>
       </w:pPr>
       <w:r>
@@ -2087,29 +2232,29 @@
         <w:pStyle w:val="Compact"/>
         <w:numPr>
           <w:ilvl w:val="0"/>
-          <w:numId w:val="1023"/>
+          <w:numId w:val="1025"/>
         </w:numPr>
       </w:pPr>
       <w:r>
         <w:t xml:space="preserve">Sign up at my.atriumhealth.org</w:t>
       </w:r>
     </w:p>
-    <w:bookmarkEnd w:id="48"/>
-    <w:bookmarkStart w:id="49" w:name="exercise"/>
-    <w:p>
-      <w:pPr>
-        <w:pStyle w:val="Heading2"/>
-      </w:pPr>
-      <w:r>
-        <w:t xml:space="preserve">30 Exercise</w:t>
-      </w:r>
-    </w:p>
-    <w:p>
-      <w:pPr>
-        <w:pStyle w:val="Compact"/>
-        <w:numPr>
-          <w:ilvl w:val="0"/>
-          <w:numId w:val="1024"/>
+    <w:bookmarkEnd w:id="39"/>
+    <w:bookmarkStart w:id="40" w:name="exercise"/>
+    <w:p>
+      <w:pPr>
+        <w:pStyle w:val="Heading2"/>
+      </w:pPr>
+      <w:r>
+        <w:t xml:space="preserve">32 Exercise</w:t>
+      </w:r>
+    </w:p>
+    <w:p>
+      <w:pPr>
+        <w:pStyle w:val="Compact"/>
+        <w:numPr>
+          <w:ilvl w:val="0"/>
+          <w:numId w:val="1026"/>
         </w:numPr>
       </w:pPr>
       <w:r>
@@ -2121,69 +2266,11 @@
         <w:pStyle w:val="Compact"/>
         <w:numPr>
           <w:ilvl w:val="0"/>
-          <w:numId w:val="1024"/>
+          <w:numId w:val="1026"/>
         </w:numPr>
       </w:pPr>
       <w:r>
         <w:t xml:space="preserve">Goal is 30min/day of vigorous exercise 6 days/wk</w:t>
-      </w:r>
-    </w:p>
-    <w:p>
-      <w:pPr>
-        <w:pStyle w:val="Compact"/>
-        <w:numPr>
-          <w:ilvl w:val="1"/>
-          <w:numId w:val="1025"/>
-        </w:numPr>
-      </w:pPr>
-      <w:r>
-        <w:t xml:space="preserve">Working hard enough that you can’t converse</w:t>
-      </w:r>
-    </w:p>
-    <w:p>
-      <w:pPr>
-        <w:pStyle w:val="Compact"/>
-        <w:numPr>
-          <w:ilvl w:val="1"/>
-          <w:numId w:val="1025"/>
-        </w:numPr>
-      </w:pPr>
-      <w:r>
-        <w:t xml:space="preserve">Start slowly and build up</w:t>
-      </w:r>
-    </w:p>
-    <w:p>
-      <w:pPr>
-        <w:pStyle w:val="Compact"/>
-        <w:numPr>
-          <w:ilvl w:val="1"/>
-          <w:numId w:val="1025"/>
-        </w:numPr>
-      </w:pPr>
-      <w:r>
-        <w:t xml:space="preserve">Every day counts! (Aim for daily activity)</w:t>
-      </w:r>
-    </w:p>
-    <w:bookmarkEnd w:id="49"/>
-    <w:bookmarkStart w:id="50" w:name="smoking-cessation"/>
-    <w:p>
-      <w:pPr>
-        <w:pStyle w:val="Heading2"/>
-      </w:pPr>
-      <w:r>
-        <w:t xml:space="preserve">31 Smoking Cessation</w:t>
-      </w:r>
-    </w:p>
-    <w:p>
-      <w:pPr>
-        <w:pStyle w:val="Compact"/>
-        <w:numPr>
-          <w:ilvl w:val="0"/>
-          <w:numId w:val="1026"/>
-        </w:numPr>
-      </w:pPr>
-      <w:r>
-        <w:t xml:space="preserve">Smoking makes cancer treatment more difficult</w:t>
       </w:r>
     </w:p>
     <w:p>
@@ -2195,6 +2282,64 @@
         </w:numPr>
       </w:pPr>
       <w:r>
+        <w:t xml:space="preserve">Working hard enough that you can’t converse</w:t>
+      </w:r>
+    </w:p>
+    <w:p>
+      <w:pPr>
+        <w:pStyle w:val="Compact"/>
+        <w:numPr>
+          <w:ilvl w:val="1"/>
+          <w:numId w:val="1027"/>
+        </w:numPr>
+      </w:pPr>
+      <w:r>
+        <w:t xml:space="preserve">Start slowly and build up</w:t>
+      </w:r>
+    </w:p>
+    <w:p>
+      <w:pPr>
+        <w:pStyle w:val="Compact"/>
+        <w:numPr>
+          <w:ilvl w:val="1"/>
+          <w:numId w:val="1027"/>
+        </w:numPr>
+      </w:pPr>
+      <w:r>
+        <w:t xml:space="preserve">Every day counts! (Aim for daily activity)</w:t>
+      </w:r>
+    </w:p>
+    <w:bookmarkEnd w:id="40"/>
+    <w:bookmarkStart w:id="41" w:name="smoking-cessation"/>
+    <w:p>
+      <w:pPr>
+        <w:pStyle w:val="Heading2"/>
+      </w:pPr>
+      <w:r>
+        <w:t xml:space="preserve">33 Smoking Cessation</w:t>
+      </w:r>
+    </w:p>
+    <w:p>
+      <w:pPr>
+        <w:pStyle w:val="Compact"/>
+        <w:numPr>
+          <w:ilvl w:val="0"/>
+          <w:numId w:val="1028"/>
+        </w:numPr>
+      </w:pPr>
+      <w:r>
+        <w:t xml:space="preserve">Smoking makes cancer treatment more difficult</w:t>
+      </w:r>
+    </w:p>
+    <w:p>
+      <w:pPr>
+        <w:pStyle w:val="Compact"/>
+        <w:numPr>
+          <w:ilvl w:val="1"/>
+          <w:numId w:val="1029"/>
+        </w:numPr>
+      </w:pPr>
+      <w:r>
         <w:t xml:space="preserve">Increases risk of complications after surgery</w:t>
       </w:r>
     </w:p>
@@ -2203,89 +2348,11 @@
         <w:pStyle w:val="Compact"/>
         <w:numPr>
           <w:ilvl w:val="0"/>
-          <w:numId w:val="1026"/>
+          <w:numId w:val="1028"/>
         </w:numPr>
       </w:pPr>
       <w:r>
         <w:t xml:space="preserve">Options for help with smoking cessation:</w:t>
-      </w:r>
-    </w:p>
-    <w:p>
-      <w:pPr>
-        <w:pStyle w:val="Compact"/>
-        <w:numPr>
-          <w:ilvl w:val="1"/>
-          <w:numId w:val="1028"/>
-        </w:numPr>
-      </w:pPr>
-      <w:r>
-        <w:t xml:space="preserve">NC Quit Line 1-800-QUIT-NOW (1-800-784-8669)</w:t>
-      </w:r>
-    </w:p>
-    <w:p>
-      <w:pPr>
-        <w:pStyle w:val="Compact"/>
-        <w:numPr>
-          <w:ilvl w:val="1"/>
-          <w:numId w:val="1028"/>
-        </w:numPr>
-      </w:pPr>
-      <w:r>
-        <w:t xml:space="preserve">American Lung Assn www.freedomfromsmoking.org</w:t>
-      </w:r>
-    </w:p>
-    <w:p>
-      <w:pPr>
-        <w:pStyle w:val="Compact"/>
-        <w:numPr>
-          <w:ilvl w:val="1"/>
-          <w:numId w:val="1028"/>
-        </w:numPr>
-      </w:pPr>
-      <w:r>
-        <w:t xml:space="preserve">Smoking Cessation Counseling (Metro Charlotte)</w:t>
-      </w:r>
-    </w:p>
-    <w:bookmarkEnd w:id="50"/>
-    <w:bookmarkStart w:id="51" w:name="protein-needs"/>
-    <w:p>
-      <w:pPr>
-        <w:pStyle w:val="Heading2"/>
-      </w:pPr>
-      <w:r>
-        <w:t xml:space="preserve">32 Protein Needs</w:t>
-      </w:r>
-    </w:p>
-    <w:bookmarkEnd w:id="51"/>
-    <w:bookmarkStart w:id="52" w:name="jejunostomy-tube"/>
-    <w:p>
-      <w:pPr>
-        <w:pStyle w:val="Heading2"/>
-      </w:pPr>
-      <w:r>
-        <w:t xml:space="preserve">33 Jejunostomy Tube</w:t>
-      </w:r>
-    </w:p>
-    <w:bookmarkEnd w:id="52"/>
-    <w:bookmarkStart w:id="53" w:name="jejunostomy-typical-regimen"/>
-    <w:p>
-      <w:pPr>
-        <w:pStyle w:val="Heading2"/>
-      </w:pPr>
-      <w:r>
-        <w:t xml:space="preserve">34 Jejunostomy Typical Regimen</w:t>
-      </w:r>
-    </w:p>
-    <w:p>
-      <w:pPr>
-        <w:pStyle w:val="Compact"/>
-        <w:numPr>
-          <w:ilvl w:val="0"/>
-          <w:numId w:val="1029"/>
-        </w:numPr>
-      </w:pPr>
-      <w:r>
-        <w:t xml:space="preserve">Jejunostomy tube feeds for 16 hours (6pm-10am)</w:t>
       </w:r>
     </w:p>
     <w:p>
@@ -2297,7 +2364,7 @@
         </w:numPr>
       </w:pPr>
       <w:r>
-        <w:t xml:space="preserve">Men: 75mL/hour x 16 hours = 5 cartons</w:t>
+        <w:t xml:space="preserve">NC Quit Line 1-800-QUIT-NOW (1-800-784-8669)</w:t>
       </w:r>
     </w:p>
     <w:p>
@@ -2309,6 +2376,84 @@
         </w:numPr>
       </w:pPr>
       <w:r>
+        <w:t xml:space="preserve">American Lung Assn www.freedomfromsmoking.org</w:t>
+      </w:r>
+    </w:p>
+    <w:p>
+      <w:pPr>
+        <w:pStyle w:val="Compact"/>
+        <w:numPr>
+          <w:ilvl w:val="1"/>
+          <w:numId w:val="1030"/>
+        </w:numPr>
+      </w:pPr>
+      <w:r>
+        <w:t xml:space="preserve">Smoking Cessation Counseling (Metro Charlotte)</w:t>
+      </w:r>
+    </w:p>
+    <w:bookmarkEnd w:id="41"/>
+    <w:bookmarkStart w:id="42" w:name="protein-needs"/>
+    <w:p>
+      <w:pPr>
+        <w:pStyle w:val="Heading2"/>
+      </w:pPr>
+      <w:r>
+        <w:t xml:space="preserve">34 Protein Needs</w:t>
+      </w:r>
+    </w:p>
+    <w:bookmarkEnd w:id="42"/>
+    <w:bookmarkStart w:id="43" w:name="jejunostomy-tube"/>
+    <w:p>
+      <w:pPr>
+        <w:pStyle w:val="Heading2"/>
+      </w:pPr>
+      <w:r>
+        <w:t xml:space="preserve">35 Jejunostomy Tube</w:t>
+      </w:r>
+    </w:p>
+    <w:bookmarkEnd w:id="43"/>
+    <w:bookmarkStart w:id="44" w:name="jejunostomy-typical-regimen"/>
+    <w:p>
+      <w:pPr>
+        <w:pStyle w:val="Heading2"/>
+      </w:pPr>
+      <w:r>
+        <w:t xml:space="preserve">36 Jejunostomy Typical Regimen</w:t>
+      </w:r>
+    </w:p>
+    <w:p>
+      <w:pPr>
+        <w:pStyle w:val="Compact"/>
+        <w:numPr>
+          <w:ilvl w:val="0"/>
+          <w:numId w:val="1031"/>
+        </w:numPr>
+      </w:pPr>
+      <w:r>
+        <w:t xml:space="preserve">Jejunostomy tube feeds for 16 hours (6pm-10am)</w:t>
+      </w:r>
+    </w:p>
+    <w:p>
+      <w:pPr>
+        <w:pStyle w:val="Compact"/>
+        <w:numPr>
+          <w:ilvl w:val="1"/>
+          <w:numId w:val="1032"/>
+        </w:numPr>
+      </w:pPr>
+      <w:r>
+        <w:t xml:space="preserve">Men: 75mL/hour x 16 hours = 5 cartons</w:t>
+      </w:r>
+    </w:p>
+    <w:p>
+      <w:pPr>
+        <w:pStyle w:val="Compact"/>
+        <w:numPr>
+          <w:ilvl w:val="1"/>
+          <w:numId w:val="1032"/>
+        </w:numPr>
+      </w:pPr>
+      <w:r>
         <w:t xml:space="preserve">Women: 60mL/hour x 16 hours = 4 cartons</w:t>
       </w:r>
     </w:p>
@@ -2317,7 +2462,7 @@
         <w:pStyle w:val="Compact"/>
         <w:numPr>
           <w:ilvl w:val="0"/>
-          <w:numId w:val="1029"/>
+          <w:numId w:val="1031"/>
         </w:numPr>
       </w:pPr>
       <w:r>
@@ -2332,14 +2477,14 @@
         <w:t xml:space="preserve">Hospital nurses will teach use of the feeding tube</w:t>
       </w:r>
     </w:p>
-    <w:bookmarkEnd w:id="53"/>
-    <w:bookmarkStart w:id="54" w:name="jejunostomy-feeds-with-diabetes"/>
-    <w:p>
-      <w:pPr>
-        <w:pStyle w:val="Heading2"/>
-      </w:pPr>
-      <w:r>
-        <w:t xml:space="preserve">35 Jejunostomy Feeds with Diabetes</w:t>
+    <w:bookmarkEnd w:id="44"/>
+    <w:bookmarkStart w:id="45" w:name="jejunostomy-feeds-with-diabetes"/>
+    <w:p>
+      <w:pPr>
+        <w:pStyle w:val="Heading2"/>
+      </w:pPr>
+      <w:r>
+        <w:t xml:space="preserve">37 Jejunostomy Feeds with Diabetes</w:t>
       </w:r>
     </w:p>
     <w:p>
@@ -2355,7 +2500,7 @@
         <w:pStyle w:val="Compact"/>
         <w:numPr>
           <w:ilvl w:val="0"/>
-          <w:numId w:val="1031"/>
+          <w:numId w:val="1033"/>
         </w:numPr>
       </w:pPr>
       <w:r>
@@ -2375,7 +2520,7 @@
         <w:pStyle w:val="Compact"/>
         <w:numPr>
           <w:ilvl w:val="0"/>
-          <w:numId w:val="1032"/>
+          <w:numId w:val="1034"/>
         </w:numPr>
       </w:pPr>
       <w:r>
@@ -2387,7 +2532,7 @@
         <w:pStyle w:val="Compact"/>
         <w:numPr>
           <w:ilvl w:val="0"/>
-          <w:numId w:val="1032"/>
+          <w:numId w:val="1034"/>
         </w:numPr>
       </w:pPr>
       <w:r>
@@ -2399,7 +2544,7 @@
         <w:pStyle w:val="Compact"/>
         <w:numPr>
           <w:ilvl w:val="0"/>
-          <w:numId w:val="1032"/>
+          <w:numId w:val="1034"/>
         </w:numPr>
       </w:pPr>
       <w:r>
@@ -2411,31 +2556,31 @@
         <w:pStyle w:val="Compact"/>
         <w:numPr>
           <w:ilvl w:val="0"/>
-          <w:numId w:val="1032"/>
+          <w:numId w:val="1034"/>
         </w:numPr>
       </w:pPr>
       <w:r>
         <w:t xml:space="preserve">No insulin if tube feedings are not run</w:t>
       </w:r>
     </w:p>
-    <w:bookmarkEnd w:id="54"/>
-    <w:bookmarkStart w:id="55" w:name="jejunostomy-video"/>
-    <w:p>
-      <w:pPr>
-        <w:pStyle w:val="Heading2"/>
-      </w:pPr>
-      <w:r>
-        <w:t xml:space="preserve">36 Jejunostomy Video</w:t>
-      </w:r>
-    </w:p>
-    <w:bookmarkEnd w:id="55"/>
-    <w:bookmarkStart w:id="56" w:name="stomach-cancer-surgery-goals"/>
-    <w:p>
-      <w:pPr>
-        <w:pStyle w:val="Heading2"/>
-      </w:pPr>
-      <w:r>
-        <w:t xml:space="preserve">37 Stomach Cancer Surgery Goals</w:t>
+    <w:bookmarkEnd w:id="45"/>
+    <w:bookmarkStart w:id="46" w:name="jejunostomy-video"/>
+    <w:p>
+      <w:pPr>
+        <w:pStyle w:val="Heading2"/>
+      </w:pPr>
+      <w:r>
+        <w:t xml:space="preserve">38 Jejunostomy Video</w:t>
+      </w:r>
+    </w:p>
+    <w:bookmarkEnd w:id="46"/>
+    <w:bookmarkStart w:id="47" w:name="stomach-cancer-surgery-goals"/>
+    <w:p>
+      <w:pPr>
+        <w:pStyle w:val="Heading2"/>
+      </w:pPr>
+      <w:r>
+        <w:t xml:space="preserve">39 Stomach Cancer Surgery Goals</w:t>
       </w:r>
     </w:p>
     <w:p>
@@ -2451,7 +2596,7 @@
         <w:pStyle w:val="Compact"/>
         <w:numPr>
           <w:ilvl w:val="0"/>
-          <w:numId w:val="1033"/>
+          <w:numId w:val="1035"/>
         </w:numPr>
       </w:pPr>
       <w:r>
@@ -2463,7 +2608,7 @@
         <w:pStyle w:val="Compact"/>
         <w:numPr>
           <w:ilvl w:val="0"/>
-          <w:numId w:val="1033"/>
+          <w:numId w:val="1035"/>
         </w:numPr>
       </w:pPr>
       <w:r>
@@ -2475,7 +2620,7 @@
         <w:pStyle w:val="Compact"/>
         <w:numPr>
           <w:ilvl w:val="0"/>
-          <w:numId w:val="1033"/>
+          <w:numId w:val="1035"/>
         </w:numPr>
       </w:pPr>
       <w:r>
@@ -2487,7 +2632,7 @@
         <w:pStyle w:val="Compact"/>
         <w:numPr>
           <w:ilvl w:val="0"/>
-          <w:numId w:val="1033"/>
+          <w:numId w:val="1035"/>
         </w:numPr>
       </w:pPr>
       <w:r>
@@ -2506,22 +2651,851 @@
         <w:t xml:space="preserve">Treatment options depend upon the cancer stage</w:t>
       </w:r>
     </w:p>
+    <w:bookmarkEnd w:id="47"/>
+    <w:bookmarkStart w:id="48" w:name="distal-cancers"/>
+    <w:p>
+      <w:pPr>
+        <w:pStyle w:val="Heading2"/>
+      </w:pPr>
+      <w:r>
+        <w:t xml:space="preserve">40 Distal Cancers</w:t>
+      </w:r>
+    </w:p>
+    <w:p>
+      <w:pPr>
+        <w:pStyle w:val="FirstParagraph"/>
+      </w:pPr>
+      <w:r>
+        <w:t xml:space="preserve">Distal cancers are those in the lower part of the stomach</w:t>
+      </w:r>
+    </w:p>
+    <w:p>
+      <w:pPr>
+        <w:pStyle w:val="BodyText"/>
+      </w:pPr>
+      <w:r>
+        <w:br/>
+      </w:r>
+      <w:r>
+        <w:br/>
+      </w:r>
+      <w:r>
+        <w:t xml:space="preserve">Distal cancers are those in the lower part of the stomach</w:t>
+      </w:r>
+    </w:p>
+    <w:bookmarkEnd w:id="48"/>
+    <w:bookmarkStart w:id="49" w:name="partial-gastrectomy"/>
+    <w:p>
+      <w:pPr>
+        <w:pStyle w:val="Heading2"/>
+      </w:pPr>
+      <w:r>
+        <w:t xml:space="preserve">41 Partial Gastrectomy</w:t>
+      </w:r>
+    </w:p>
+    <w:p>
+      <w:pPr>
+        <w:pStyle w:val="FirstParagraph"/>
+      </w:pPr>
+      <w:r>
+        <w:br/>
+      </w:r>
+    </w:p>
+    <w:p>
+      <w:pPr>
+        <w:pStyle w:val="Compact"/>
+        <w:numPr>
+          <w:ilvl w:val="0"/>
+          <w:numId w:val="1036"/>
+        </w:numPr>
+      </w:pPr>
+      <w:r>
+        <w:t xml:space="preserve">Removes the tumor</w:t>
+      </w:r>
+    </w:p>
+    <w:p>
+      <w:pPr>
+        <w:pStyle w:val="Compact"/>
+        <w:numPr>
+          <w:ilvl w:val="0"/>
+          <w:numId w:val="1036"/>
+        </w:numPr>
+      </w:pPr>
+      <w:r>
+        <w:t xml:space="preserve">Lymph nodes not removed</w:t>
+      </w:r>
+    </w:p>
+    <w:p>
+      <w:pPr>
+        <w:pStyle w:val="Compact"/>
+        <w:numPr>
+          <w:ilvl w:val="0"/>
+          <w:numId w:val="1036"/>
+        </w:numPr>
+      </w:pPr>
+      <w:r>
+        <w:t xml:space="preserve">Best suited for:</w:t>
+      </w:r>
+    </w:p>
+    <w:p>
+      <w:pPr>
+        <w:pStyle w:val="Compact"/>
+        <w:numPr>
+          <w:ilvl w:val="1"/>
+          <w:numId w:val="1037"/>
+        </w:numPr>
+      </w:pPr>
+      <w:r>
+        <w:t xml:space="preserve">Small adenocarcinoma</w:t>
+      </w:r>
+    </w:p>
+    <w:p>
+      <w:pPr>
+        <w:pStyle w:val="Compact"/>
+        <w:numPr>
+          <w:ilvl w:val="1"/>
+          <w:numId w:val="1037"/>
+        </w:numPr>
+      </w:pPr>
+      <w:r>
+        <w:t xml:space="preserve">GI Stromal Tumors</w:t>
+      </w:r>
+    </w:p>
+    <w:p>
+      <w:pPr>
+        <w:pStyle w:val="FirstParagraph"/>
+      </w:pPr>
+      <w:r>
+        <w:t xml:space="preserve">Locally-advanced cancers are those that have grown through the wall of the stomach</w:t>
+      </w:r>
+    </w:p>
+    <w:bookmarkEnd w:id="49"/>
+    <w:bookmarkStart w:id="50" w:name="partial-gastrectomy-1"/>
+    <w:p>
+      <w:pPr>
+        <w:pStyle w:val="Heading2"/>
+      </w:pPr>
+      <w:r>
+        <w:t xml:space="preserve">42 Partial Gastrectomy</w:t>
+      </w:r>
+    </w:p>
+    <w:p>
+      <w:pPr>
+        <w:pStyle w:val="FirstParagraph"/>
+      </w:pPr>
+      <w:r>
+        <w:t xml:space="preserve">Locally-advanced cancers are those that have grown through the wall of the stomach</w:t>
+      </w:r>
+    </w:p>
+    <w:bookmarkEnd w:id="50"/>
+    <w:bookmarkStart w:id="51" w:name="distal-gastrectomy"/>
+    <w:p>
+      <w:pPr>
+        <w:pStyle w:val="Heading2"/>
+      </w:pPr>
+      <w:r>
+        <w:t xml:space="preserve">43 Distal Gastrectomy</w:t>
+      </w:r>
+    </w:p>
+    <w:p>
+      <w:pPr>
+        <w:pStyle w:val="Compact"/>
+        <w:numPr>
+          <w:ilvl w:val="0"/>
+          <w:numId w:val="1038"/>
+        </w:numPr>
+      </w:pPr>
+      <w:r>
+        <w:t xml:space="preserve">Removes bottom half of the stomach</w:t>
+      </w:r>
+    </w:p>
+    <w:p>
+      <w:pPr>
+        <w:pStyle w:val="Compact"/>
+        <w:numPr>
+          <w:ilvl w:val="0"/>
+          <w:numId w:val="1038"/>
+        </w:numPr>
+      </w:pPr>
+      <w:r>
+        <w:t xml:space="preserve">Does lower lymph nodes</w:t>
+      </w:r>
+    </w:p>
+    <w:p>
+      <w:pPr>
+        <w:pStyle w:val="FirstParagraph"/>
+      </w:pPr>
+      <w:r>
+        <w:t xml:space="preserve">Locally-advanced cancers are those that have grown through the wall of the stomach</w:t>
+      </w:r>
+    </w:p>
+    <w:bookmarkEnd w:id="51"/>
+    <w:bookmarkStart w:id="52" w:name="distal-gastrectomy-1"/>
+    <w:p>
+      <w:pPr>
+        <w:pStyle w:val="Heading2"/>
+      </w:pPr>
+      <w:r>
+        <w:t xml:space="preserve">44 Distal Gastrectomy</w:t>
+      </w:r>
+    </w:p>
+    <w:p>
+      <w:pPr>
+        <w:pStyle w:val="FirstParagraph"/>
+      </w:pPr>
+      <w:r>
+        <w:t xml:space="preserve">Locally-advanced cancers are those that have grown through the wall of the stomach</w:t>
+      </w:r>
+    </w:p>
+    <w:bookmarkEnd w:id="52"/>
+    <w:bookmarkStart w:id="53" w:name="body-cancers"/>
+    <w:p>
+      <w:pPr>
+        <w:pStyle w:val="Heading2"/>
+      </w:pPr>
+      <w:r>
+        <w:t xml:space="preserve">45 Body Cancers</w:t>
+      </w:r>
+    </w:p>
+    <w:p>
+      <w:pPr>
+        <w:pStyle w:val="FirstParagraph"/>
+      </w:pPr>
+      <w:r>
+        <w:t xml:space="preserve">Some cancers are found in the body of the stomach</w:t>
+      </w:r>
+    </w:p>
+    <w:p>
+      <w:pPr>
+        <w:pStyle w:val="BodyText"/>
+      </w:pPr>
+      <w:r>
+        <w:br/>
+      </w:r>
+      <w:r>
+        <w:br/>
+      </w:r>
+      <w:r>
+        <w:t xml:space="preserve">Body is the mid-portion of the stomach</w:t>
+      </w:r>
+    </w:p>
+    <w:bookmarkEnd w:id="53"/>
+    <w:bookmarkStart w:id="54" w:name="subtotal-gastrectomy"/>
+    <w:p>
+      <w:pPr>
+        <w:pStyle w:val="Heading2"/>
+      </w:pPr>
+      <w:r>
+        <w:t xml:space="preserve">46 Subtotal Gastrectomy</w:t>
+      </w:r>
+    </w:p>
+    <w:p>
+      <w:pPr>
+        <w:pStyle w:val="Compact"/>
+        <w:numPr>
+          <w:ilvl w:val="0"/>
+          <w:numId w:val="1039"/>
+        </w:numPr>
+      </w:pPr>
+      <w:r>
+        <w:t xml:space="preserve">Removes bottom 2/3 of stomach</w:t>
+      </w:r>
+    </w:p>
+    <w:p>
+      <w:pPr>
+        <w:pStyle w:val="Compact"/>
+        <w:numPr>
+          <w:ilvl w:val="0"/>
+          <w:numId w:val="1039"/>
+        </w:numPr>
+      </w:pPr>
+      <w:r>
+        <w:t xml:space="preserve">Removes lymph nodes</w:t>
+      </w:r>
+    </w:p>
+    <w:p>
+      <w:pPr>
+        <w:pStyle w:val="Compact"/>
+        <w:numPr>
+          <w:ilvl w:val="0"/>
+          <w:numId w:val="1039"/>
+        </w:numPr>
+      </w:pPr>
+      <w:r>
+        <w:t xml:space="preserve">Reconstruction with small intestine</w:t>
+      </w:r>
+    </w:p>
+    <w:p>
+      <w:pPr>
+        <w:pStyle w:val="FirstParagraph"/>
+      </w:pPr>
+      <w:r>
+        <w:t xml:space="preserve">Locally-advanced cancers are those that have grown through the wall of the stomach</w:t>
+      </w:r>
+    </w:p>
+    <w:bookmarkEnd w:id="54"/>
+    <w:bookmarkStart w:id="55" w:name="subtotal-gastrectomy-1"/>
+    <w:p>
+      <w:pPr>
+        <w:pStyle w:val="Heading2"/>
+      </w:pPr>
+      <w:r>
+        <w:t xml:space="preserve">47 Subtotal Gastrectomy</w:t>
+      </w:r>
+    </w:p>
+    <w:p>
+      <w:pPr>
+        <w:pStyle w:val="FirstParagraph"/>
+      </w:pPr>
+      <w:r>
+        <w:t xml:space="preserve">Locally-advanced cancers are those that have grown through the wall of the stomach</w:t>
+      </w:r>
+    </w:p>
+    <w:bookmarkEnd w:id="55"/>
+    <w:bookmarkStart w:id="56" w:name="proximal-tumors"/>
+    <w:p>
+      <w:pPr>
+        <w:pStyle w:val="Heading2"/>
+      </w:pPr>
+      <w:r>
+        <w:t xml:space="preserve">48 Proximal Tumors</w:t>
+      </w:r>
+    </w:p>
+    <w:p>
+      <w:pPr>
+        <w:pStyle w:val="FirstParagraph"/>
+      </w:pPr>
+      <w:r>
+        <w:br/>
+      </w:r>
+    </w:p>
+    <w:p>
+      <w:pPr>
+        <w:pStyle w:val="Compact"/>
+        <w:numPr>
+          <w:ilvl w:val="0"/>
+          <w:numId w:val="1040"/>
+        </w:numPr>
+      </w:pPr>
+      <w:r>
+        <w:t xml:space="preserve">Located near the top of the stomach</w:t>
+      </w:r>
+    </w:p>
+    <w:p>
+      <w:pPr>
+        <w:pStyle w:val="Compact"/>
+        <w:numPr>
+          <w:ilvl w:val="0"/>
+          <w:numId w:val="1040"/>
+        </w:numPr>
+      </w:pPr>
+      <w:r>
+        <w:t xml:space="preserve">Challenging area for surgery</w:t>
+      </w:r>
+    </w:p>
+    <w:p>
+      <w:pPr>
+        <w:pStyle w:val="FirstParagraph"/>
+      </w:pPr>
+      <w:r>
+        <w:t xml:space="preserve">If the lymph nodes contain enough cancer cells, they can be seen on CT scans or PET scans</w:t>
+      </w:r>
+    </w:p>
     <w:bookmarkEnd w:id="56"/>
-    <w:bookmarkStart w:id="57" w:name="distal-cancers"/>
-    <w:p>
-      <w:pPr>
-        <w:pStyle w:val="Heading2"/>
-      </w:pPr>
-      <w:r>
-        <w:t xml:space="preserve">38 Distal Cancers</w:t>
-      </w:r>
-    </w:p>
-    <w:p>
-      <w:pPr>
-        <w:pStyle w:val="FirstParagraph"/>
-      </w:pPr>
-      <w:r>
-        <w:t xml:space="preserve">Distal cancers are those in the lower part of the stomach</w:t>
+    <w:bookmarkStart w:id="57" w:name="total-gastrectomy"/>
+    <w:p>
+      <w:pPr>
+        <w:pStyle w:val="Heading2"/>
+      </w:pPr>
+      <w:r>
+        <w:t xml:space="preserve">49 Total Gastrectomy</w:t>
+      </w:r>
+    </w:p>
+    <w:p>
+      <w:pPr>
+        <w:pStyle w:val="Compact"/>
+        <w:numPr>
+          <w:ilvl w:val="0"/>
+          <w:numId w:val="1041"/>
+        </w:numPr>
+      </w:pPr>
+      <w:r>
+        <w:t xml:space="preserve">Removes all of the stomach</w:t>
+      </w:r>
+    </w:p>
+    <w:p>
+      <w:pPr>
+        <w:pStyle w:val="Compact"/>
+        <w:numPr>
+          <w:ilvl w:val="0"/>
+          <w:numId w:val="1041"/>
+        </w:numPr>
+      </w:pPr>
+      <w:r>
+        <w:t xml:space="preserve">Reconstruction with small intestine</w:t>
+      </w:r>
+    </w:p>
+    <w:p>
+      <w:pPr>
+        <w:pStyle w:val="Compact"/>
+        <w:numPr>
+          <w:ilvl w:val="0"/>
+          <w:numId w:val="1041"/>
+        </w:numPr>
+      </w:pPr>
+      <w:r>
+        <w:t xml:space="preserve">Needed for those with CDH1 mutations</w:t>
+      </w:r>
+    </w:p>
+    <w:p>
+      <w:pPr>
+        <w:pStyle w:val="FirstParagraph"/>
+      </w:pPr>
+      <w:r>
+        <w:t xml:space="preserve">If the lymph nodes contain enough cancer cells, they can be seen on CT scans or PET scans</w:t>
+      </w:r>
+    </w:p>
+    <w:bookmarkEnd w:id="57"/>
+    <w:bookmarkStart w:id="58" w:name="total-gastrectomy-1"/>
+    <w:p>
+      <w:pPr>
+        <w:pStyle w:val="Heading2"/>
+      </w:pPr>
+      <w:r>
+        <w:t xml:space="preserve">50 Total Gastrectomy</w:t>
+      </w:r>
+    </w:p>
+    <w:p>
+      <w:pPr>
+        <w:pStyle w:val="FirstParagraph"/>
+      </w:pPr>
+      <w:r>
+        <w:t xml:space="preserve">If the lymph nodes contain enough cancer cells, they can be seen on CT scans or PET scans</w:t>
+      </w:r>
+    </w:p>
+    <w:bookmarkEnd w:id="58"/>
+    <w:bookmarkStart w:id="59" w:name="esophagogastrectomy"/>
+    <w:p>
+      <w:pPr>
+        <w:pStyle w:val="Heading2"/>
+      </w:pPr>
+      <w:r>
+        <w:t xml:space="preserve">51 Esophagogastrectomy</w:t>
+      </w:r>
+    </w:p>
+    <w:p>
+      <w:pPr>
+        <w:pStyle w:val="Compact"/>
+        <w:numPr>
+          <w:ilvl w:val="0"/>
+          <w:numId w:val="1042"/>
+        </w:numPr>
+      </w:pPr>
+      <w:r>
+        <w:t xml:space="preserve">Removes top part of stomach</w:t>
+      </w:r>
+    </w:p>
+    <w:p>
+      <w:pPr>
+        <w:pStyle w:val="Compact"/>
+        <w:numPr>
+          <w:ilvl w:val="0"/>
+          <w:numId w:val="1042"/>
+        </w:numPr>
+      </w:pPr>
+      <w:r>
+        <w:t xml:space="preserve">Remove bottom half of esophagus</w:t>
+      </w:r>
+    </w:p>
+    <w:p>
+      <w:pPr>
+        <w:pStyle w:val="Compact"/>
+        <w:numPr>
+          <w:ilvl w:val="0"/>
+          <w:numId w:val="1042"/>
+        </w:numPr>
+      </w:pPr>
+      <w:r>
+        <w:t xml:space="preserve">Surgery in both abdomen and chest</w:t>
+      </w:r>
+    </w:p>
+    <w:p>
+      <w:pPr>
+        <w:pStyle w:val="FirstParagraph"/>
+      </w:pPr>
+      <w:r>
+        <w:t xml:space="preserve">If the lymph nodes contain enough cancer cells, they can be seen on CT scans or PET scans</w:t>
+      </w:r>
+    </w:p>
+    <w:bookmarkEnd w:id="59"/>
+    <w:bookmarkStart w:id="60" w:name="esophagogastrectomy-1"/>
+    <w:p>
+      <w:pPr>
+        <w:pStyle w:val="Heading2"/>
+      </w:pPr>
+      <w:r>
+        <w:t xml:space="preserve">52 Esophagogastrectomy</w:t>
+      </w:r>
+    </w:p>
+    <w:p>
+      <w:pPr>
+        <w:pStyle w:val="FirstParagraph"/>
+      </w:pPr>
+      <w:r>
+        <w:br/>
+      </w:r>
+    </w:p>
+    <w:p>
+      <w:pPr>
+        <w:pStyle w:val="Compact"/>
+        <w:numPr>
+          <w:ilvl w:val="0"/>
+          <w:numId w:val="1043"/>
+        </w:numPr>
+      </w:pPr>
+      <w:r>
+        <w:t xml:space="preserve">Removes top part of stomach</w:t>
+      </w:r>
+    </w:p>
+    <w:p>
+      <w:pPr>
+        <w:pStyle w:val="Compact"/>
+        <w:numPr>
+          <w:ilvl w:val="0"/>
+          <w:numId w:val="1043"/>
+        </w:numPr>
+      </w:pPr>
+      <w:r>
+        <w:t xml:space="preserve">Remove bottom half of esophagus</w:t>
+      </w:r>
+    </w:p>
+    <w:p>
+      <w:pPr>
+        <w:pStyle w:val="Compact"/>
+        <w:numPr>
+          <w:ilvl w:val="0"/>
+          <w:numId w:val="1043"/>
+        </w:numPr>
+      </w:pPr>
+      <w:r>
+        <w:t xml:space="preserve">Surgery in both abdomen and chest</w:t>
+      </w:r>
+    </w:p>
+    <w:p>
+      <w:pPr>
+        <w:pStyle w:val="FirstParagraph"/>
+      </w:pPr>
+      <w:r>
+        <w:t xml:space="preserve">If the lymph nodes contain enough cancer cells, they can be seen on CT scans or PET scans</w:t>
+      </w:r>
+    </w:p>
+    <w:bookmarkEnd w:id="60"/>
+    <w:bookmarkStart w:id="61" w:name="esophagogastrectomy-2"/>
+    <w:p>
+      <w:pPr>
+        <w:pStyle w:val="Heading2"/>
+      </w:pPr>
+      <w:r>
+        <w:t xml:space="preserve">53 Esophagogastrectomy</w:t>
+      </w:r>
+    </w:p>
+    <w:p>
+      <w:pPr>
+        <w:pStyle w:val="FirstParagraph"/>
+      </w:pPr>
+      <w:r>
+        <w:br/>
+      </w:r>
+    </w:p>
+    <w:p>
+      <w:pPr>
+        <w:pStyle w:val="Compact"/>
+        <w:numPr>
+          <w:ilvl w:val="0"/>
+          <w:numId w:val="1044"/>
+        </w:numPr>
+      </w:pPr>
+      <w:r>
+        <w:t xml:space="preserve">Removes top part of stomach</w:t>
+      </w:r>
+    </w:p>
+    <w:p>
+      <w:pPr>
+        <w:pStyle w:val="Compact"/>
+        <w:numPr>
+          <w:ilvl w:val="0"/>
+          <w:numId w:val="1044"/>
+        </w:numPr>
+      </w:pPr>
+      <w:r>
+        <w:t xml:space="preserve">Remove bottom half of esophagus</w:t>
+      </w:r>
+    </w:p>
+    <w:p>
+      <w:pPr>
+        <w:pStyle w:val="Compact"/>
+        <w:numPr>
+          <w:ilvl w:val="0"/>
+          <w:numId w:val="1044"/>
+        </w:numPr>
+      </w:pPr>
+      <w:r>
+        <w:t xml:space="preserve">Surgery in both abdomen and chest</w:t>
+      </w:r>
+    </w:p>
+    <w:p>
+      <w:pPr>
+        <w:pStyle w:val="FirstParagraph"/>
+      </w:pPr>
+      <w:r>
+        <w:t xml:space="preserve">If the lymph nodes contain enough cancer cells, they can be seen on CT scans or PET scans</w:t>
+      </w:r>
+    </w:p>
+    <w:bookmarkEnd w:id="61"/>
+    <w:bookmarkStart w:id="62" w:name="dual-tract-gastrectomy"/>
+    <w:p>
+      <w:pPr>
+        <w:pStyle w:val="Heading2"/>
+      </w:pPr>
+      <w:r>
+        <w:t xml:space="preserve">54 Dual Tract Gastrectomy</w:t>
+      </w:r>
+    </w:p>
+    <w:p>
+      <w:pPr>
+        <w:pStyle w:val="FirstParagraph"/>
+      </w:pPr>
+      <w:r>
+        <w:br/>
+      </w:r>
+      <w:r>
+        <w:t xml:space="preserve">Alternative surgical approach for small tumors near the top of the stomach</w:t>
+      </w:r>
+    </w:p>
+    <w:p>
+      <w:pPr>
+        <w:pStyle w:val="Compact"/>
+        <w:numPr>
+          <w:ilvl w:val="0"/>
+          <w:numId w:val="1045"/>
+        </w:numPr>
+      </w:pPr>
+      <w:r>
+        <w:t xml:space="preserve">Preserves the bottom of the stomach as a reservoir</w:t>
+      </w:r>
+    </w:p>
+    <w:p>
+      <w:pPr>
+        <w:pStyle w:val="FirstParagraph"/>
+      </w:pPr>
+      <w:r>
+        <w:t xml:space="preserve">If the lymph nodes contain enough cancer cells, they can be seen on CT scans or PET scans</w:t>
+      </w:r>
+    </w:p>
+    <w:bookmarkEnd w:id="62"/>
+    <w:bookmarkStart w:id="63" w:name="dual-tract-gastrectomy-1"/>
+    <w:p>
+      <w:pPr>
+        <w:pStyle w:val="Heading2"/>
+      </w:pPr>
+      <w:r>
+        <w:t xml:space="preserve">55 Dual Tract Gastrectomy</w:t>
+      </w:r>
+    </w:p>
+    <w:p>
+      <w:pPr>
+        <w:pStyle w:val="FirstParagraph"/>
+      </w:pPr>
+      <w:r>
+        <w:t xml:space="preserve">If the lymph nodes contain enough cancer cells, they can be seen on CT scans or PET scans</w:t>
+      </w:r>
+    </w:p>
+    <w:bookmarkEnd w:id="63"/>
+    <w:bookmarkStart w:id="64" w:name="laparoscopy-2"/>
+    <w:p>
+      <w:pPr>
+        <w:pStyle w:val="Heading2"/>
+      </w:pPr>
+      <w:r>
+        <w:t xml:space="preserve">56 Laparoscopy</w:t>
+      </w:r>
+    </w:p>
+    <w:p>
+      <w:pPr>
+        <w:pStyle w:val="Compact"/>
+        <w:numPr>
+          <w:ilvl w:val="0"/>
+          <w:numId w:val="1046"/>
+        </w:numPr>
+      </w:pPr>
+      <w:r>
+        <w:t xml:space="preserve">Some stomach cancers can spread inside the abdomen</w:t>
+      </w:r>
+    </w:p>
+    <w:p>
+      <w:pPr>
+        <w:pStyle w:val="Compact"/>
+        <w:numPr>
+          <w:ilvl w:val="0"/>
+          <w:numId w:val="1046"/>
+        </w:numPr>
+      </w:pPr>
+      <w:r>
+        <w:t xml:space="preserve">Areas of spread can be very small (grain of rice)</w:t>
+      </w:r>
+    </w:p>
+    <w:p>
+      <w:pPr>
+        <w:pStyle w:val="Compact"/>
+        <w:numPr>
+          <w:ilvl w:val="0"/>
+          <w:numId w:val="1046"/>
+        </w:numPr>
+      </w:pPr>
+      <w:r>
+        <w:t xml:space="preserve">Laparoscopy can detect spread inside the abdomen</w:t>
+      </w:r>
+    </w:p>
+    <w:p>
+      <w:pPr>
+        <w:pStyle w:val="FirstParagraph"/>
+      </w:pPr>
+      <w:r>
+        <w:t xml:space="preserve">Not all patients with gastric cancer need a laparoscopy.</w:t>
+      </w:r>
+    </w:p>
+    <w:bookmarkEnd w:id="64"/>
+    <w:bookmarkStart w:id="65" w:name="laparoscopy-3"/>
+    <w:p>
+      <w:pPr>
+        <w:pStyle w:val="Heading2"/>
+      </w:pPr>
+      <w:r>
+        <w:t xml:space="preserve">57 Laparoscopy</w:t>
+      </w:r>
+    </w:p>
+    <w:p>
+      <w:pPr>
+        <w:pStyle w:val="Compact"/>
+        <w:numPr>
+          <w:ilvl w:val="0"/>
+          <w:numId w:val="1047"/>
+        </w:numPr>
+      </w:pPr>
+      <w:r>
+        <w:t xml:space="preserve">General anesthetic</w:t>
+      </w:r>
+    </w:p>
+    <w:p>
+      <w:pPr>
+        <w:pStyle w:val="Compact"/>
+        <w:numPr>
+          <w:ilvl w:val="0"/>
+          <w:numId w:val="1047"/>
+        </w:numPr>
+      </w:pPr>
+      <w:r>
+        <w:t xml:space="preserve">Several 1/4” incisions</w:t>
+      </w:r>
+    </w:p>
+    <w:p>
+      <w:pPr>
+        <w:pStyle w:val="Compact"/>
+        <w:numPr>
+          <w:ilvl w:val="0"/>
+          <w:numId w:val="1047"/>
+        </w:numPr>
+      </w:pPr>
+      <w:r>
+        <w:t xml:space="preserve">Telescope examines the abdomen</w:t>
+      </w:r>
+    </w:p>
+    <w:p>
+      <w:pPr>
+        <w:pStyle w:val="Compact"/>
+        <w:numPr>
+          <w:ilvl w:val="0"/>
+          <w:numId w:val="1047"/>
+        </w:numPr>
+      </w:pPr>
+      <w:r>
+        <w:t xml:space="preserve">Biopsies can be performed.</w:t>
+      </w:r>
+    </w:p>
+    <w:bookmarkEnd w:id="65"/>
+    <w:bookmarkStart w:id="66" w:name="risks-of-surgery"/>
+    <w:p>
+      <w:pPr>
+        <w:pStyle w:val="Heading2"/>
+      </w:pPr>
+      <w:r>
+        <w:t xml:space="preserve">58 Risks of Surgery</w:t>
+      </w:r>
+    </w:p>
+    <w:p>
+      <w:pPr>
+        <w:pStyle w:val="Compact"/>
+        <w:numPr>
+          <w:ilvl w:val="0"/>
+          <w:numId w:val="1048"/>
+        </w:numPr>
+      </w:pPr>
+      <w:r>
+        <w:t xml:space="preserve">Leak where bowel is joined together (anastomosis)</w:t>
+      </w:r>
+    </w:p>
+    <w:p>
+      <w:pPr>
+        <w:pStyle w:val="Compact"/>
+        <w:numPr>
+          <w:ilvl w:val="0"/>
+          <w:numId w:val="1048"/>
+        </w:numPr>
+      </w:pPr>
+      <w:r>
+        <w:t xml:space="preserve">Bleeding requiring reoperation</w:t>
+      </w:r>
+    </w:p>
+    <w:p>
+      <w:pPr>
+        <w:pStyle w:val="Compact"/>
+        <w:numPr>
+          <w:ilvl w:val="0"/>
+          <w:numId w:val="1048"/>
+        </w:numPr>
+      </w:pPr>
+      <w:r>
+        <w:t xml:space="preserve">Delayed stomach function</w:t>
+      </w:r>
+    </w:p>
+    <w:p>
+      <w:pPr>
+        <w:pStyle w:val="Compact"/>
+        <w:numPr>
+          <w:ilvl w:val="0"/>
+          <w:numId w:val="1048"/>
+        </w:numPr>
+      </w:pPr>
+      <w:r>
+        <w:t xml:space="preserve">Infection in the abdomen</w:t>
+      </w:r>
+    </w:p>
+    <w:bookmarkEnd w:id="66"/>
+    <w:bookmarkStart w:id="67" w:name="team-members---physicians"/>
+    <w:p>
+      <w:pPr>
+        <w:pStyle w:val="Heading2"/>
+      </w:pPr>
+      <w:r>
+        <w:t xml:space="preserve">59 Team Members - Physicians</w:t>
+      </w:r>
+    </w:p>
+    <w:p>
+      <w:pPr>
+        <w:pStyle w:val="FirstParagraph"/>
+      </w:pPr>
+      <w:r>
+        <w:t xml:space="preserve">Primary Care Provider</w:t>
       </w:r>
     </w:p>
     <w:p>
@@ -2529,195 +3503,7 @@
         <w:pStyle w:val="BodyText"/>
       </w:pPr>
       <w:r>
-        <w:br/>
-      </w:r>
-      <w:r>
-        <w:br/>
-      </w:r>
-      <w:r>
-        <w:t xml:space="preserve">Distal cancers are those in the lower part of the stomach</w:t>
-      </w:r>
-    </w:p>
-    <w:bookmarkEnd w:id="57"/>
-    <w:bookmarkStart w:id="58" w:name="partial-gastrectomy"/>
-    <w:p>
-      <w:pPr>
-        <w:pStyle w:val="Heading2"/>
-      </w:pPr>
-      <w:r>
-        <w:t xml:space="preserve">39 Partial Gastrectomy</w:t>
-      </w:r>
-    </w:p>
-    <w:p>
-      <w:pPr>
-        <w:pStyle w:val="FirstParagraph"/>
-      </w:pPr>
-      <w:r>
-        <w:br/>
-      </w:r>
-    </w:p>
-    <w:p>
-      <w:pPr>
-        <w:pStyle w:val="Compact"/>
-        <w:numPr>
-          <w:ilvl w:val="0"/>
-          <w:numId w:val="1034"/>
-        </w:numPr>
-      </w:pPr>
-      <w:r>
-        <w:t xml:space="preserve">Removes the tumor</w:t>
-      </w:r>
-    </w:p>
-    <w:p>
-      <w:pPr>
-        <w:pStyle w:val="Compact"/>
-        <w:numPr>
-          <w:ilvl w:val="0"/>
-          <w:numId w:val="1034"/>
-        </w:numPr>
-      </w:pPr>
-      <w:r>
-        <w:t xml:space="preserve">Lymph nodes not removed</w:t>
-      </w:r>
-    </w:p>
-    <w:p>
-      <w:pPr>
-        <w:pStyle w:val="Compact"/>
-        <w:numPr>
-          <w:ilvl w:val="0"/>
-          <w:numId w:val="1034"/>
-        </w:numPr>
-      </w:pPr>
-      <w:r>
-        <w:t xml:space="preserve">Best suited for:</w:t>
-      </w:r>
-    </w:p>
-    <w:p>
-      <w:pPr>
-        <w:pStyle w:val="Compact"/>
-        <w:numPr>
-          <w:ilvl w:val="1"/>
-          <w:numId w:val="1035"/>
-        </w:numPr>
-      </w:pPr>
-      <w:r>
-        <w:t xml:space="preserve">Small adenocarcinoma</w:t>
-      </w:r>
-    </w:p>
-    <w:p>
-      <w:pPr>
-        <w:pStyle w:val="Compact"/>
-        <w:numPr>
-          <w:ilvl w:val="1"/>
-          <w:numId w:val="1035"/>
-        </w:numPr>
-      </w:pPr>
-      <w:r>
-        <w:t xml:space="preserve">GI Stromal Tumors</w:t>
-      </w:r>
-    </w:p>
-    <w:p>
-      <w:pPr>
-        <w:pStyle w:val="FirstParagraph"/>
-      </w:pPr>
-      <w:r>
-        <w:t xml:space="preserve">Locally-advanced cancers are those that have grown through the wall of the stomach</w:t>
-      </w:r>
-    </w:p>
-    <w:bookmarkEnd w:id="58"/>
-    <w:bookmarkStart w:id="59" w:name="partial-gastrectomy-1"/>
-    <w:p>
-      <w:pPr>
-        <w:pStyle w:val="Heading2"/>
-      </w:pPr>
-      <w:r>
-        <w:t xml:space="preserve">40 Partial Gastrectomy</w:t>
-      </w:r>
-    </w:p>
-    <w:p>
-      <w:pPr>
-        <w:pStyle w:val="FirstParagraph"/>
-      </w:pPr>
-      <w:r>
-        <w:t xml:space="preserve">Locally-advanced cancers are those that have grown through the wall of the stomach</w:t>
-      </w:r>
-    </w:p>
-    <w:bookmarkEnd w:id="59"/>
-    <w:bookmarkStart w:id="60" w:name="distal-gastrectomy"/>
-    <w:p>
-      <w:pPr>
-        <w:pStyle w:val="Heading2"/>
-      </w:pPr>
-      <w:r>
-        <w:t xml:space="preserve">41 Distal Gastrectomy</w:t>
-      </w:r>
-    </w:p>
-    <w:p>
-      <w:pPr>
-        <w:pStyle w:val="Compact"/>
-        <w:numPr>
-          <w:ilvl w:val="0"/>
-          <w:numId w:val="1036"/>
-        </w:numPr>
-      </w:pPr>
-      <w:r>
-        <w:t xml:space="preserve">Removes bottom half of the stomach</w:t>
-      </w:r>
-    </w:p>
-    <w:p>
-      <w:pPr>
-        <w:pStyle w:val="Compact"/>
-        <w:numPr>
-          <w:ilvl w:val="0"/>
-          <w:numId w:val="1036"/>
-        </w:numPr>
-      </w:pPr>
-      <w:r>
-        <w:t xml:space="preserve">Does lower lymph nodes</w:t>
-      </w:r>
-    </w:p>
-    <w:p>
-      <w:pPr>
-        <w:pStyle w:val="FirstParagraph"/>
-      </w:pPr>
-      <w:r>
-        <w:t xml:space="preserve">Locally-advanced cancers are those that have grown through the wall of the stomach</w:t>
-      </w:r>
-    </w:p>
-    <w:bookmarkEnd w:id="60"/>
-    <w:bookmarkStart w:id="61" w:name="distal-gastrectomy-1"/>
-    <w:p>
-      <w:pPr>
-        <w:pStyle w:val="Heading2"/>
-      </w:pPr>
-      <w:r>
-        <w:t xml:space="preserve">42 Distal Gastrectomy</w:t>
-      </w:r>
-    </w:p>
-    <w:p>
-      <w:pPr>
-        <w:pStyle w:val="FirstParagraph"/>
-      </w:pPr>
-      <w:r>
-        <w:t xml:space="preserve">Locally-advanced cancers are those that have grown through the wall of the stomach</w:t>
-      </w:r>
-    </w:p>
-    <w:bookmarkEnd w:id="61"/>
-    <w:bookmarkStart w:id="62" w:name="body-cancers"/>
-    <w:p>
-      <w:pPr>
-        <w:pStyle w:val="Heading2"/>
-      </w:pPr>
-      <w:r>
-        <w:t xml:space="preserve">43 Body Cancers</w:t>
-      </w:r>
-    </w:p>
-    <w:p>
-      <w:pPr>
-        <w:pStyle w:val="FirstParagraph"/>
-      </w:pPr>
-      <w:r>
-        <w:t xml:space="preserve">Some cancers are found in the body of the stomach</w:t>
+        <w:t xml:space="preserve">Gastroenterologist</w:t>
       </w:r>
     </w:p>
     <w:p>
@@ -2725,761 +3511,120 @@
         <w:pStyle w:val="BodyText"/>
       </w:pPr>
       <w:r>
-        <w:br/>
-      </w:r>
-      <w:r>
-        <w:br/>
-      </w:r>
-      <w:r>
-        <w:t xml:space="preserve">Body is the mid-portion of the stomach</w:t>
-      </w:r>
-    </w:p>
-    <w:bookmarkEnd w:id="62"/>
-    <w:bookmarkStart w:id="63" w:name="subtotal-gastrectomy"/>
-    <w:p>
-      <w:pPr>
-        <w:pStyle w:val="Heading2"/>
-      </w:pPr>
-      <w:r>
-        <w:t xml:space="preserve">44 Subtotal Gastrectomy</w:t>
-      </w:r>
-    </w:p>
-    <w:p>
-      <w:pPr>
-        <w:pStyle w:val="Compact"/>
-        <w:numPr>
-          <w:ilvl w:val="0"/>
-          <w:numId w:val="1037"/>
-        </w:numPr>
-      </w:pPr>
-      <w:r>
-        <w:t xml:space="preserve">Removes bottom 2/3 of stomach</w:t>
-      </w:r>
-    </w:p>
-    <w:p>
-      <w:pPr>
-        <w:pStyle w:val="Compact"/>
-        <w:numPr>
-          <w:ilvl w:val="0"/>
-          <w:numId w:val="1037"/>
-        </w:numPr>
-      </w:pPr>
-      <w:r>
-        <w:t xml:space="preserve">Removes lymph nodes</w:t>
-      </w:r>
-    </w:p>
-    <w:p>
-      <w:pPr>
-        <w:pStyle w:val="Compact"/>
-        <w:numPr>
-          <w:ilvl w:val="0"/>
-          <w:numId w:val="1037"/>
-        </w:numPr>
-      </w:pPr>
-      <w:r>
-        <w:t xml:space="preserve">Reconstruction with small intestine</w:t>
-      </w:r>
-    </w:p>
-    <w:p>
-      <w:pPr>
-        <w:pStyle w:val="FirstParagraph"/>
-      </w:pPr>
-      <w:r>
-        <w:t xml:space="preserve">Locally-advanced cancers are those that have grown through the wall of the stomach</w:t>
-      </w:r>
-    </w:p>
-    <w:bookmarkEnd w:id="63"/>
-    <w:bookmarkStart w:id="64" w:name="subtotal-gastrectomy-1"/>
-    <w:p>
-      <w:pPr>
-        <w:pStyle w:val="Heading2"/>
-      </w:pPr>
-      <w:r>
-        <w:t xml:space="preserve">45 Subtotal Gastrectomy</w:t>
-      </w:r>
-    </w:p>
-    <w:p>
-      <w:pPr>
-        <w:pStyle w:val="FirstParagraph"/>
-      </w:pPr>
-      <w:r>
-        <w:t xml:space="preserve">Locally-advanced cancers are those that have grown through the wall of the stomach</w:t>
-      </w:r>
-    </w:p>
-    <w:bookmarkEnd w:id="64"/>
-    <w:bookmarkStart w:id="65" w:name="proximal-tumors"/>
-    <w:p>
-      <w:pPr>
-        <w:pStyle w:val="Heading2"/>
-      </w:pPr>
-      <w:r>
-        <w:t xml:space="preserve">46 Proximal Tumors</w:t>
-      </w:r>
-    </w:p>
-    <w:p>
-      <w:pPr>
-        <w:pStyle w:val="FirstParagraph"/>
-      </w:pPr>
-      <w:r>
-        <w:br/>
-      </w:r>
-    </w:p>
-    <w:p>
-      <w:pPr>
-        <w:pStyle w:val="Compact"/>
-        <w:numPr>
-          <w:ilvl w:val="0"/>
-          <w:numId w:val="1038"/>
-        </w:numPr>
-      </w:pPr>
-      <w:r>
-        <w:t xml:space="preserve">Located near the top of the stomach</w:t>
-      </w:r>
-    </w:p>
-    <w:p>
-      <w:pPr>
-        <w:pStyle w:val="Compact"/>
-        <w:numPr>
-          <w:ilvl w:val="0"/>
-          <w:numId w:val="1038"/>
-        </w:numPr>
-      </w:pPr>
-      <w:r>
-        <w:t xml:space="preserve">Challenging area for surgery</w:t>
-      </w:r>
-    </w:p>
-    <w:p>
-      <w:pPr>
-        <w:pStyle w:val="FirstParagraph"/>
-      </w:pPr>
-      <w:r>
-        <w:t xml:space="preserve">If the lymph nodes contain enough cancer cells, they can be seen on CT scans or PET scans</w:t>
-      </w:r>
-    </w:p>
-    <w:bookmarkEnd w:id="65"/>
-    <w:bookmarkStart w:id="66" w:name="total-gastrectomy"/>
-    <w:p>
-      <w:pPr>
-        <w:pStyle w:val="Heading2"/>
-      </w:pPr>
-      <w:r>
-        <w:t xml:space="preserve">47 Total Gastrectomy</w:t>
-      </w:r>
-    </w:p>
-    <w:p>
-      <w:pPr>
-        <w:pStyle w:val="Compact"/>
-        <w:numPr>
-          <w:ilvl w:val="0"/>
-          <w:numId w:val="1039"/>
-        </w:numPr>
-      </w:pPr>
-      <w:r>
-        <w:t xml:space="preserve">Removes all of the stomach</w:t>
-      </w:r>
-    </w:p>
-    <w:p>
-      <w:pPr>
-        <w:pStyle w:val="Compact"/>
-        <w:numPr>
-          <w:ilvl w:val="0"/>
-          <w:numId w:val="1039"/>
-        </w:numPr>
-      </w:pPr>
-      <w:r>
-        <w:t xml:space="preserve">Reconstruction with small intestine</w:t>
-      </w:r>
-    </w:p>
-    <w:p>
-      <w:pPr>
-        <w:pStyle w:val="Compact"/>
-        <w:numPr>
-          <w:ilvl w:val="0"/>
-          <w:numId w:val="1039"/>
-        </w:numPr>
-      </w:pPr>
-      <w:r>
-        <w:t xml:space="preserve">Needed for those with CDH1 mutations</w:t>
-      </w:r>
-    </w:p>
-    <w:p>
-      <w:pPr>
-        <w:pStyle w:val="FirstParagraph"/>
-      </w:pPr>
-      <w:r>
-        <w:t xml:space="preserve">If the lymph nodes contain enough cancer cells, they can be seen on CT scans or PET scans</w:t>
-      </w:r>
-    </w:p>
-    <w:bookmarkEnd w:id="66"/>
-    <w:bookmarkStart w:id="67" w:name="total-gastrectomy-1"/>
-    <w:p>
-      <w:pPr>
-        <w:pStyle w:val="Heading2"/>
-      </w:pPr>
-      <w:r>
-        <w:t xml:space="preserve">48 Total Gastrectomy</w:t>
-      </w:r>
-    </w:p>
-    <w:p>
-      <w:pPr>
-        <w:pStyle w:val="FirstParagraph"/>
-      </w:pPr>
-      <w:r>
-        <w:t xml:space="preserve">If the lymph nodes contain enough cancer cells, they can be seen on CT scans or PET scans</w:t>
+        <w:t xml:space="preserve">Medical Oncologist (chemotherapy)</w:t>
+      </w:r>
+    </w:p>
+    <w:p>
+      <w:pPr>
+        <w:pStyle w:val="BodyText"/>
+      </w:pPr>
+      <w:r>
+        <w:t xml:space="preserve">Radiation Oncologist (radiation)</w:t>
+      </w:r>
+    </w:p>
+    <w:p>
+      <w:pPr>
+        <w:pStyle w:val="BodyText"/>
+      </w:pPr>
+      <w:r>
+        <w:t xml:space="preserve">Surgeons</w:t>
+      </w:r>
+    </w:p>
+    <w:p>
+      <w:pPr>
+        <w:pStyle w:val="Compact"/>
+        <w:numPr>
+          <w:ilvl w:val="0"/>
+          <w:numId w:val="1049"/>
+        </w:numPr>
+      </w:pPr>
+      <w:r>
+        <w:t xml:space="preserve">Jonathan Salo MD</w:t>
+      </w:r>
+    </w:p>
+    <w:p>
+      <w:pPr>
+        <w:pStyle w:val="Compact"/>
+        <w:numPr>
+          <w:ilvl w:val="0"/>
+          <w:numId w:val="1049"/>
+        </w:numPr>
+      </w:pPr>
+      <w:r>
+        <w:t xml:space="preserve">Jeffrey Hagen MD</w:t>
+      </w:r>
+    </w:p>
+    <w:p>
+      <w:pPr>
+        <w:pStyle w:val="Compact"/>
+        <w:numPr>
+          <w:ilvl w:val="0"/>
+          <w:numId w:val="1049"/>
+        </w:numPr>
+      </w:pPr>
+      <w:r>
+        <w:t xml:space="preserve">Michael Roach MD</w:t>
       </w:r>
     </w:p>
     <w:bookmarkEnd w:id="67"/>
-    <w:bookmarkStart w:id="68" w:name="esophagogastrectomy"/>
-    <w:p>
-      <w:pPr>
-        <w:pStyle w:val="Heading2"/>
-      </w:pPr>
-      <w:r>
-        <w:t xml:space="preserve">49 Esophagogastrectomy</w:t>
-      </w:r>
-    </w:p>
-    <w:p>
-      <w:pPr>
-        <w:pStyle w:val="Compact"/>
-        <w:numPr>
-          <w:ilvl w:val="0"/>
-          <w:numId w:val="1040"/>
-        </w:numPr>
-      </w:pPr>
-      <w:r>
-        <w:t xml:space="preserve">Removes top part of stomach</w:t>
-      </w:r>
-    </w:p>
-    <w:p>
-      <w:pPr>
-        <w:pStyle w:val="Compact"/>
-        <w:numPr>
-          <w:ilvl w:val="0"/>
-          <w:numId w:val="1040"/>
-        </w:numPr>
-      </w:pPr>
-      <w:r>
-        <w:t xml:space="preserve">Remove bottom half of esophagus</w:t>
-      </w:r>
-    </w:p>
-    <w:p>
-      <w:pPr>
-        <w:pStyle w:val="Compact"/>
-        <w:numPr>
-          <w:ilvl w:val="0"/>
-          <w:numId w:val="1040"/>
-        </w:numPr>
-      </w:pPr>
-      <w:r>
-        <w:t xml:space="preserve">Surgery in both abdomen and chest</w:t>
-      </w:r>
-    </w:p>
-    <w:p>
-      <w:pPr>
-        <w:pStyle w:val="FirstParagraph"/>
-      </w:pPr>
-      <w:r>
-        <w:t xml:space="preserve">If the lymph nodes contain enough cancer cells, they can be seen on CT scans or PET scans</w:t>
+    <w:bookmarkStart w:id="68" w:name="team-members---support-staff"/>
+    <w:p>
+      <w:pPr>
+        <w:pStyle w:val="Heading2"/>
+      </w:pPr>
+      <w:r>
+        <w:t xml:space="preserve">60 Team Members - Support Staff</w:t>
+      </w:r>
+    </w:p>
+    <w:p>
+      <w:pPr>
+        <w:pStyle w:val="FirstParagraph"/>
+      </w:pPr>
+      <w:r>
+        <w:t xml:space="preserve">Dietitian - Liz Koch</w:t>
+      </w:r>
+    </w:p>
+    <w:p>
+      <w:pPr>
+        <w:pStyle w:val="BodyText"/>
+      </w:pPr>
+      <w:r>
+        <w:t xml:space="preserve">Nurses</w:t>
+      </w:r>
+    </w:p>
+    <w:p>
+      <w:pPr>
+        <w:pStyle w:val="Compact"/>
+        <w:numPr>
+          <w:ilvl w:val="0"/>
+          <w:numId w:val="1050"/>
+        </w:numPr>
+      </w:pPr>
+      <w:r>
+        <w:t xml:space="preserve">Matthew Carpenter RN</w:t>
+      </w:r>
+    </w:p>
+    <w:p>
+      <w:pPr>
+        <w:pStyle w:val="Compact"/>
+        <w:numPr>
+          <w:ilvl w:val="0"/>
+          <w:numId w:val="1050"/>
+        </w:numPr>
+      </w:pPr>
+      <w:r>
+        <w:t xml:space="preserve">Brandon Galloway LPN</w:t>
+      </w:r>
+    </w:p>
+    <w:p>
+      <w:pPr>
+        <w:pStyle w:val="FirstParagraph"/>
+      </w:pPr>
+      <w:r>
+        <w:t xml:space="preserve">Navigator - Laura Swift</w:t>
       </w:r>
     </w:p>
     <w:bookmarkEnd w:id="68"/>
-    <w:bookmarkStart w:id="69" w:name="esophagogastrectomy-1"/>
-    <w:p>
-      <w:pPr>
-        <w:pStyle w:val="Heading2"/>
-      </w:pPr>
-      <w:r>
-        <w:t xml:space="preserve">50 Esophagogastrectomy</w:t>
-      </w:r>
-    </w:p>
-    <w:p>
-      <w:pPr>
-        <w:pStyle w:val="FirstParagraph"/>
-      </w:pPr>
-      <w:r>
-        <w:br/>
-      </w:r>
-    </w:p>
-    <w:p>
-      <w:pPr>
-        <w:pStyle w:val="Compact"/>
-        <w:numPr>
-          <w:ilvl w:val="0"/>
-          <w:numId w:val="1041"/>
-        </w:numPr>
-      </w:pPr>
-      <w:r>
-        <w:t xml:space="preserve">Removes top part of stomach</w:t>
-      </w:r>
-    </w:p>
-    <w:p>
-      <w:pPr>
-        <w:pStyle w:val="Compact"/>
-        <w:numPr>
-          <w:ilvl w:val="0"/>
-          <w:numId w:val="1041"/>
-        </w:numPr>
-      </w:pPr>
-      <w:r>
-        <w:t xml:space="preserve">Remove bottom half of esophagus</w:t>
-      </w:r>
-    </w:p>
-    <w:p>
-      <w:pPr>
-        <w:pStyle w:val="Compact"/>
-        <w:numPr>
-          <w:ilvl w:val="0"/>
-          <w:numId w:val="1041"/>
-        </w:numPr>
-      </w:pPr>
-      <w:r>
-        <w:t xml:space="preserve">Surgery in both abdomen and chest</w:t>
-      </w:r>
-    </w:p>
-    <w:p>
-      <w:pPr>
-        <w:pStyle w:val="FirstParagraph"/>
-      </w:pPr>
-      <w:r>
-        <w:t xml:space="preserve">If the lymph nodes contain enough cancer cells, they can be seen on CT scans or PET scans</w:t>
-      </w:r>
-    </w:p>
-    <w:bookmarkEnd w:id="69"/>
-    <w:bookmarkStart w:id="70" w:name="esophagogastrectomy-2"/>
-    <w:p>
-      <w:pPr>
-        <w:pStyle w:val="Heading2"/>
-      </w:pPr>
-      <w:r>
-        <w:t xml:space="preserve">51 Esophagogastrectomy</w:t>
-      </w:r>
-    </w:p>
-    <w:p>
-      <w:pPr>
-        <w:pStyle w:val="FirstParagraph"/>
-      </w:pPr>
-      <w:r>
-        <w:br/>
-      </w:r>
-    </w:p>
-    <w:p>
-      <w:pPr>
-        <w:pStyle w:val="Compact"/>
-        <w:numPr>
-          <w:ilvl w:val="0"/>
-          <w:numId w:val="1042"/>
-        </w:numPr>
-      </w:pPr>
-      <w:r>
-        <w:t xml:space="preserve">Removes top part of stomach</w:t>
-      </w:r>
-    </w:p>
-    <w:p>
-      <w:pPr>
-        <w:pStyle w:val="Compact"/>
-        <w:numPr>
-          <w:ilvl w:val="0"/>
-          <w:numId w:val="1042"/>
-        </w:numPr>
-      </w:pPr>
-      <w:r>
-        <w:t xml:space="preserve">Remove bottom half of esophagus</w:t>
-      </w:r>
-    </w:p>
-    <w:p>
-      <w:pPr>
-        <w:pStyle w:val="Compact"/>
-        <w:numPr>
-          <w:ilvl w:val="0"/>
-          <w:numId w:val="1042"/>
-        </w:numPr>
-      </w:pPr>
-      <w:r>
-        <w:t xml:space="preserve">Surgery in both abdomen and chest</w:t>
-      </w:r>
-    </w:p>
-    <w:p>
-      <w:pPr>
-        <w:pStyle w:val="FirstParagraph"/>
-      </w:pPr>
-      <w:r>
-        <w:t xml:space="preserve">If the lymph nodes contain enough cancer cells, they can be seen on CT scans or PET scans</w:t>
-      </w:r>
-    </w:p>
-    <w:bookmarkEnd w:id="70"/>
-    <w:bookmarkStart w:id="71" w:name="dual-tract-gastrectomy"/>
-    <w:p>
-      <w:pPr>
-        <w:pStyle w:val="Heading2"/>
-      </w:pPr>
-      <w:r>
-        <w:t xml:space="preserve">52 Dual Tract Gastrectomy</w:t>
-      </w:r>
-    </w:p>
-    <w:p>
-      <w:pPr>
-        <w:pStyle w:val="FirstParagraph"/>
-      </w:pPr>
-      <w:r>
-        <w:br/>
-      </w:r>
-      <w:r>
-        <w:t xml:space="preserve">Alternative surgical approach for small tumors near the top of the stomach</w:t>
-      </w:r>
-    </w:p>
-    <w:p>
-      <w:pPr>
-        <w:pStyle w:val="Compact"/>
-        <w:numPr>
-          <w:ilvl w:val="0"/>
-          <w:numId w:val="1043"/>
-        </w:numPr>
-      </w:pPr>
-      <w:r>
-        <w:t xml:space="preserve">Preserves the bottom of the stomach as a reservoir</w:t>
-      </w:r>
-    </w:p>
-    <w:p>
-      <w:pPr>
-        <w:pStyle w:val="FirstParagraph"/>
-      </w:pPr>
-      <w:r>
-        <w:t xml:space="preserve">If the lymph nodes contain enough cancer cells, they can be seen on CT scans or PET scans</w:t>
-      </w:r>
-    </w:p>
-    <w:bookmarkEnd w:id="71"/>
-    <w:bookmarkStart w:id="72" w:name="dual-tract-gastrectomy-1"/>
-    <w:p>
-      <w:pPr>
-        <w:pStyle w:val="Heading2"/>
-      </w:pPr>
-      <w:r>
-        <w:t xml:space="preserve">53 Dual Tract Gastrectomy</w:t>
-      </w:r>
-    </w:p>
-    <w:p>
-      <w:pPr>
-        <w:pStyle w:val="FirstParagraph"/>
-      </w:pPr>
-      <w:r>
-        <w:t xml:space="preserve">If the lymph nodes contain enough cancer cells, they can be seen on CT scans or PET scans</w:t>
-      </w:r>
-    </w:p>
-    <w:bookmarkEnd w:id="72"/>
-    <w:bookmarkStart w:id="73" w:name="laparoscopy-2"/>
-    <w:p>
-      <w:pPr>
-        <w:pStyle w:val="Heading2"/>
-      </w:pPr>
-      <w:r>
-        <w:t xml:space="preserve">54 Laparoscopy</w:t>
-      </w:r>
-    </w:p>
-    <w:p>
-      <w:pPr>
-        <w:pStyle w:val="Compact"/>
-        <w:numPr>
-          <w:ilvl w:val="0"/>
-          <w:numId w:val="1044"/>
-        </w:numPr>
-      </w:pPr>
-      <w:r>
-        <w:t xml:space="preserve">Some stomach cancers can spread inside the abdomen</w:t>
-      </w:r>
-    </w:p>
-    <w:p>
-      <w:pPr>
-        <w:pStyle w:val="Compact"/>
-        <w:numPr>
-          <w:ilvl w:val="0"/>
-          <w:numId w:val="1044"/>
-        </w:numPr>
-      </w:pPr>
-      <w:r>
-        <w:t xml:space="preserve">Areas of spread can be very small (grain of rice)</w:t>
-      </w:r>
-    </w:p>
-    <w:p>
-      <w:pPr>
-        <w:pStyle w:val="Compact"/>
-        <w:numPr>
-          <w:ilvl w:val="0"/>
-          <w:numId w:val="1044"/>
-        </w:numPr>
-      </w:pPr>
-      <w:r>
-        <w:t xml:space="preserve">Laparoscopy can detect spread inside the abdomen</w:t>
-      </w:r>
-    </w:p>
-    <w:p>
-      <w:pPr>
-        <w:pStyle w:val="FirstParagraph"/>
-      </w:pPr>
-      <w:r>
-        <w:t xml:space="preserve">Not all patients with gastric cancer need a laparoscopy.</w:t>
-      </w:r>
-    </w:p>
-    <w:bookmarkEnd w:id="73"/>
-    <w:bookmarkStart w:id="74" w:name="laparoscopy-3"/>
-    <w:p>
-      <w:pPr>
-        <w:pStyle w:val="Heading2"/>
-      </w:pPr>
-      <w:r>
-        <w:t xml:space="preserve">55 Laparoscopy</w:t>
-      </w:r>
-    </w:p>
-    <w:p>
-      <w:pPr>
-        <w:pStyle w:val="Compact"/>
-        <w:numPr>
-          <w:ilvl w:val="0"/>
-          <w:numId w:val="1045"/>
-        </w:numPr>
-      </w:pPr>
-      <w:r>
-        <w:t xml:space="preserve">General anesthetic</w:t>
-      </w:r>
-    </w:p>
-    <w:p>
-      <w:pPr>
-        <w:pStyle w:val="Compact"/>
-        <w:numPr>
-          <w:ilvl w:val="0"/>
-          <w:numId w:val="1045"/>
-        </w:numPr>
-      </w:pPr>
-      <w:r>
-        <w:t xml:space="preserve">Several 1/4” incisions</w:t>
-      </w:r>
-    </w:p>
-    <w:p>
-      <w:pPr>
-        <w:pStyle w:val="Compact"/>
-        <w:numPr>
-          <w:ilvl w:val="0"/>
-          <w:numId w:val="1045"/>
-        </w:numPr>
-      </w:pPr>
-      <w:r>
-        <w:t xml:space="preserve">Telescope examines the abdomen</w:t>
-      </w:r>
-    </w:p>
-    <w:p>
-      <w:pPr>
-        <w:pStyle w:val="Compact"/>
-        <w:numPr>
-          <w:ilvl w:val="0"/>
-          <w:numId w:val="1045"/>
-        </w:numPr>
-      </w:pPr>
-      <w:r>
-        <w:t xml:space="preserve">Biopsies can be performed.</w:t>
-      </w:r>
-    </w:p>
-    <w:bookmarkEnd w:id="74"/>
-    <w:bookmarkStart w:id="75" w:name="risks-of-surgery"/>
-    <w:p>
-      <w:pPr>
-        <w:pStyle w:val="Heading2"/>
-      </w:pPr>
-      <w:r>
-        <w:t xml:space="preserve">56 Risks of Surgery</w:t>
-      </w:r>
-    </w:p>
-    <w:p>
-      <w:pPr>
-        <w:pStyle w:val="Compact"/>
-        <w:numPr>
-          <w:ilvl w:val="0"/>
-          <w:numId w:val="1046"/>
-        </w:numPr>
-      </w:pPr>
-      <w:r>
-        <w:t xml:space="preserve">Leak where bowel is joined together (anastomosis)</w:t>
-      </w:r>
-    </w:p>
-    <w:p>
-      <w:pPr>
-        <w:pStyle w:val="Compact"/>
-        <w:numPr>
-          <w:ilvl w:val="0"/>
-          <w:numId w:val="1046"/>
-        </w:numPr>
-      </w:pPr>
-      <w:r>
-        <w:t xml:space="preserve">Bleeding requiring reoperation</w:t>
-      </w:r>
-    </w:p>
-    <w:p>
-      <w:pPr>
-        <w:pStyle w:val="Compact"/>
-        <w:numPr>
-          <w:ilvl w:val="0"/>
-          <w:numId w:val="1046"/>
-        </w:numPr>
-      </w:pPr>
-      <w:r>
-        <w:t xml:space="preserve">Delayed stomach function</w:t>
-      </w:r>
-    </w:p>
-    <w:p>
-      <w:pPr>
-        <w:pStyle w:val="Compact"/>
-        <w:numPr>
-          <w:ilvl w:val="0"/>
-          <w:numId w:val="1046"/>
-        </w:numPr>
-      </w:pPr>
-      <w:r>
-        <w:t xml:space="preserve">Infection in the abdomen</w:t>
-      </w:r>
-    </w:p>
-    <w:bookmarkEnd w:id="75"/>
-    <w:bookmarkStart w:id="76" w:name="team-members---physicians"/>
-    <w:p>
-      <w:pPr>
-        <w:pStyle w:val="Heading2"/>
-      </w:pPr>
-      <w:r>
-        <w:t xml:space="preserve">57 Team Members - Physicians</w:t>
-      </w:r>
-    </w:p>
-    <w:p>
-      <w:pPr>
-        <w:pStyle w:val="FirstParagraph"/>
-      </w:pPr>
-      <w:r>
-        <w:t xml:space="preserve">Primary Care Provider</w:t>
-      </w:r>
-    </w:p>
-    <w:p>
-      <w:pPr>
-        <w:pStyle w:val="BodyText"/>
-      </w:pPr>
-      <w:r>
-        <w:t xml:space="preserve">Gastroenterologist</w:t>
-      </w:r>
-    </w:p>
-    <w:p>
-      <w:pPr>
-        <w:pStyle w:val="BodyText"/>
-      </w:pPr>
-      <w:r>
-        <w:t xml:space="preserve">Medical Oncologist (chemotherapy)</w:t>
-      </w:r>
-    </w:p>
-    <w:p>
-      <w:pPr>
-        <w:pStyle w:val="BodyText"/>
-      </w:pPr>
-      <w:r>
-        <w:t xml:space="preserve">Radiation Oncologist (radiation)</w:t>
-      </w:r>
-    </w:p>
-    <w:p>
-      <w:pPr>
-        <w:pStyle w:val="BodyText"/>
-      </w:pPr>
-      <w:r>
-        <w:t xml:space="preserve">Surgeons</w:t>
-      </w:r>
-    </w:p>
-    <w:p>
-      <w:pPr>
-        <w:pStyle w:val="Compact"/>
-        <w:numPr>
-          <w:ilvl w:val="0"/>
-          <w:numId w:val="1047"/>
-        </w:numPr>
-      </w:pPr>
-      <w:r>
-        <w:t xml:space="preserve">Jonathan Salo MD</w:t>
-      </w:r>
-    </w:p>
-    <w:p>
-      <w:pPr>
-        <w:pStyle w:val="Compact"/>
-        <w:numPr>
-          <w:ilvl w:val="0"/>
-          <w:numId w:val="1047"/>
-        </w:numPr>
-      </w:pPr>
-      <w:r>
-        <w:t xml:space="preserve">Jeffrey Hagen MD</w:t>
-      </w:r>
-    </w:p>
-    <w:p>
-      <w:pPr>
-        <w:pStyle w:val="Compact"/>
-        <w:numPr>
-          <w:ilvl w:val="0"/>
-          <w:numId w:val="1047"/>
-        </w:numPr>
-      </w:pPr>
-      <w:r>
-        <w:t xml:space="preserve">Michael Roach MD</w:t>
-      </w:r>
-    </w:p>
-    <w:bookmarkEnd w:id="76"/>
-    <w:bookmarkStart w:id="77" w:name="team-members---support-staff"/>
-    <w:p>
-      <w:pPr>
-        <w:pStyle w:val="Heading2"/>
-      </w:pPr>
-      <w:r>
-        <w:t xml:space="preserve">58 Team Members - Support Staff</w:t>
-      </w:r>
-    </w:p>
-    <w:p>
-      <w:pPr>
-        <w:pStyle w:val="FirstParagraph"/>
-      </w:pPr>
-      <w:r>
-        <w:t xml:space="preserve">Dietitian - Liz Koch</w:t>
-      </w:r>
-    </w:p>
-    <w:p>
-      <w:pPr>
-        <w:pStyle w:val="BodyText"/>
-      </w:pPr>
-      <w:r>
-        <w:t xml:space="preserve">Nurses</w:t>
-      </w:r>
-    </w:p>
-    <w:p>
-      <w:pPr>
-        <w:pStyle w:val="Compact"/>
-        <w:numPr>
-          <w:ilvl w:val="0"/>
-          <w:numId w:val="1048"/>
-        </w:numPr>
-      </w:pPr>
-      <w:r>
-        <w:t xml:space="preserve">Matthew Carpenter RN</w:t>
-      </w:r>
-    </w:p>
-    <w:p>
-      <w:pPr>
-        <w:pStyle w:val="Compact"/>
-        <w:numPr>
-          <w:ilvl w:val="0"/>
-          <w:numId w:val="1048"/>
-        </w:numPr>
-      </w:pPr>
-      <w:r>
-        <w:t xml:space="preserve">Brandon Galloway LPN</w:t>
-      </w:r>
-    </w:p>
-    <w:p>
-      <w:pPr>
-        <w:pStyle w:val="FirstParagraph"/>
-      </w:pPr>
-      <w:r>
-        <w:t xml:space="preserve">Navigator - Laura Swift</w:t>
-      </w:r>
-    </w:p>
-    <w:bookmarkEnd w:id="77"/>
     <w:sectPr>
       <w:footnotePr>
         <w:numRestart w:val="eachSect"/>
@@ -3840,6 +3985,12 @@
   <w:num w:numId="1048">
     <w:abstractNumId w:val="991"/>
   </w:num>
+  <w:num w:numId="1049">
+    <w:abstractNumId w:val="991"/>
+  </w:num>
+  <w:num w:numId="1050">
+    <w:abstractNumId w:val="991"/>
+  </w:num>
 </w:numbering>
 </file>
 
@@ -3848,10 +3999,10 @@
   <w:docDefaults>
     <w:rPrDefault>
       <w:rPr>
-        <w:rFonts w:asciiTheme="minorHAnsi" w:cstheme="minorBidi" w:eastAsiaTheme="minorHAnsi" w:hAnsiTheme="minorHAnsi"/>
+        <w:rFonts w:asciiTheme="minorHAnsi" w:cstheme="minorBidi" w:eastAsiaTheme="minorEastAsia" w:hAnsiTheme="minorHAnsi"/>
         <w:sz w:val="24"/>
         <w:szCs w:val="24"/>
-        <w:lang w:bidi="ar-SA" w:eastAsia="en-US" w:val="en-US"/>
+        <w:lang w:bidi="ar-SA" w:eastAsia="zh-CN" w:val="en-US"/>
       </w:rPr>
     </w:rPrDefault>
     <w:pPrDefault>
@@ -4392,13 +4543,6 @@
       </w:tblCellMar>
     </w:tblPr>
     <w:tblStylePr w:type="firstRow">
-      <w:tblPr>
-        <w:jc w:val="left"/>
-        <w:tblInd w:type="dxa" w:w="0"/>
-      </w:tblPr>
-      <w:trPr>
-        <w:jc w:val="left"/>
-      </w:trPr>
       <w:tcPr>
         <w:tcBorders>
           <w:bottom w:val="single"/>

--- a/lci_gastrict3.docx
+++ b/lci_gastrict3.docx
@@ -489,7 +489,7 @@
         <w:t xml:space="preserve"> </w:t>
       </w:r>
       <w:r>
-        <w:t xml:space="preserve">cancers have not spread to other parts of the body</w:t>
+        <w:t xml:space="preserve">cancers have not spread</w:t>
       </w:r>
     </w:p>
     <w:p>
@@ -511,17 +511,71 @@
         <w:t xml:space="preserve"> </w:t>
       </w:r>
       <w:r>
-        <w:t xml:space="preserve">cancers have spread lungs, liver, or bone</w:t>
+        <w:t xml:space="preserve">cancers have spread to lungs, liver, bone, or within the abdomen</w:t>
       </w:r>
     </w:p>
     <w:bookmarkEnd w:id="17"/>
-    <w:bookmarkStart w:id="18" w:name="pet-scan"/>
-    <w:p>
-      <w:pPr>
-        <w:pStyle w:val="Heading2"/>
-      </w:pPr>
-      <w:r>
-        <w:t xml:space="preserve">10 PET scan</w:t>
+    <w:bookmarkStart w:id="18" w:name="carcinomatosis-m1"/>
+    <w:p>
+      <w:pPr>
+        <w:pStyle w:val="Heading2"/>
+      </w:pPr>
+      <w:r>
+        <w:t xml:space="preserve">10 Carcinomatosis (M1)</w:t>
+      </w:r>
+    </w:p>
+    <w:p>
+      <w:pPr>
+        <w:pStyle w:val="FirstParagraph"/>
+      </w:pPr>
+      <w:r>
+        <w:t xml:space="preserve">Spread within the abdomen is</w:t>
+      </w:r>
+      <w:r>
+        <w:t xml:space="preserve"> </w:t>
+      </w:r>
+      <w:r>
+        <w:rPr>
+          <w:b/>
+          <w:bCs/>
+        </w:rPr>
+        <w:t xml:space="preserve">carcinomatosis</w:t>
+      </w:r>
+    </w:p>
+    <w:p>
+      <w:pPr>
+        <w:pStyle w:val="BodyText"/>
+      </w:pPr>
+      <w:r>
+        <w:t xml:space="preserve">Tumors can be very small (grain of rice)</w:t>
+      </w:r>
+    </w:p>
+    <w:p>
+      <w:pPr>
+        <w:pStyle w:val="BodyText"/>
+      </w:pPr>
+      <w:r>
+        <w:t xml:space="preserve">Fluid can also build up:</w:t>
+      </w:r>
+      <w:r>
+        <w:t xml:space="preserve"> </w:t>
+      </w:r>
+      <w:r>
+        <w:rPr>
+          <w:b/>
+          <w:bCs/>
+        </w:rPr>
+        <w:t xml:space="preserve">ascites</w:t>
+      </w:r>
+    </w:p>
+    <w:bookmarkEnd w:id="18"/>
+    <w:bookmarkStart w:id="19" w:name="pet-scan"/>
+    <w:p>
+      <w:pPr>
+        <w:pStyle w:val="Heading2"/>
+      </w:pPr>
+      <w:r>
+        <w:t xml:space="preserve">11 PET scan</w:t>
       </w:r>
     </w:p>
     <w:p>
@@ -590,14 +644,14 @@
         <w:t xml:space="preserve">In some cases, the PET scan is not performed until a CT scans b=has been done.</w:t>
       </w:r>
     </w:p>
-    <w:bookmarkEnd w:id="18"/>
-    <w:bookmarkStart w:id="19" w:name="pet-scan-preparation"/>
-    <w:p>
-      <w:pPr>
-        <w:pStyle w:val="Heading2"/>
-      </w:pPr>
-      <w:r>
-        <w:t xml:space="preserve">11 PET scan Preparation</w:t>
+    <w:bookmarkEnd w:id="19"/>
+    <w:bookmarkStart w:id="20" w:name="pet-scan-preparation"/>
+    <w:p>
+      <w:pPr>
+        <w:pStyle w:val="Heading2"/>
+      </w:pPr>
+      <w:r>
+        <w:t xml:space="preserve">12 PET scan Preparation</w:t>
       </w:r>
     </w:p>
     <w:p>
@@ -619,7 +673,7 @@
         </w:numPr>
       </w:pPr>
       <w:r>
-        <w:t xml:space="preserve">Eat a high-protein low-carbohydrate diet the day prior</w:t>
+        <w:t xml:space="preserve">High-protein low-carbohydrate diet the day prior</w:t>
       </w:r>
     </w:p>
     <w:p>
@@ -633,22 +687,39 @@
         <w:t xml:space="preserve">No strenous activity day prior to study</w:t>
       </w:r>
     </w:p>
-    <w:bookmarkEnd w:id="19"/>
-    <w:bookmarkStart w:id="20" w:name="pet-scan-prepration---diabetic-patients"/>
-    <w:p>
-      <w:pPr>
-        <w:pStyle w:val="Heading2"/>
-      </w:pPr>
-      <w:r>
-        <w:t xml:space="preserve">12 PET scan Prepration - Diabetic Patients</w:t>
-      </w:r>
-    </w:p>
-    <w:p>
-      <w:pPr>
-        <w:pStyle w:val="FirstParagraph"/>
-      </w:pPr>
-      <w:r>
-        <w:t xml:space="preserve">The PET scan uses a tracer which is a modified sugar molecule. For this reason, you will need to be careful about blood sugar and insulin before the study</w:t>
+    <w:bookmarkEnd w:id="20"/>
+    <w:bookmarkStart w:id="21" w:name="pet-scan-prepration---diabetic-patients"/>
+    <w:p>
+      <w:pPr>
+        <w:pStyle w:val="Heading2"/>
+      </w:pPr>
+      <w:r>
+        <w:t xml:space="preserve">13 PET scan Prepration - Diabetic Patients</w:t>
+      </w:r>
+    </w:p>
+    <w:p>
+      <w:pPr>
+        <w:pStyle w:val="FirstParagraph"/>
+      </w:pPr>
+      <w:r>
+        <w:t xml:space="preserve">PET scan uses a modified sugar as a tracer</w:t>
+      </w:r>
+      <w:r>
+        <w:t xml:space="preserve"> </w:t>
+      </w:r>
+      <m:oMath>
+        <m:r>
+          <m:rPr>
+            <m:sty m:val="p"/>
+          </m:rPr>
+          <m:t>⇒</m:t>
+        </m:r>
+      </m:oMath>
+      <w:r>
+        <w:t xml:space="preserve"> </w:t>
+      </w:r>
+      <w:r>
+        <w:t xml:space="preserve">you will need to be careful about blood sugar and insulin before the study</w:t>
       </w:r>
     </w:p>
     <w:p>
@@ -672,7 +743,7 @@
         </w:numPr>
       </w:pPr>
       <w:r>
-        <w:t xml:space="preserve">OK to take oral diabetes medications the day of the exam</w:t>
+        <w:t xml:space="preserve">OK to take diabetes pills the day of the exam</w:t>
       </w:r>
     </w:p>
     <w:p>
@@ -684,7 +755,7 @@
         </w:numPr>
       </w:pPr>
       <w:r>
-        <w:t xml:space="preserve">PET scans are generally best in the morning for diabetic patients</w:t>
+        <w:t xml:space="preserve">PET scans are generally best in the morning</w:t>
       </w:r>
     </w:p>
     <w:p>
@@ -699,24 +770,58 @@
         <w:t xml:space="preserve">Plan to eat a meal after the PET scan, with half the usual morning dose of insulin</w:t>
       </w:r>
     </w:p>
-    <w:p>
-      <w:pPr>
-        <w:pStyle w:val="Compact"/>
-        <w:numPr>
-          <w:ilvl w:val="0"/>
-          <w:numId w:val="1007"/>
-        </w:numPr>
-      </w:pPr>
-      <w:r>
-        <w:t xml:space="preserve">If PET is scheduled after 10M, eat a low-carbohydrate breakfast at least 4 hours before the study along with half the usual regular (short-acting insulin)</w:t>
-      </w:r>
-    </w:p>
-    <w:p>
-      <w:pPr>
-        <w:pStyle w:val="Compact"/>
-        <w:numPr>
-          <w:ilvl w:val="0"/>
-          <w:numId w:val="1007"/>
+    <w:bookmarkEnd w:id="21"/>
+    <w:bookmarkStart w:id="22" w:name="Xf350099f6d659e07cb2f27fc37620fedaa63615"/>
+    <w:p>
+      <w:pPr>
+        <w:pStyle w:val="Heading2"/>
+      </w:pPr>
+      <w:r>
+        <w:t xml:space="preserve">14 PET scan Prepration - Diabetic Patients</w:t>
+      </w:r>
+    </w:p>
+    <w:p>
+      <w:pPr>
+        <w:pStyle w:val="Compact"/>
+        <w:numPr>
+          <w:ilvl w:val="0"/>
+          <w:numId w:val="1008"/>
+        </w:numPr>
+      </w:pPr>
+      <w:r>
+        <w:t xml:space="preserve">If PET is scheduled after 10AM:</w:t>
+      </w:r>
+    </w:p>
+    <w:p>
+      <w:pPr>
+        <w:pStyle w:val="Compact"/>
+        <w:numPr>
+          <w:ilvl w:val="1"/>
+          <w:numId w:val="1009"/>
+        </w:numPr>
+      </w:pPr>
+      <w:r>
+        <w:t xml:space="preserve">low-carbohydrate breakfast at least 4 hours before</w:t>
+      </w:r>
+    </w:p>
+    <w:p>
+      <w:pPr>
+        <w:pStyle w:val="Compact"/>
+        <w:numPr>
+          <w:ilvl w:val="1"/>
+          <w:numId w:val="1009"/>
+        </w:numPr>
+      </w:pPr>
+      <w:r>
+        <w:t xml:space="preserve">half the usual regular (short-acting) insulin</w:t>
+      </w:r>
+    </w:p>
+    <w:p>
+      <w:pPr>
+        <w:pStyle w:val="Compact"/>
+        <w:numPr>
+          <w:ilvl w:val="0"/>
+          <w:numId w:val="1008"/>
         </w:numPr>
       </w:pPr>
       <w:r>
@@ -728,32 +833,32 @@
         <w:pStyle w:val="Compact"/>
         <w:numPr>
           <w:ilvl w:val="0"/>
-          <w:numId w:val="1007"/>
-        </w:numPr>
-      </w:pPr>
-      <w:r>
-        <w:t xml:space="preserve">If you use an insulin pump, turn it off 4 hours before the study (or turn it down to basal/nightime rate)</w:t>
-      </w:r>
-    </w:p>
-    <w:bookmarkEnd w:id="20"/>
-    <w:bookmarkStart w:id="21" w:name="endoscopic-ultrasound"/>
-    <w:p>
-      <w:pPr>
-        <w:pStyle w:val="Heading2"/>
-      </w:pPr>
-      <w:r>
-        <w:t xml:space="preserve">13 Endoscopic Ultrasound</w:t>
-      </w:r>
-    </w:p>
-    <w:p>
-      <w:pPr>
-        <w:pStyle w:val="Compact"/>
-        <w:numPr>
-          <w:ilvl w:val="0"/>
           <w:numId w:val="1008"/>
         </w:numPr>
       </w:pPr>
       <w:r>
+        <w:t xml:space="preserve">Insulin pump: turn it off 4 hours before the study (or turn it down to basal/night-time rate)</w:t>
+      </w:r>
+    </w:p>
+    <w:bookmarkEnd w:id="22"/>
+    <w:bookmarkStart w:id="23" w:name="endoscopic-ultrasound"/>
+    <w:p>
+      <w:pPr>
+        <w:pStyle w:val="Heading2"/>
+      </w:pPr>
+      <w:r>
+        <w:t xml:space="preserve">15 Endoscopic Ultrasound</w:t>
+      </w:r>
+    </w:p>
+    <w:p>
+      <w:pPr>
+        <w:pStyle w:val="Compact"/>
+        <w:numPr>
+          <w:ilvl w:val="0"/>
+          <w:numId w:val="1010"/>
+        </w:numPr>
+      </w:pPr>
+      <w:r>
         <w:t xml:space="preserve">Similar to upper endoscopy (EGD)</w:t>
       </w:r>
     </w:p>
@@ -762,7 +867,7 @@
         <w:pStyle w:val="Compact"/>
         <w:numPr>
           <w:ilvl w:val="0"/>
-          <w:numId w:val="1008"/>
+          <w:numId w:val="1010"/>
         </w:numPr>
       </w:pPr>
       <w:r>
@@ -774,7 +879,7 @@
         <w:pStyle w:val="Compact"/>
         <w:numPr>
           <w:ilvl w:val="0"/>
-          <w:numId w:val="1008"/>
+          <w:numId w:val="1010"/>
         </w:numPr>
       </w:pPr>
       <w:r>
@@ -789,22 +894,22 @@
         <w:t xml:space="preserve">Endoscopic ultrasound is most helpful in early stage cancers.</w:t>
       </w:r>
     </w:p>
-    <w:bookmarkEnd w:id="21"/>
-    <w:bookmarkStart w:id="22" w:name="laparoscopy"/>
-    <w:p>
-      <w:pPr>
-        <w:pStyle w:val="Heading2"/>
-      </w:pPr>
-      <w:r>
-        <w:t xml:space="preserve">14 Laparoscopy</w:t>
-      </w:r>
-    </w:p>
-    <w:p>
-      <w:pPr>
-        <w:pStyle w:val="Compact"/>
-        <w:numPr>
-          <w:ilvl w:val="0"/>
-          <w:numId w:val="1009"/>
+    <w:bookmarkEnd w:id="23"/>
+    <w:bookmarkStart w:id="24" w:name="laparoscopy"/>
+    <w:p>
+      <w:pPr>
+        <w:pStyle w:val="Heading2"/>
+      </w:pPr>
+      <w:r>
+        <w:t xml:space="preserve">16 Laparoscopy</w:t>
+      </w:r>
+    </w:p>
+    <w:p>
+      <w:pPr>
+        <w:pStyle w:val="Compact"/>
+        <w:numPr>
+          <w:ilvl w:val="0"/>
+          <w:numId w:val="1011"/>
         </w:numPr>
       </w:pPr>
       <w:r>
@@ -816,7 +921,7 @@
         <w:pStyle w:val="Compact"/>
         <w:numPr>
           <w:ilvl w:val="0"/>
-          <w:numId w:val="1009"/>
+          <w:numId w:val="1011"/>
         </w:numPr>
       </w:pPr>
       <w:r>
@@ -828,7 +933,7 @@
         <w:pStyle w:val="Compact"/>
         <w:numPr>
           <w:ilvl w:val="0"/>
-          <w:numId w:val="1009"/>
+          <w:numId w:val="1011"/>
         </w:numPr>
       </w:pPr>
       <w:r>
@@ -843,22 +948,22 @@
         <w:t xml:space="preserve">Not all patients with gastric cancer need a laparoscopy.</w:t>
       </w:r>
     </w:p>
-    <w:bookmarkEnd w:id="22"/>
-    <w:bookmarkStart w:id="23" w:name="laparoscopy-1"/>
-    <w:p>
-      <w:pPr>
-        <w:pStyle w:val="Heading2"/>
-      </w:pPr>
-      <w:r>
-        <w:t xml:space="preserve">15 Laparoscopy</w:t>
-      </w:r>
-    </w:p>
-    <w:p>
-      <w:pPr>
-        <w:pStyle w:val="Compact"/>
-        <w:numPr>
-          <w:ilvl w:val="0"/>
-          <w:numId w:val="1010"/>
+    <w:bookmarkEnd w:id="24"/>
+    <w:bookmarkStart w:id="25" w:name="laparoscopy-1"/>
+    <w:p>
+      <w:pPr>
+        <w:pStyle w:val="Heading2"/>
+      </w:pPr>
+      <w:r>
+        <w:t xml:space="preserve">17 Laparoscopy</w:t>
+      </w:r>
+    </w:p>
+    <w:p>
+      <w:pPr>
+        <w:pStyle w:val="Compact"/>
+        <w:numPr>
+          <w:ilvl w:val="0"/>
+          <w:numId w:val="1012"/>
         </w:numPr>
       </w:pPr>
       <w:r>
@@ -870,19 +975,19 @@
         <w:pStyle w:val="Compact"/>
         <w:numPr>
           <w:ilvl w:val="0"/>
-          <w:numId w:val="1010"/>
-        </w:numPr>
-      </w:pPr>
-      <w:r>
-        <w:t xml:space="preserve">Several 1/4” incisions</w:t>
-      </w:r>
-    </w:p>
-    <w:p>
-      <w:pPr>
-        <w:pStyle w:val="Compact"/>
-        <w:numPr>
-          <w:ilvl w:val="0"/>
-          <w:numId w:val="1010"/>
+          <w:numId w:val="1012"/>
+        </w:numPr>
+      </w:pPr>
+      <w:r>
+        <w:t xml:space="preserve">1/4” incisions</w:t>
+      </w:r>
+    </w:p>
+    <w:p>
+      <w:pPr>
+        <w:pStyle w:val="Compact"/>
+        <w:numPr>
+          <w:ilvl w:val="0"/>
+          <w:numId w:val="1012"/>
         </w:numPr>
       </w:pPr>
       <w:r>
@@ -894,21 +999,33 @@
         <w:pStyle w:val="Compact"/>
         <w:numPr>
           <w:ilvl w:val="0"/>
-          <w:numId w:val="1010"/>
-        </w:numPr>
-      </w:pPr>
-      <w:r>
-        <w:t xml:space="preserve">Biopsies can be performed.</w:t>
-      </w:r>
-    </w:p>
-    <w:bookmarkEnd w:id="23"/>
-    <w:bookmarkStart w:id="24" w:name="treatment-plan"/>
-    <w:p>
-      <w:pPr>
-        <w:pStyle w:val="Heading2"/>
-      </w:pPr>
-      <w:r>
-        <w:t xml:space="preserve">16 Treatment Plan</w:t>
+          <w:numId w:val="1012"/>
+        </w:numPr>
+      </w:pPr>
+      <w:r>
+        <w:t xml:space="preserve">Biopsies performed</w:t>
+      </w:r>
+    </w:p>
+    <w:p>
+      <w:pPr>
+        <w:pStyle w:val="Compact"/>
+        <w:numPr>
+          <w:ilvl w:val="0"/>
+          <w:numId w:val="1012"/>
+        </w:numPr>
+      </w:pPr>
+      <w:r>
+        <w:t xml:space="preserve">Fluid sampled</w:t>
+      </w:r>
+    </w:p>
+    <w:bookmarkEnd w:id="25"/>
+    <w:bookmarkStart w:id="26" w:name="treatment-plan"/>
+    <w:p>
+      <w:pPr>
+        <w:pStyle w:val="Heading2"/>
+      </w:pPr>
+      <w:r>
+        <w:t xml:space="preserve">18 Treatment Plan</w:t>
       </w:r>
     </w:p>
     <w:p>
@@ -979,7 +1096,7 @@
         <w:pStyle w:val="Compact"/>
         <w:numPr>
           <w:ilvl w:val="0"/>
-          <w:numId w:val="1011"/>
+          <w:numId w:val="1013"/>
         </w:numPr>
       </w:pPr>
       <w:r>
@@ -991,7 +1108,7 @@
         <w:pStyle w:val="Compact"/>
         <w:numPr>
           <w:ilvl w:val="0"/>
-          <w:numId w:val="1011"/>
+          <w:numId w:val="1013"/>
         </w:numPr>
       </w:pPr>
       <w:r>
@@ -1003,7 +1120,7 @@
         <w:pStyle w:val="Compact"/>
         <w:numPr>
           <w:ilvl w:val="0"/>
-          <w:numId w:val="1011"/>
+          <w:numId w:val="1013"/>
         </w:numPr>
       </w:pPr>
       <w:r>
@@ -1015,21 +1132,21 @@
         <w:pStyle w:val="Compact"/>
         <w:numPr>
           <w:ilvl w:val="0"/>
-          <w:numId w:val="1011"/>
+          <w:numId w:val="1013"/>
         </w:numPr>
       </w:pPr>
       <w:r>
         <w:t xml:space="preserve">Metastatic cancers are M1 and are treated primary by chemotherapy.</w:t>
       </w:r>
     </w:p>
-    <w:bookmarkEnd w:id="24"/>
-    <w:bookmarkStart w:id="25" w:name="locally-advanced-adenocarcinoma"/>
-    <w:p>
-      <w:pPr>
-        <w:pStyle w:val="Heading2"/>
-      </w:pPr>
-      <w:r>
-        <w:t xml:space="preserve">17 Locally-advanced Adenocarcinoma</w:t>
+    <w:bookmarkEnd w:id="26"/>
+    <w:bookmarkStart w:id="27" w:name="locally-advanced-adenocarcinoma"/>
+    <w:p>
+      <w:pPr>
+        <w:pStyle w:val="Heading2"/>
+      </w:pPr>
+      <w:r>
+        <w:t xml:space="preserve">19 Locally-advanced Adenocarcinoma</w:t>
       </w:r>
     </w:p>
     <w:p>
@@ -1101,7 +1218,7 @@
         <w:pStyle w:val="Compact"/>
         <w:numPr>
           <w:ilvl w:val="0"/>
-          <w:numId w:val="1012"/>
+          <w:numId w:val="1014"/>
         </w:numPr>
       </w:pPr>
       <w:r>
@@ -1113,21 +1230,21 @@
         <w:pStyle w:val="Compact"/>
         <w:numPr>
           <w:ilvl w:val="0"/>
-          <w:numId w:val="1013"/>
+          <w:numId w:val="1015"/>
         </w:numPr>
       </w:pPr>
       <w:r>
         <w:t xml:space="preserve">FOLFOX (better tolerated)</w:t>
       </w:r>
     </w:p>
-    <w:bookmarkEnd w:id="25"/>
-    <w:bookmarkStart w:id="26" w:name="sandwich-chemotherapy-drugs"/>
-    <w:p>
-      <w:pPr>
-        <w:pStyle w:val="Heading2"/>
-      </w:pPr>
-      <w:r>
-        <w:t xml:space="preserve">18</w:t>
+    <w:bookmarkEnd w:id="27"/>
+    <w:bookmarkStart w:id="28" w:name="sandwich-chemotherapy-drugs"/>
+    <w:p>
+      <w:pPr>
+        <w:pStyle w:val="Heading2"/>
+      </w:pPr>
+      <w:r>
+        <w:t xml:space="preserve">20</w:t>
       </w:r>
       <w:r>
         <w:t xml:space="preserve"> </w:t>
@@ -1159,7 +1276,7 @@
         <w:pStyle w:val="Compact"/>
         <w:numPr>
           <w:ilvl w:val="0"/>
-          <w:numId w:val="1014"/>
+          <w:numId w:val="1016"/>
         </w:numPr>
       </w:pPr>
       <w:r>
@@ -1171,7 +1288,7 @@
         <w:pStyle w:val="Compact"/>
         <w:numPr>
           <w:ilvl w:val="0"/>
-          <w:numId w:val="1014"/>
+          <w:numId w:val="1016"/>
         </w:numPr>
       </w:pPr>
       <w:r>
@@ -1183,7 +1300,7 @@
         <w:pStyle w:val="Compact"/>
         <w:numPr>
           <w:ilvl w:val="0"/>
-          <w:numId w:val="1014"/>
+          <w:numId w:val="1016"/>
         </w:numPr>
       </w:pPr>
       <w:r>
@@ -1195,7 +1312,7 @@
         <w:pStyle w:val="Compact"/>
         <w:numPr>
           <w:ilvl w:val="0"/>
-          <w:numId w:val="1014"/>
+          <w:numId w:val="1016"/>
         </w:numPr>
       </w:pPr>
       <w:r>
@@ -1219,7 +1336,7 @@
         <w:pStyle w:val="Compact"/>
         <w:numPr>
           <w:ilvl w:val="0"/>
-          <w:numId w:val="1015"/>
+          <w:numId w:val="1017"/>
         </w:numPr>
       </w:pPr>
       <w:r>
@@ -1231,7 +1348,7 @@
         <w:pStyle w:val="Compact"/>
         <w:numPr>
           <w:ilvl w:val="0"/>
-          <w:numId w:val="1015"/>
+          <w:numId w:val="1017"/>
         </w:numPr>
       </w:pPr>
       <w:r>
@@ -1243,29 +1360,29 @@
         <w:pStyle w:val="Compact"/>
         <w:numPr>
           <w:ilvl w:val="0"/>
-          <w:numId w:val="1015"/>
+          <w:numId w:val="1017"/>
         </w:numPr>
       </w:pPr>
       <w:r>
         <w:t xml:space="preserve">Oxaliplatin</w:t>
       </w:r>
     </w:p>
-    <w:bookmarkEnd w:id="26"/>
-    <w:bookmarkStart w:id="27" w:name="flot-treatment-plan"/>
-    <w:p>
-      <w:pPr>
-        <w:pStyle w:val="Heading2"/>
-      </w:pPr>
-      <w:r>
-        <w:t xml:space="preserve">19 FLOT Treatment Plan</w:t>
-      </w:r>
-    </w:p>
-    <w:p>
-      <w:pPr>
-        <w:pStyle w:val="Compact"/>
-        <w:numPr>
-          <w:ilvl w:val="0"/>
-          <w:numId w:val="1016"/>
+    <w:bookmarkEnd w:id="28"/>
+    <w:bookmarkStart w:id="29" w:name="flot-treatment-plan"/>
+    <w:p>
+      <w:pPr>
+        <w:pStyle w:val="Heading2"/>
+      </w:pPr>
+      <w:r>
+        <w:t xml:space="preserve">21 FLOT Treatment Plan</w:t>
+      </w:r>
+    </w:p>
+    <w:p>
+      <w:pPr>
+        <w:pStyle w:val="Compact"/>
+        <w:numPr>
+          <w:ilvl w:val="0"/>
+          <w:numId w:val="1018"/>
         </w:numPr>
       </w:pPr>
       <w:r>
@@ -1277,7 +1394,7 @@
         <w:pStyle w:val="Compact"/>
         <w:numPr>
           <w:ilvl w:val="0"/>
-          <w:numId w:val="1016"/>
+          <w:numId w:val="1018"/>
         </w:numPr>
       </w:pPr>
       <w:r>
@@ -1289,21 +1406,21 @@
         <w:pStyle w:val="Compact"/>
         <w:numPr>
           <w:ilvl w:val="0"/>
-          <w:numId w:val="1016"/>
+          <w:numId w:val="1018"/>
         </w:numPr>
       </w:pPr>
       <w:r>
         <w:t xml:space="preserve">FLOT Chemo every 2 weeks x 4 (=8 weeks total)</w:t>
       </w:r>
     </w:p>
-    <w:bookmarkEnd w:id="27"/>
-    <w:bookmarkStart w:id="28" w:name="durvalumab-immunotherapy"/>
-    <w:p>
-      <w:pPr>
-        <w:pStyle w:val="Heading2"/>
-      </w:pPr>
-      <w:r>
-        <w:t xml:space="preserve">20 Durvalumab Immunotherapy</w:t>
+    <w:bookmarkEnd w:id="29"/>
+    <w:bookmarkStart w:id="30" w:name="durvalumab-immunotherapy"/>
+    <w:p>
+      <w:pPr>
+        <w:pStyle w:val="Heading2"/>
+      </w:pPr>
+      <w:r>
+        <w:t xml:space="preserve">22 Durvalumab Immunotherapy</w:t>
       </w:r>
     </w:p>
     <w:p>
@@ -1330,14 +1447,14 @@
         <w:t xml:space="preserve">Durvalumab strengthens the immmune system to fight cancer</w:t>
       </w:r>
     </w:p>
-    <w:bookmarkEnd w:id="28"/>
-    <w:bookmarkStart w:id="29" w:name="matterhorn-trial"/>
-    <w:p>
-      <w:pPr>
-        <w:pStyle w:val="Heading2"/>
-      </w:pPr>
-      <w:r>
-        <w:t xml:space="preserve">21 Matterhorn Trial</w:t>
+    <w:bookmarkEnd w:id="30"/>
+    <w:bookmarkStart w:id="31" w:name="matterhorn-trial"/>
+    <w:p>
+      <w:pPr>
+        <w:pStyle w:val="Heading2"/>
+      </w:pPr>
+      <w:r>
+        <w:t xml:space="preserve">23 Matterhorn Trial</w:t>
       </w:r>
     </w:p>
     <w:p>
@@ -1452,14 +1569,14 @@
         <w:t xml:space="preserve">Treatment with durvalumab depends upon approval from insurance company</w:t>
       </w:r>
     </w:p>
-    <w:bookmarkEnd w:id="29"/>
-    <w:bookmarkStart w:id="30" w:name="flot-chemo-durvalumab"/>
-    <w:p>
-      <w:pPr>
-        <w:pStyle w:val="Heading2"/>
-      </w:pPr>
-      <w:r>
-        <w:t xml:space="preserve">22 FLOT Chemo ± Durvalumab</w:t>
+    <w:bookmarkEnd w:id="31"/>
+    <w:bookmarkStart w:id="32" w:name="flot-chemo-durvalumab"/>
+    <w:p>
+      <w:pPr>
+        <w:pStyle w:val="Heading2"/>
+      </w:pPr>
+      <w:r>
+        <w:t xml:space="preserve">24 FLOT Chemo ± Durvalumab</w:t>
       </w:r>
     </w:p>
     <w:p>
@@ -1479,7 +1596,7 @@
         <w:pStyle w:val="Compact"/>
         <w:numPr>
           <w:ilvl w:val="0"/>
-          <w:numId w:val="1017"/>
+          <w:numId w:val="1019"/>
         </w:numPr>
       </w:pPr>
       <w:r>
@@ -1491,7 +1608,7 @@
         <w:pStyle w:val="Compact"/>
         <w:numPr>
           <w:ilvl w:val="0"/>
-          <w:numId w:val="1017"/>
+          <w:numId w:val="1019"/>
         </w:numPr>
       </w:pPr>
       <w:r>
@@ -1503,7 +1620,7 @@
         <w:pStyle w:val="Compact"/>
         <w:numPr>
           <w:ilvl w:val="0"/>
-          <w:numId w:val="1017"/>
+          <w:numId w:val="1019"/>
         </w:numPr>
       </w:pPr>
       <w:r>
@@ -1527,7 +1644,7 @@
         <w:pStyle w:val="Compact"/>
         <w:numPr>
           <w:ilvl w:val="0"/>
-          <w:numId w:val="1018"/>
+          <w:numId w:val="1020"/>
         </w:numPr>
       </w:pPr>
       <w:r>
@@ -1539,7 +1656,7 @@
         <w:pStyle w:val="Compact"/>
         <w:numPr>
           <w:ilvl w:val="0"/>
-          <w:numId w:val="1018"/>
+          <w:numId w:val="1020"/>
         </w:numPr>
       </w:pPr>
       <w:r>
@@ -1551,7 +1668,7 @@
         <w:pStyle w:val="Compact"/>
         <w:numPr>
           <w:ilvl w:val="0"/>
-          <w:numId w:val="1018"/>
+          <w:numId w:val="1020"/>
         </w:numPr>
       </w:pPr>
       <w:r>
@@ -1563,21 +1680,21 @@
         <w:pStyle w:val="Compact"/>
         <w:numPr>
           <w:ilvl w:val="0"/>
-          <w:numId w:val="1018"/>
+          <w:numId w:val="1020"/>
         </w:numPr>
       </w:pPr>
       <w:r>
         <w:t xml:space="preserve">Durvalumab monthly x10</w:t>
       </w:r>
     </w:p>
-    <w:bookmarkEnd w:id="30"/>
-    <w:bookmarkStart w:id="31" w:name="X8933909d5c7fd60dbdc66cf7bb0fb17ff9c132d"/>
-    <w:p>
-      <w:pPr>
-        <w:pStyle w:val="Heading2"/>
-      </w:pPr>
-      <w:r>
-        <w:t xml:space="preserve">23 Tumor Biomarkers - Additional Pathology Tests</w:t>
+    <w:bookmarkEnd w:id="32"/>
+    <w:bookmarkStart w:id="33" w:name="X8933909d5c7fd60dbdc66cf7bb0fb17ff9c132d"/>
+    <w:p>
+      <w:pPr>
+        <w:pStyle w:val="Heading2"/>
+      </w:pPr>
+      <w:r>
+        <w:t xml:space="preserve">25 Tumor Biomarkers - Additional Pathology Tests</w:t>
       </w:r>
     </w:p>
     <w:p>
@@ -1593,7 +1710,7 @@
         <w:pStyle w:val="Compact"/>
         <w:numPr>
           <w:ilvl w:val="0"/>
-          <w:numId w:val="1019"/>
+          <w:numId w:val="1021"/>
         </w:numPr>
       </w:pPr>
       <w:r>
@@ -1622,7 +1739,7 @@
         <w:pStyle w:val="Compact"/>
         <w:numPr>
           <w:ilvl w:val="0"/>
-          <w:numId w:val="1019"/>
+          <w:numId w:val="1021"/>
         </w:numPr>
       </w:pPr>
       <w:r>
@@ -1651,7 +1768,7 @@
         <w:pStyle w:val="Compact"/>
         <w:numPr>
           <w:ilvl w:val="0"/>
-          <w:numId w:val="1019"/>
+          <w:numId w:val="1021"/>
         </w:numPr>
       </w:pPr>
       <w:r>
@@ -1691,14 +1808,14 @@
         <w:t xml:space="preserve">Your medical oncologist will review these with you</w:t>
       </w:r>
     </w:p>
-    <w:bookmarkEnd w:id="31"/>
-    <w:bookmarkStart w:id="32" w:name="chemotherapy-administration"/>
-    <w:p>
-      <w:pPr>
-        <w:pStyle w:val="Heading2"/>
-      </w:pPr>
-      <w:r>
-        <w:t xml:space="preserve">24 Chemotherapy Administration</w:t>
+    <w:bookmarkEnd w:id="33"/>
+    <w:bookmarkStart w:id="34" w:name="chemotherapy-administration"/>
+    <w:p>
+      <w:pPr>
+        <w:pStyle w:val="Heading2"/>
+      </w:pPr>
+      <w:r>
+        <w:t xml:space="preserve">26 Chemotherapy Administration</w:t>
       </w:r>
     </w:p>
     <w:p>
@@ -1722,7 +1839,7 @@
         <w:pStyle w:val="Compact"/>
         <w:numPr>
           <w:ilvl w:val="0"/>
-          <w:numId w:val="1020"/>
+          <w:numId w:val="1022"/>
         </w:numPr>
       </w:pPr>
       <w:r>
@@ -1734,7 +1851,7 @@
         <w:pStyle w:val="Compact"/>
         <w:numPr>
           <w:ilvl w:val="0"/>
-          <w:numId w:val="1020"/>
+          <w:numId w:val="1022"/>
         </w:numPr>
       </w:pPr>
       <w:r>
@@ -1746,21 +1863,21 @@
         <w:pStyle w:val="Compact"/>
         <w:numPr>
           <w:ilvl w:val="0"/>
-          <w:numId w:val="1020"/>
+          <w:numId w:val="1022"/>
         </w:numPr>
       </w:pPr>
       <w:r>
         <w:t xml:space="preserve">Central Venous port</w:t>
       </w:r>
     </w:p>
-    <w:bookmarkEnd w:id="32"/>
-    <w:bookmarkStart w:id="33" w:name="X24de4000c031f200c5dfe01452aa364022c5d0d"/>
-    <w:p>
-      <w:pPr>
-        <w:pStyle w:val="Heading2"/>
-      </w:pPr>
-      <w:r>
-        <w:t xml:space="preserve">25 Intravenous Catheter in Peripheral Vein (</w:t>
+    <w:bookmarkEnd w:id="34"/>
+    <w:bookmarkStart w:id="35" w:name="X24de4000c031f200c5dfe01452aa364022c5d0d"/>
+    <w:p>
+      <w:pPr>
+        <w:pStyle w:val="Heading2"/>
+      </w:pPr>
+      <w:r>
+        <w:t xml:space="preserve">27 Intravenous Catheter in Peripheral Vein (</w:t>
       </w:r>
       <w:r>
         <w:t xml:space="preserve">“IV”</w:t>
@@ -1774,7 +1891,7 @@
         <w:pStyle w:val="Compact"/>
         <w:numPr>
           <w:ilvl w:val="0"/>
-          <w:numId w:val="1021"/>
+          <w:numId w:val="1023"/>
         </w:numPr>
       </w:pPr>
       <w:r>
@@ -1786,7 +1903,7 @@
         <w:pStyle w:val="Compact"/>
         <w:numPr>
           <w:ilvl w:val="0"/>
-          <w:numId w:val="1021"/>
+          <w:numId w:val="1023"/>
         </w:numPr>
       </w:pPr>
       <w:r>
@@ -1798,7 +1915,7 @@
         <w:pStyle w:val="Compact"/>
         <w:numPr>
           <w:ilvl w:val="0"/>
-          <w:numId w:val="1021"/>
+          <w:numId w:val="1023"/>
         </w:numPr>
       </w:pPr>
       <w:r>
@@ -1810,7 +1927,7 @@
         <w:pStyle w:val="Compact"/>
         <w:numPr>
           <w:ilvl w:val="0"/>
-          <w:numId w:val="1021"/>
+          <w:numId w:val="1023"/>
         </w:numPr>
       </w:pPr>
       <w:r>
@@ -1822,7 +1939,7 @@
         <w:pStyle w:val="Compact"/>
         <w:numPr>
           <w:ilvl w:val="0"/>
-          <w:numId w:val="1021"/>
+          <w:numId w:val="1023"/>
         </w:numPr>
       </w:pPr>
       <w:r>
@@ -1853,22 +1970,22 @@
         <w:t xml:space="preserve">FLOT chemotherapy requires a home infusion pump, got which a peripheral IV won’t work</w:t>
       </w:r>
     </w:p>
-    <w:bookmarkEnd w:id="33"/>
-    <w:bookmarkStart w:id="34" w:name="central-venous-port"/>
-    <w:p>
-      <w:pPr>
-        <w:pStyle w:val="Heading2"/>
-      </w:pPr>
-      <w:r>
-        <w:t xml:space="preserve">26 Central Venous Port</w:t>
-      </w:r>
-    </w:p>
-    <w:p>
-      <w:pPr>
-        <w:pStyle w:val="Compact"/>
-        <w:numPr>
-          <w:ilvl w:val="0"/>
-          <w:numId w:val="1022"/>
+    <w:bookmarkEnd w:id="35"/>
+    <w:bookmarkStart w:id="36" w:name="central-venous-port"/>
+    <w:p>
+      <w:pPr>
+        <w:pStyle w:val="Heading2"/>
+      </w:pPr>
+      <w:r>
+        <w:t xml:space="preserve">28 Central Venous Port</w:t>
+      </w:r>
+    </w:p>
+    <w:p>
+      <w:pPr>
+        <w:pStyle w:val="Compact"/>
+        <w:numPr>
+          <w:ilvl w:val="0"/>
+          <w:numId w:val="1024"/>
         </w:numPr>
       </w:pPr>
       <w:r>
@@ -1880,7 +1997,7 @@
         <w:pStyle w:val="Compact"/>
         <w:numPr>
           <w:ilvl w:val="0"/>
-          <w:numId w:val="1022"/>
+          <w:numId w:val="1024"/>
         </w:numPr>
       </w:pPr>
       <w:r>
@@ -1892,7 +2009,7 @@
         <w:pStyle w:val="Compact"/>
         <w:numPr>
           <w:ilvl w:val="0"/>
-          <w:numId w:val="1022"/>
+          <w:numId w:val="1024"/>
         </w:numPr>
       </w:pPr>
       <w:r>
@@ -1904,7 +2021,7 @@
         <w:pStyle w:val="Compact"/>
         <w:numPr>
           <w:ilvl w:val="0"/>
-          <w:numId w:val="1022"/>
+          <w:numId w:val="1024"/>
         </w:numPr>
       </w:pPr>
       <w:r>
@@ -1916,7 +2033,7 @@
         <w:pStyle w:val="Compact"/>
         <w:numPr>
           <w:ilvl w:val="0"/>
-          <w:numId w:val="1022"/>
+          <w:numId w:val="1024"/>
         </w:numPr>
       </w:pPr>
       <w:r>
@@ -1963,22 +2080,22 @@
         <w:t xml:space="preserve">A port can be used for blood draws for blood tests as well.</w:t>
       </w:r>
     </w:p>
-    <w:bookmarkEnd w:id="34"/>
-    <w:bookmarkStart w:id="35" w:name="central-venous-port-1"/>
-    <w:p>
-      <w:pPr>
-        <w:pStyle w:val="Heading2"/>
-      </w:pPr>
-      <w:r>
-        <w:t xml:space="preserve">27 Central Venous Port</w:t>
-      </w:r>
-    </w:p>
-    <w:p>
-      <w:pPr>
-        <w:pStyle w:val="Compact"/>
-        <w:numPr>
-          <w:ilvl w:val="0"/>
-          <w:numId w:val="1023"/>
+    <w:bookmarkEnd w:id="36"/>
+    <w:bookmarkStart w:id="37" w:name="central-venous-port-1"/>
+    <w:p>
+      <w:pPr>
+        <w:pStyle w:val="Heading2"/>
+      </w:pPr>
+      <w:r>
+        <w:t xml:space="preserve">29 Central Venous Port</w:t>
+      </w:r>
+    </w:p>
+    <w:p>
+      <w:pPr>
+        <w:pStyle w:val="Compact"/>
+        <w:numPr>
+          <w:ilvl w:val="0"/>
+          <w:numId w:val="1025"/>
         </w:numPr>
       </w:pPr>
       <w:r>
@@ -1990,7 +2107,7 @@
         <w:pStyle w:val="Compact"/>
         <w:numPr>
           <w:ilvl w:val="0"/>
-          <w:numId w:val="1023"/>
+          <w:numId w:val="1025"/>
         </w:numPr>
       </w:pPr>
       <w:r>
@@ -2002,7 +2119,7 @@
         <w:pStyle w:val="Compact"/>
         <w:numPr>
           <w:ilvl w:val="0"/>
-          <w:numId w:val="1023"/>
+          <w:numId w:val="1025"/>
         </w:numPr>
       </w:pPr>
       <w:r>
@@ -2014,7 +2131,7 @@
         <w:pStyle w:val="Compact"/>
         <w:numPr>
           <w:ilvl w:val="0"/>
-          <w:numId w:val="1023"/>
+          <w:numId w:val="1025"/>
         </w:numPr>
       </w:pPr>
       <w:r>
@@ -2026,7 +2143,7 @@
         <w:pStyle w:val="Compact"/>
         <w:numPr>
           <w:ilvl w:val="0"/>
-          <w:numId w:val="1023"/>
+          <w:numId w:val="1025"/>
         </w:numPr>
       </w:pPr>
       <w:r>
@@ -2083,14 +2200,14 @@
         <w:t xml:space="preserve">covers the incisions and flakes off after a week or so</w:t>
       </w:r>
     </w:p>
-    <w:bookmarkEnd w:id="35"/>
-    <w:bookmarkStart w:id="36" w:name="central-venous-port-2"/>
-    <w:p>
-      <w:pPr>
-        <w:pStyle w:val="Heading2"/>
-      </w:pPr>
-      <w:r>
-        <w:t xml:space="preserve">28 Central Venous Port</w:t>
+    <w:bookmarkEnd w:id="37"/>
+    <w:bookmarkStart w:id="38" w:name="central-venous-port-2"/>
+    <w:p>
+      <w:pPr>
+        <w:pStyle w:val="Heading2"/>
+      </w:pPr>
+      <w:r>
+        <w:t xml:space="preserve">30 Central Venous Port</w:t>
       </w:r>
     </w:p>
     <w:p>
@@ -2109,14 +2226,14 @@
         <w:t xml:space="preserve">When it comes time for chemotherapy, the nurses can easily access the port with a needle that goes through the skin into the port, rather than placing an intravenous needle in a vein. The drugs can then be administered directly into the bloodstream. If blood needs to be drawn for tests, this can also be done through the port.</w:t>
       </w:r>
     </w:p>
-    <w:bookmarkEnd w:id="36"/>
-    <w:bookmarkStart w:id="37" w:name="restaging"/>
-    <w:p>
-      <w:pPr>
-        <w:pStyle w:val="Heading2"/>
-      </w:pPr>
-      <w:r>
-        <w:t xml:space="preserve">29 Restaging</w:t>
+    <w:bookmarkEnd w:id="38"/>
+    <w:bookmarkStart w:id="39" w:name="restaging"/>
+    <w:p>
+      <w:pPr>
+        <w:pStyle w:val="Heading2"/>
+      </w:pPr>
+      <w:r>
+        <w:t xml:space="preserve">31 Restaging</w:t>
       </w:r>
     </w:p>
     <w:p>
@@ -2140,7 +2257,7 @@
         <w:pStyle w:val="Compact"/>
         <w:numPr>
           <w:ilvl w:val="0"/>
-          <w:numId w:val="1024"/>
+          <w:numId w:val="1026"/>
         </w:numPr>
       </w:pPr>
       <w:r>
@@ -2152,21 +2269,21 @@
         <w:pStyle w:val="Compact"/>
         <w:numPr>
           <w:ilvl w:val="0"/>
-          <w:numId w:val="1024"/>
+          <w:numId w:val="1026"/>
         </w:numPr>
       </w:pPr>
       <w:r>
         <w:t xml:space="preserve">Timing depends upon recovery from therapy</w:t>
       </w:r>
     </w:p>
-    <w:bookmarkEnd w:id="37"/>
-    <w:bookmarkStart w:id="38" w:name="primary-care-practitioner-pcp"/>
-    <w:p>
-      <w:pPr>
-        <w:pStyle w:val="Heading2"/>
-      </w:pPr>
-      <w:r>
-        <w:t xml:space="preserve">30 Primary Care Practitioner (PCP)</w:t>
+    <w:bookmarkEnd w:id="39"/>
+    <w:bookmarkStart w:id="40" w:name="primary-care-practitioner-pcp"/>
+    <w:p>
+      <w:pPr>
+        <w:pStyle w:val="Heading2"/>
+      </w:pPr>
+      <w:r>
+        <w:t xml:space="preserve">32 Primary Care Practitioner (PCP)</w:t>
       </w:r>
     </w:p>
     <w:p>
@@ -2193,22 +2310,22 @@
         <w:t xml:space="preserve">PCP Referral Line (844) 235-6998</w:t>
       </w:r>
     </w:p>
-    <w:bookmarkEnd w:id="38"/>
-    <w:bookmarkStart w:id="39" w:name="my-atrium-patient-portal"/>
-    <w:p>
-      <w:pPr>
-        <w:pStyle w:val="Heading2"/>
-      </w:pPr>
-      <w:r>
-        <w:t xml:space="preserve">31 My Atrium Patient Portal</w:t>
-      </w:r>
-    </w:p>
-    <w:p>
-      <w:pPr>
-        <w:pStyle w:val="Compact"/>
-        <w:numPr>
-          <w:ilvl w:val="0"/>
-          <w:numId w:val="1025"/>
+    <w:bookmarkEnd w:id="40"/>
+    <w:bookmarkStart w:id="41" w:name="my-atrium-patient-portal"/>
+    <w:p>
+      <w:pPr>
+        <w:pStyle w:val="Heading2"/>
+      </w:pPr>
+      <w:r>
+        <w:t xml:space="preserve">33 My Atrium Patient Portal</w:t>
+      </w:r>
+    </w:p>
+    <w:p>
+      <w:pPr>
+        <w:pStyle w:val="Compact"/>
+        <w:numPr>
+          <w:ilvl w:val="0"/>
+          <w:numId w:val="1027"/>
         </w:numPr>
       </w:pPr>
       <w:r>
@@ -2220,7 +2337,7 @@
         <w:pStyle w:val="Compact"/>
         <w:numPr>
           <w:ilvl w:val="0"/>
-          <w:numId w:val="1025"/>
+          <w:numId w:val="1027"/>
         </w:numPr>
       </w:pPr>
       <w:r>
@@ -2232,29 +2349,29 @@
         <w:pStyle w:val="Compact"/>
         <w:numPr>
           <w:ilvl w:val="0"/>
-          <w:numId w:val="1025"/>
+          <w:numId w:val="1027"/>
         </w:numPr>
       </w:pPr>
       <w:r>
         <w:t xml:space="preserve">Sign up at my.atriumhealth.org</w:t>
       </w:r>
     </w:p>
-    <w:bookmarkEnd w:id="39"/>
-    <w:bookmarkStart w:id="40" w:name="exercise"/>
-    <w:p>
-      <w:pPr>
-        <w:pStyle w:val="Heading2"/>
-      </w:pPr>
-      <w:r>
-        <w:t xml:space="preserve">32 Exercise</w:t>
-      </w:r>
-    </w:p>
-    <w:p>
-      <w:pPr>
-        <w:pStyle w:val="Compact"/>
-        <w:numPr>
-          <w:ilvl w:val="0"/>
-          <w:numId w:val="1026"/>
+    <w:bookmarkEnd w:id="41"/>
+    <w:bookmarkStart w:id="42" w:name="exercise"/>
+    <w:p>
+      <w:pPr>
+        <w:pStyle w:val="Heading2"/>
+      </w:pPr>
+      <w:r>
+        <w:t xml:space="preserve">34 Exercise</w:t>
+      </w:r>
+    </w:p>
+    <w:p>
+      <w:pPr>
+        <w:pStyle w:val="Compact"/>
+        <w:numPr>
+          <w:ilvl w:val="0"/>
+          <w:numId w:val="1028"/>
         </w:numPr>
       </w:pPr>
       <w:r>
@@ -2266,69 +2383,11 @@
         <w:pStyle w:val="Compact"/>
         <w:numPr>
           <w:ilvl w:val="0"/>
-          <w:numId w:val="1026"/>
+          <w:numId w:val="1028"/>
         </w:numPr>
       </w:pPr>
       <w:r>
         <w:t xml:space="preserve">Goal is 30min/day of vigorous exercise 6 days/wk</w:t>
-      </w:r>
-    </w:p>
-    <w:p>
-      <w:pPr>
-        <w:pStyle w:val="Compact"/>
-        <w:numPr>
-          <w:ilvl w:val="1"/>
-          <w:numId w:val="1027"/>
-        </w:numPr>
-      </w:pPr>
-      <w:r>
-        <w:t xml:space="preserve">Working hard enough that you can’t converse</w:t>
-      </w:r>
-    </w:p>
-    <w:p>
-      <w:pPr>
-        <w:pStyle w:val="Compact"/>
-        <w:numPr>
-          <w:ilvl w:val="1"/>
-          <w:numId w:val="1027"/>
-        </w:numPr>
-      </w:pPr>
-      <w:r>
-        <w:t xml:space="preserve">Start slowly and build up</w:t>
-      </w:r>
-    </w:p>
-    <w:p>
-      <w:pPr>
-        <w:pStyle w:val="Compact"/>
-        <w:numPr>
-          <w:ilvl w:val="1"/>
-          <w:numId w:val="1027"/>
-        </w:numPr>
-      </w:pPr>
-      <w:r>
-        <w:t xml:space="preserve">Every day counts! (Aim for daily activity)</w:t>
-      </w:r>
-    </w:p>
-    <w:bookmarkEnd w:id="40"/>
-    <w:bookmarkStart w:id="41" w:name="smoking-cessation"/>
-    <w:p>
-      <w:pPr>
-        <w:pStyle w:val="Heading2"/>
-      </w:pPr>
-      <w:r>
-        <w:t xml:space="preserve">33 Smoking Cessation</w:t>
-      </w:r>
-    </w:p>
-    <w:p>
-      <w:pPr>
-        <w:pStyle w:val="Compact"/>
-        <w:numPr>
-          <w:ilvl w:val="0"/>
-          <w:numId w:val="1028"/>
-        </w:numPr>
-      </w:pPr>
-      <w:r>
-        <w:t xml:space="preserve">Smoking makes cancer treatment more difficult</w:t>
       </w:r>
     </w:p>
     <w:p>
@@ -2340,6 +2399,64 @@
         </w:numPr>
       </w:pPr>
       <w:r>
+        <w:t xml:space="preserve">Working hard enough that you can’t converse</w:t>
+      </w:r>
+    </w:p>
+    <w:p>
+      <w:pPr>
+        <w:pStyle w:val="Compact"/>
+        <w:numPr>
+          <w:ilvl w:val="1"/>
+          <w:numId w:val="1029"/>
+        </w:numPr>
+      </w:pPr>
+      <w:r>
+        <w:t xml:space="preserve">Start slowly and build up</w:t>
+      </w:r>
+    </w:p>
+    <w:p>
+      <w:pPr>
+        <w:pStyle w:val="Compact"/>
+        <w:numPr>
+          <w:ilvl w:val="1"/>
+          <w:numId w:val="1029"/>
+        </w:numPr>
+      </w:pPr>
+      <w:r>
+        <w:t xml:space="preserve">Every day counts! (Aim for daily activity)</w:t>
+      </w:r>
+    </w:p>
+    <w:bookmarkEnd w:id="42"/>
+    <w:bookmarkStart w:id="43" w:name="smoking-cessation"/>
+    <w:p>
+      <w:pPr>
+        <w:pStyle w:val="Heading2"/>
+      </w:pPr>
+      <w:r>
+        <w:t xml:space="preserve">35 Smoking Cessation</w:t>
+      </w:r>
+    </w:p>
+    <w:p>
+      <w:pPr>
+        <w:pStyle w:val="Compact"/>
+        <w:numPr>
+          <w:ilvl w:val="0"/>
+          <w:numId w:val="1030"/>
+        </w:numPr>
+      </w:pPr>
+      <w:r>
+        <w:t xml:space="preserve">Smoking makes cancer treatment more difficult</w:t>
+      </w:r>
+    </w:p>
+    <w:p>
+      <w:pPr>
+        <w:pStyle w:val="Compact"/>
+        <w:numPr>
+          <w:ilvl w:val="1"/>
+          <w:numId w:val="1031"/>
+        </w:numPr>
+      </w:pPr>
+      <w:r>
         <w:t xml:space="preserve">Increases risk of complications after surgery</w:t>
       </w:r>
     </w:p>
@@ -2348,89 +2465,11 @@
         <w:pStyle w:val="Compact"/>
         <w:numPr>
           <w:ilvl w:val="0"/>
-          <w:numId w:val="1028"/>
+          <w:numId w:val="1030"/>
         </w:numPr>
       </w:pPr>
       <w:r>
         <w:t xml:space="preserve">Options for help with smoking cessation:</w:t>
-      </w:r>
-    </w:p>
-    <w:p>
-      <w:pPr>
-        <w:pStyle w:val="Compact"/>
-        <w:numPr>
-          <w:ilvl w:val="1"/>
-          <w:numId w:val="1030"/>
-        </w:numPr>
-      </w:pPr>
-      <w:r>
-        <w:t xml:space="preserve">NC Quit Line 1-800-QUIT-NOW (1-800-784-8669)</w:t>
-      </w:r>
-    </w:p>
-    <w:p>
-      <w:pPr>
-        <w:pStyle w:val="Compact"/>
-        <w:numPr>
-          <w:ilvl w:val="1"/>
-          <w:numId w:val="1030"/>
-        </w:numPr>
-      </w:pPr>
-      <w:r>
-        <w:t xml:space="preserve">American Lung Assn www.freedomfromsmoking.org</w:t>
-      </w:r>
-    </w:p>
-    <w:p>
-      <w:pPr>
-        <w:pStyle w:val="Compact"/>
-        <w:numPr>
-          <w:ilvl w:val="1"/>
-          <w:numId w:val="1030"/>
-        </w:numPr>
-      </w:pPr>
-      <w:r>
-        <w:t xml:space="preserve">Smoking Cessation Counseling (Metro Charlotte)</w:t>
-      </w:r>
-    </w:p>
-    <w:bookmarkEnd w:id="41"/>
-    <w:bookmarkStart w:id="42" w:name="protein-needs"/>
-    <w:p>
-      <w:pPr>
-        <w:pStyle w:val="Heading2"/>
-      </w:pPr>
-      <w:r>
-        <w:t xml:space="preserve">34 Protein Needs</w:t>
-      </w:r>
-    </w:p>
-    <w:bookmarkEnd w:id="42"/>
-    <w:bookmarkStart w:id="43" w:name="jejunostomy-tube"/>
-    <w:p>
-      <w:pPr>
-        <w:pStyle w:val="Heading2"/>
-      </w:pPr>
-      <w:r>
-        <w:t xml:space="preserve">35 Jejunostomy Tube</w:t>
-      </w:r>
-    </w:p>
-    <w:bookmarkEnd w:id="43"/>
-    <w:bookmarkStart w:id="44" w:name="jejunostomy-typical-regimen"/>
-    <w:p>
-      <w:pPr>
-        <w:pStyle w:val="Heading2"/>
-      </w:pPr>
-      <w:r>
-        <w:t xml:space="preserve">36 Jejunostomy Typical Regimen</w:t>
-      </w:r>
-    </w:p>
-    <w:p>
-      <w:pPr>
-        <w:pStyle w:val="Compact"/>
-        <w:numPr>
-          <w:ilvl w:val="0"/>
-          <w:numId w:val="1031"/>
-        </w:numPr>
-      </w:pPr>
-      <w:r>
-        <w:t xml:space="preserve">Jejunostomy tube feeds for 16 hours (6pm-10am)</w:t>
       </w:r>
     </w:p>
     <w:p>
@@ -2442,7 +2481,7 @@
         </w:numPr>
       </w:pPr>
       <w:r>
-        <w:t xml:space="preserve">Men: 75mL/hour x 16 hours = 5 cartons</w:t>
+        <w:t xml:space="preserve">NC Quit Line 1-800-QUIT-NOW (1-800-784-8669)</w:t>
       </w:r>
     </w:p>
     <w:p>
@@ -2454,6 +2493,84 @@
         </w:numPr>
       </w:pPr>
       <w:r>
+        <w:t xml:space="preserve">American Lung Assn www.freedomfromsmoking.org</w:t>
+      </w:r>
+    </w:p>
+    <w:p>
+      <w:pPr>
+        <w:pStyle w:val="Compact"/>
+        <w:numPr>
+          <w:ilvl w:val="1"/>
+          <w:numId w:val="1032"/>
+        </w:numPr>
+      </w:pPr>
+      <w:r>
+        <w:t xml:space="preserve">Smoking Cessation Counseling (Metro Charlotte)</w:t>
+      </w:r>
+    </w:p>
+    <w:bookmarkEnd w:id="43"/>
+    <w:bookmarkStart w:id="44" w:name="protein-needs"/>
+    <w:p>
+      <w:pPr>
+        <w:pStyle w:val="Heading2"/>
+      </w:pPr>
+      <w:r>
+        <w:t xml:space="preserve">36 Protein Needs</w:t>
+      </w:r>
+    </w:p>
+    <w:bookmarkEnd w:id="44"/>
+    <w:bookmarkStart w:id="45" w:name="jejunostomy-tube"/>
+    <w:p>
+      <w:pPr>
+        <w:pStyle w:val="Heading2"/>
+      </w:pPr>
+      <w:r>
+        <w:t xml:space="preserve">37 Jejunostomy Tube</w:t>
+      </w:r>
+    </w:p>
+    <w:bookmarkEnd w:id="45"/>
+    <w:bookmarkStart w:id="46" w:name="jejunostomy-typical-regimen"/>
+    <w:p>
+      <w:pPr>
+        <w:pStyle w:val="Heading2"/>
+      </w:pPr>
+      <w:r>
+        <w:t xml:space="preserve">38 Jejunostomy Typical Regimen</w:t>
+      </w:r>
+    </w:p>
+    <w:p>
+      <w:pPr>
+        <w:pStyle w:val="Compact"/>
+        <w:numPr>
+          <w:ilvl w:val="0"/>
+          <w:numId w:val="1033"/>
+        </w:numPr>
+      </w:pPr>
+      <w:r>
+        <w:t xml:space="preserve">Jejunostomy tube feeds for 16 hours (6pm-10am)</w:t>
+      </w:r>
+    </w:p>
+    <w:p>
+      <w:pPr>
+        <w:pStyle w:val="Compact"/>
+        <w:numPr>
+          <w:ilvl w:val="1"/>
+          <w:numId w:val="1034"/>
+        </w:numPr>
+      </w:pPr>
+      <w:r>
+        <w:t xml:space="preserve">Men: 75mL/hour x 16 hours = 5 cartons</w:t>
+      </w:r>
+    </w:p>
+    <w:p>
+      <w:pPr>
+        <w:pStyle w:val="Compact"/>
+        <w:numPr>
+          <w:ilvl w:val="1"/>
+          <w:numId w:val="1034"/>
+        </w:numPr>
+      </w:pPr>
+      <w:r>
         <w:t xml:space="preserve">Women: 60mL/hour x 16 hours = 4 cartons</w:t>
       </w:r>
     </w:p>
@@ -2462,7 +2579,7 @@
         <w:pStyle w:val="Compact"/>
         <w:numPr>
           <w:ilvl w:val="0"/>
-          <w:numId w:val="1031"/>
+          <w:numId w:val="1033"/>
         </w:numPr>
       </w:pPr>
       <w:r>
@@ -2477,14 +2594,14 @@
         <w:t xml:space="preserve">Hospital nurses will teach use of the feeding tube</w:t>
       </w:r>
     </w:p>
-    <w:bookmarkEnd w:id="44"/>
-    <w:bookmarkStart w:id="45" w:name="jejunostomy-feeds-with-diabetes"/>
-    <w:p>
-      <w:pPr>
-        <w:pStyle w:val="Heading2"/>
-      </w:pPr>
-      <w:r>
-        <w:t xml:space="preserve">37 Jejunostomy Feeds with Diabetes</w:t>
+    <w:bookmarkEnd w:id="46"/>
+    <w:bookmarkStart w:id="47" w:name="jejunostomy-feeds-with-diabetes"/>
+    <w:p>
+      <w:pPr>
+        <w:pStyle w:val="Heading2"/>
+      </w:pPr>
+      <w:r>
+        <w:t xml:space="preserve">39 Jejunostomy Feeds with Diabetes</w:t>
       </w:r>
     </w:p>
     <w:p>
@@ -2500,7 +2617,7 @@
         <w:pStyle w:val="Compact"/>
         <w:numPr>
           <w:ilvl w:val="0"/>
-          <w:numId w:val="1033"/>
+          <w:numId w:val="1035"/>
         </w:numPr>
       </w:pPr>
       <w:r>
@@ -2520,7 +2637,7 @@
         <w:pStyle w:val="Compact"/>
         <w:numPr>
           <w:ilvl w:val="0"/>
-          <w:numId w:val="1034"/>
+          <w:numId w:val="1036"/>
         </w:numPr>
       </w:pPr>
       <w:r>
@@ -2532,7 +2649,7 @@
         <w:pStyle w:val="Compact"/>
         <w:numPr>
           <w:ilvl w:val="0"/>
-          <w:numId w:val="1034"/>
+          <w:numId w:val="1036"/>
         </w:numPr>
       </w:pPr>
       <w:r>
@@ -2544,7 +2661,7 @@
         <w:pStyle w:val="Compact"/>
         <w:numPr>
           <w:ilvl w:val="0"/>
-          <w:numId w:val="1034"/>
+          <w:numId w:val="1036"/>
         </w:numPr>
       </w:pPr>
       <w:r>
@@ -2556,31 +2673,31 @@
         <w:pStyle w:val="Compact"/>
         <w:numPr>
           <w:ilvl w:val="0"/>
-          <w:numId w:val="1034"/>
+          <w:numId w:val="1036"/>
         </w:numPr>
       </w:pPr>
       <w:r>
         <w:t xml:space="preserve">No insulin if tube feedings are not run</w:t>
       </w:r>
     </w:p>
-    <w:bookmarkEnd w:id="45"/>
-    <w:bookmarkStart w:id="46" w:name="jejunostomy-video"/>
-    <w:p>
-      <w:pPr>
-        <w:pStyle w:val="Heading2"/>
-      </w:pPr>
-      <w:r>
-        <w:t xml:space="preserve">38 Jejunostomy Video</w:t>
-      </w:r>
-    </w:p>
-    <w:bookmarkEnd w:id="46"/>
-    <w:bookmarkStart w:id="47" w:name="stomach-cancer-surgery-goals"/>
-    <w:p>
-      <w:pPr>
-        <w:pStyle w:val="Heading2"/>
-      </w:pPr>
-      <w:r>
-        <w:t xml:space="preserve">39 Stomach Cancer Surgery Goals</w:t>
+    <w:bookmarkEnd w:id="47"/>
+    <w:bookmarkStart w:id="48" w:name="jejunostomy-video"/>
+    <w:p>
+      <w:pPr>
+        <w:pStyle w:val="Heading2"/>
+      </w:pPr>
+      <w:r>
+        <w:t xml:space="preserve">40 Jejunostomy Video</w:t>
+      </w:r>
+    </w:p>
+    <w:bookmarkEnd w:id="48"/>
+    <w:bookmarkStart w:id="49" w:name="stomach-cancer-surgery-goals"/>
+    <w:p>
+      <w:pPr>
+        <w:pStyle w:val="Heading2"/>
+      </w:pPr>
+      <w:r>
+        <w:t xml:space="preserve">41 Stomach Cancer Surgery Goals</w:t>
       </w:r>
     </w:p>
     <w:p>
@@ -2596,7 +2713,7 @@
         <w:pStyle w:val="Compact"/>
         <w:numPr>
           <w:ilvl w:val="0"/>
-          <w:numId w:val="1035"/>
+          <w:numId w:val="1037"/>
         </w:numPr>
       </w:pPr>
       <w:r>
@@ -2608,7 +2725,7 @@
         <w:pStyle w:val="Compact"/>
         <w:numPr>
           <w:ilvl w:val="0"/>
-          <w:numId w:val="1035"/>
+          <w:numId w:val="1037"/>
         </w:numPr>
       </w:pPr>
       <w:r>
@@ -2620,7 +2737,7 @@
         <w:pStyle w:val="Compact"/>
         <w:numPr>
           <w:ilvl w:val="0"/>
-          <w:numId w:val="1035"/>
+          <w:numId w:val="1037"/>
         </w:numPr>
       </w:pPr>
       <w:r>
@@ -2632,7 +2749,7 @@
         <w:pStyle w:val="Compact"/>
         <w:numPr>
           <w:ilvl w:val="0"/>
-          <w:numId w:val="1035"/>
+          <w:numId w:val="1037"/>
         </w:numPr>
       </w:pPr>
       <w:r>
@@ -2651,14 +2768,14 @@
         <w:t xml:space="preserve">Treatment options depend upon the cancer stage</w:t>
       </w:r>
     </w:p>
-    <w:bookmarkEnd w:id="47"/>
-    <w:bookmarkStart w:id="48" w:name="distal-cancers"/>
-    <w:p>
-      <w:pPr>
-        <w:pStyle w:val="Heading2"/>
-      </w:pPr>
-      <w:r>
-        <w:t xml:space="preserve">40 Distal Cancers</w:t>
+    <w:bookmarkEnd w:id="49"/>
+    <w:bookmarkStart w:id="50" w:name="distal-cancers"/>
+    <w:p>
+      <w:pPr>
+        <w:pStyle w:val="Heading2"/>
+      </w:pPr>
+      <w:r>
+        <w:t xml:space="preserve">42 Distal Cancers</w:t>
       </w:r>
     </w:p>
     <w:p>
@@ -2683,14 +2800,14 @@
         <w:t xml:space="preserve">Distal cancers are those in the lower part of the stomach</w:t>
       </w:r>
     </w:p>
-    <w:bookmarkEnd w:id="48"/>
-    <w:bookmarkStart w:id="49" w:name="partial-gastrectomy"/>
-    <w:p>
-      <w:pPr>
-        <w:pStyle w:val="Heading2"/>
-      </w:pPr>
-      <w:r>
-        <w:t xml:space="preserve">41 Partial Gastrectomy</w:t>
+    <w:bookmarkEnd w:id="50"/>
+    <w:bookmarkStart w:id="51" w:name="partial-gastrectomy"/>
+    <w:p>
+      <w:pPr>
+        <w:pStyle w:val="Heading2"/>
+      </w:pPr>
+      <w:r>
+        <w:t xml:space="preserve">43 Partial Gastrectomy</w:t>
       </w:r>
     </w:p>
     <w:p>
@@ -2706,7 +2823,7 @@
         <w:pStyle w:val="Compact"/>
         <w:numPr>
           <w:ilvl w:val="0"/>
-          <w:numId w:val="1036"/>
+          <w:numId w:val="1038"/>
         </w:numPr>
       </w:pPr>
       <w:r>
@@ -2718,7 +2835,7 @@
         <w:pStyle w:val="Compact"/>
         <w:numPr>
           <w:ilvl w:val="0"/>
-          <w:numId w:val="1036"/>
+          <w:numId w:val="1038"/>
         </w:numPr>
       </w:pPr>
       <w:r>
@@ -2730,7 +2847,7 @@
         <w:pStyle w:val="Compact"/>
         <w:numPr>
           <w:ilvl w:val="0"/>
-          <w:numId w:val="1036"/>
+          <w:numId w:val="1038"/>
         </w:numPr>
       </w:pPr>
       <w:r>
@@ -2742,7 +2859,7 @@
         <w:pStyle w:val="Compact"/>
         <w:numPr>
           <w:ilvl w:val="1"/>
-          <w:numId w:val="1037"/>
+          <w:numId w:val="1039"/>
         </w:numPr>
       </w:pPr>
       <w:r>
@@ -2754,7 +2871,7 @@
         <w:pStyle w:val="Compact"/>
         <w:numPr>
           <w:ilvl w:val="1"/>
-          <w:numId w:val="1037"/>
+          <w:numId w:val="1039"/>
         </w:numPr>
       </w:pPr>
       <w:r>
@@ -2769,14 +2886,14 @@
         <w:t xml:space="preserve">Locally-advanced cancers are those that have grown through the wall of the stomach</w:t>
       </w:r>
     </w:p>
-    <w:bookmarkEnd w:id="49"/>
-    <w:bookmarkStart w:id="50" w:name="partial-gastrectomy-1"/>
-    <w:p>
-      <w:pPr>
-        <w:pStyle w:val="Heading2"/>
-      </w:pPr>
-      <w:r>
-        <w:t xml:space="preserve">42 Partial Gastrectomy</w:t>
+    <w:bookmarkEnd w:id="51"/>
+    <w:bookmarkStart w:id="52" w:name="partial-gastrectomy-1"/>
+    <w:p>
+      <w:pPr>
+        <w:pStyle w:val="Heading2"/>
+      </w:pPr>
+      <w:r>
+        <w:t xml:space="preserve">44 Partial Gastrectomy</w:t>
       </w:r>
     </w:p>
     <w:p>
@@ -2787,22 +2904,22 @@
         <w:t xml:space="preserve">Locally-advanced cancers are those that have grown through the wall of the stomach</w:t>
       </w:r>
     </w:p>
-    <w:bookmarkEnd w:id="50"/>
-    <w:bookmarkStart w:id="51" w:name="distal-gastrectomy"/>
-    <w:p>
-      <w:pPr>
-        <w:pStyle w:val="Heading2"/>
-      </w:pPr>
-      <w:r>
-        <w:t xml:space="preserve">43 Distal Gastrectomy</w:t>
-      </w:r>
-    </w:p>
-    <w:p>
-      <w:pPr>
-        <w:pStyle w:val="Compact"/>
-        <w:numPr>
-          <w:ilvl w:val="0"/>
-          <w:numId w:val="1038"/>
+    <w:bookmarkEnd w:id="52"/>
+    <w:bookmarkStart w:id="53" w:name="distal-gastrectomy"/>
+    <w:p>
+      <w:pPr>
+        <w:pStyle w:val="Heading2"/>
+      </w:pPr>
+      <w:r>
+        <w:t xml:space="preserve">45 Distal Gastrectomy</w:t>
+      </w:r>
+    </w:p>
+    <w:p>
+      <w:pPr>
+        <w:pStyle w:val="Compact"/>
+        <w:numPr>
+          <w:ilvl w:val="0"/>
+          <w:numId w:val="1040"/>
         </w:numPr>
       </w:pPr>
       <w:r>
@@ -2814,7 +2931,7 @@
         <w:pStyle w:val="Compact"/>
         <w:numPr>
           <w:ilvl w:val="0"/>
-          <w:numId w:val="1038"/>
+          <w:numId w:val="1040"/>
         </w:numPr>
       </w:pPr>
       <w:r>
@@ -2829,14 +2946,14 @@
         <w:t xml:space="preserve">Locally-advanced cancers are those that have grown through the wall of the stomach</w:t>
       </w:r>
     </w:p>
-    <w:bookmarkEnd w:id="51"/>
-    <w:bookmarkStart w:id="52" w:name="distal-gastrectomy-1"/>
-    <w:p>
-      <w:pPr>
-        <w:pStyle w:val="Heading2"/>
-      </w:pPr>
-      <w:r>
-        <w:t xml:space="preserve">44 Distal Gastrectomy</w:t>
+    <w:bookmarkEnd w:id="53"/>
+    <w:bookmarkStart w:id="54" w:name="distal-gastrectomy-1"/>
+    <w:p>
+      <w:pPr>
+        <w:pStyle w:val="Heading2"/>
+      </w:pPr>
+      <w:r>
+        <w:t xml:space="preserve">46 Distal Gastrectomy</w:t>
       </w:r>
     </w:p>
     <w:p>
@@ -2847,14 +2964,14 @@
         <w:t xml:space="preserve">Locally-advanced cancers are those that have grown through the wall of the stomach</w:t>
       </w:r>
     </w:p>
-    <w:bookmarkEnd w:id="52"/>
-    <w:bookmarkStart w:id="53" w:name="body-cancers"/>
-    <w:p>
-      <w:pPr>
-        <w:pStyle w:val="Heading2"/>
-      </w:pPr>
-      <w:r>
-        <w:t xml:space="preserve">45 Body Cancers</w:t>
+    <w:bookmarkEnd w:id="54"/>
+    <w:bookmarkStart w:id="55" w:name="body-cancers"/>
+    <w:p>
+      <w:pPr>
+        <w:pStyle w:val="Heading2"/>
+      </w:pPr>
+      <w:r>
+        <w:t xml:space="preserve">47 Body Cancers</w:t>
       </w:r>
     </w:p>
     <w:p>
@@ -2879,22 +2996,22 @@
         <w:t xml:space="preserve">Body is the mid-portion of the stomach</w:t>
       </w:r>
     </w:p>
-    <w:bookmarkEnd w:id="53"/>
-    <w:bookmarkStart w:id="54" w:name="subtotal-gastrectomy"/>
-    <w:p>
-      <w:pPr>
-        <w:pStyle w:val="Heading2"/>
-      </w:pPr>
-      <w:r>
-        <w:t xml:space="preserve">46 Subtotal Gastrectomy</w:t>
-      </w:r>
-    </w:p>
-    <w:p>
-      <w:pPr>
-        <w:pStyle w:val="Compact"/>
-        <w:numPr>
-          <w:ilvl w:val="0"/>
-          <w:numId w:val="1039"/>
+    <w:bookmarkEnd w:id="55"/>
+    <w:bookmarkStart w:id="56" w:name="subtotal-gastrectomy"/>
+    <w:p>
+      <w:pPr>
+        <w:pStyle w:val="Heading2"/>
+      </w:pPr>
+      <w:r>
+        <w:t xml:space="preserve">48 Subtotal Gastrectomy</w:t>
+      </w:r>
+    </w:p>
+    <w:p>
+      <w:pPr>
+        <w:pStyle w:val="Compact"/>
+        <w:numPr>
+          <w:ilvl w:val="0"/>
+          <w:numId w:val="1041"/>
         </w:numPr>
       </w:pPr>
       <w:r>
@@ -2906,7 +3023,7 @@
         <w:pStyle w:val="Compact"/>
         <w:numPr>
           <w:ilvl w:val="0"/>
-          <w:numId w:val="1039"/>
+          <w:numId w:val="1041"/>
         </w:numPr>
       </w:pPr>
       <w:r>
@@ -2918,7 +3035,7 @@
         <w:pStyle w:val="Compact"/>
         <w:numPr>
           <w:ilvl w:val="0"/>
-          <w:numId w:val="1039"/>
+          <w:numId w:val="1041"/>
         </w:numPr>
       </w:pPr>
       <w:r>
@@ -2933,14 +3050,14 @@
         <w:t xml:space="preserve">Locally-advanced cancers are those that have grown through the wall of the stomach</w:t>
       </w:r>
     </w:p>
-    <w:bookmarkEnd w:id="54"/>
-    <w:bookmarkStart w:id="55" w:name="subtotal-gastrectomy-1"/>
-    <w:p>
-      <w:pPr>
-        <w:pStyle w:val="Heading2"/>
-      </w:pPr>
-      <w:r>
-        <w:t xml:space="preserve">47 Subtotal Gastrectomy</w:t>
+    <w:bookmarkEnd w:id="56"/>
+    <w:bookmarkStart w:id="57" w:name="subtotal-gastrectomy-1"/>
+    <w:p>
+      <w:pPr>
+        <w:pStyle w:val="Heading2"/>
+      </w:pPr>
+      <w:r>
+        <w:t xml:space="preserve">49 Subtotal Gastrectomy</w:t>
       </w:r>
     </w:p>
     <w:p>
@@ -2951,14 +3068,14 @@
         <w:t xml:space="preserve">Locally-advanced cancers are those that have grown through the wall of the stomach</w:t>
       </w:r>
     </w:p>
-    <w:bookmarkEnd w:id="55"/>
-    <w:bookmarkStart w:id="56" w:name="proximal-tumors"/>
-    <w:p>
-      <w:pPr>
-        <w:pStyle w:val="Heading2"/>
-      </w:pPr>
-      <w:r>
-        <w:t xml:space="preserve">48 Proximal Tumors</w:t>
+    <w:bookmarkEnd w:id="57"/>
+    <w:bookmarkStart w:id="58" w:name="proximal-tumors"/>
+    <w:p>
+      <w:pPr>
+        <w:pStyle w:val="Heading2"/>
+      </w:pPr>
+      <w:r>
+        <w:t xml:space="preserve">50 Proximal Tumors</w:t>
       </w:r>
     </w:p>
     <w:p>
@@ -2974,7 +3091,7 @@
         <w:pStyle w:val="Compact"/>
         <w:numPr>
           <w:ilvl w:val="0"/>
-          <w:numId w:val="1040"/>
+          <w:numId w:val="1042"/>
         </w:numPr>
       </w:pPr>
       <w:r>
@@ -2986,7 +3103,7 @@
         <w:pStyle w:val="Compact"/>
         <w:numPr>
           <w:ilvl w:val="0"/>
-          <w:numId w:val="1040"/>
+          <w:numId w:val="1042"/>
         </w:numPr>
       </w:pPr>
       <w:r>
@@ -3001,22 +3118,22 @@
         <w:t xml:space="preserve">If the lymph nodes contain enough cancer cells, they can be seen on CT scans or PET scans</w:t>
       </w:r>
     </w:p>
-    <w:bookmarkEnd w:id="56"/>
-    <w:bookmarkStart w:id="57" w:name="total-gastrectomy"/>
-    <w:p>
-      <w:pPr>
-        <w:pStyle w:val="Heading2"/>
-      </w:pPr>
-      <w:r>
-        <w:t xml:space="preserve">49 Total Gastrectomy</w:t>
-      </w:r>
-    </w:p>
-    <w:p>
-      <w:pPr>
-        <w:pStyle w:val="Compact"/>
-        <w:numPr>
-          <w:ilvl w:val="0"/>
-          <w:numId w:val="1041"/>
+    <w:bookmarkEnd w:id="58"/>
+    <w:bookmarkStart w:id="59" w:name="total-gastrectomy"/>
+    <w:p>
+      <w:pPr>
+        <w:pStyle w:val="Heading2"/>
+      </w:pPr>
+      <w:r>
+        <w:t xml:space="preserve">51 Total Gastrectomy</w:t>
+      </w:r>
+    </w:p>
+    <w:p>
+      <w:pPr>
+        <w:pStyle w:val="Compact"/>
+        <w:numPr>
+          <w:ilvl w:val="0"/>
+          <w:numId w:val="1043"/>
         </w:numPr>
       </w:pPr>
       <w:r>
@@ -3028,7 +3145,7 @@
         <w:pStyle w:val="Compact"/>
         <w:numPr>
           <w:ilvl w:val="0"/>
-          <w:numId w:val="1041"/>
+          <w:numId w:val="1043"/>
         </w:numPr>
       </w:pPr>
       <w:r>
@@ -3040,7 +3157,7 @@
         <w:pStyle w:val="Compact"/>
         <w:numPr>
           <w:ilvl w:val="0"/>
-          <w:numId w:val="1041"/>
+          <w:numId w:val="1043"/>
         </w:numPr>
       </w:pPr>
       <w:r>
@@ -3055,14 +3172,14 @@
         <w:t xml:space="preserve">If the lymph nodes contain enough cancer cells, they can be seen on CT scans or PET scans</w:t>
       </w:r>
     </w:p>
-    <w:bookmarkEnd w:id="57"/>
-    <w:bookmarkStart w:id="58" w:name="total-gastrectomy-1"/>
-    <w:p>
-      <w:pPr>
-        <w:pStyle w:val="Heading2"/>
-      </w:pPr>
-      <w:r>
-        <w:t xml:space="preserve">50 Total Gastrectomy</w:t>
+    <w:bookmarkEnd w:id="59"/>
+    <w:bookmarkStart w:id="60" w:name="total-gastrectomy-1"/>
+    <w:p>
+      <w:pPr>
+        <w:pStyle w:val="Heading2"/>
+      </w:pPr>
+      <w:r>
+        <w:t xml:space="preserve">52 Total Gastrectomy</w:t>
       </w:r>
     </w:p>
     <w:p>
@@ -3073,22 +3190,22 @@
         <w:t xml:space="preserve">If the lymph nodes contain enough cancer cells, they can be seen on CT scans or PET scans</w:t>
       </w:r>
     </w:p>
-    <w:bookmarkEnd w:id="58"/>
-    <w:bookmarkStart w:id="59" w:name="esophagogastrectomy"/>
-    <w:p>
-      <w:pPr>
-        <w:pStyle w:val="Heading2"/>
-      </w:pPr>
-      <w:r>
-        <w:t xml:space="preserve">51 Esophagogastrectomy</w:t>
-      </w:r>
-    </w:p>
-    <w:p>
-      <w:pPr>
-        <w:pStyle w:val="Compact"/>
-        <w:numPr>
-          <w:ilvl w:val="0"/>
-          <w:numId w:val="1042"/>
+    <w:bookmarkEnd w:id="60"/>
+    <w:bookmarkStart w:id="61" w:name="esophagogastrectomy"/>
+    <w:p>
+      <w:pPr>
+        <w:pStyle w:val="Heading2"/>
+      </w:pPr>
+      <w:r>
+        <w:t xml:space="preserve">53 Esophagogastrectomy</w:t>
+      </w:r>
+    </w:p>
+    <w:p>
+      <w:pPr>
+        <w:pStyle w:val="Compact"/>
+        <w:numPr>
+          <w:ilvl w:val="0"/>
+          <w:numId w:val="1044"/>
         </w:numPr>
       </w:pPr>
       <w:r>
@@ -3100,7 +3217,7 @@
         <w:pStyle w:val="Compact"/>
         <w:numPr>
           <w:ilvl w:val="0"/>
-          <w:numId w:val="1042"/>
+          <w:numId w:val="1044"/>
         </w:numPr>
       </w:pPr>
       <w:r>
@@ -3112,7 +3229,7 @@
         <w:pStyle w:val="Compact"/>
         <w:numPr>
           <w:ilvl w:val="0"/>
-          <w:numId w:val="1042"/>
+          <w:numId w:val="1044"/>
         </w:numPr>
       </w:pPr>
       <w:r>
@@ -3127,14 +3244,14 @@
         <w:t xml:space="preserve">If the lymph nodes contain enough cancer cells, they can be seen on CT scans or PET scans</w:t>
       </w:r>
     </w:p>
-    <w:bookmarkEnd w:id="59"/>
-    <w:bookmarkStart w:id="60" w:name="esophagogastrectomy-1"/>
-    <w:p>
-      <w:pPr>
-        <w:pStyle w:val="Heading2"/>
-      </w:pPr>
-      <w:r>
-        <w:t xml:space="preserve">52 Esophagogastrectomy</w:t>
+    <w:bookmarkEnd w:id="61"/>
+    <w:bookmarkStart w:id="62" w:name="esophagogastrectomy-1"/>
+    <w:p>
+      <w:pPr>
+        <w:pStyle w:val="Heading2"/>
+      </w:pPr>
+      <w:r>
+        <w:t xml:space="preserve">54 Esophagogastrectomy</w:t>
       </w:r>
     </w:p>
     <w:p>
@@ -3150,7 +3267,7 @@
         <w:pStyle w:val="Compact"/>
         <w:numPr>
           <w:ilvl w:val="0"/>
-          <w:numId w:val="1043"/>
+          <w:numId w:val="1045"/>
         </w:numPr>
       </w:pPr>
       <w:r>
@@ -3162,7 +3279,7 @@
         <w:pStyle w:val="Compact"/>
         <w:numPr>
           <w:ilvl w:val="0"/>
-          <w:numId w:val="1043"/>
+          <w:numId w:val="1045"/>
         </w:numPr>
       </w:pPr>
       <w:r>
@@ -3174,7 +3291,7 @@
         <w:pStyle w:val="Compact"/>
         <w:numPr>
           <w:ilvl w:val="0"/>
-          <w:numId w:val="1043"/>
+          <w:numId w:val="1045"/>
         </w:numPr>
       </w:pPr>
       <w:r>
@@ -3189,14 +3306,14 @@
         <w:t xml:space="preserve">If the lymph nodes contain enough cancer cells, they can be seen on CT scans or PET scans</w:t>
       </w:r>
     </w:p>
-    <w:bookmarkEnd w:id="60"/>
-    <w:bookmarkStart w:id="61" w:name="esophagogastrectomy-2"/>
-    <w:p>
-      <w:pPr>
-        <w:pStyle w:val="Heading2"/>
-      </w:pPr>
-      <w:r>
-        <w:t xml:space="preserve">53 Esophagogastrectomy</w:t>
+    <w:bookmarkEnd w:id="62"/>
+    <w:bookmarkStart w:id="63" w:name="esophagogastrectomy-2"/>
+    <w:p>
+      <w:pPr>
+        <w:pStyle w:val="Heading2"/>
+      </w:pPr>
+      <w:r>
+        <w:t xml:space="preserve">55 Esophagogastrectomy</w:t>
       </w:r>
     </w:p>
     <w:p>
@@ -3212,7 +3329,7 @@
         <w:pStyle w:val="Compact"/>
         <w:numPr>
           <w:ilvl w:val="0"/>
-          <w:numId w:val="1044"/>
+          <w:numId w:val="1046"/>
         </w:numPr>
       </w:pPr>
       <w:r>
@@ -3224,7 +3341,7 @@
         <w:pStyle w:val="Compact"/>
         <w:numPr>
           <w:ilvl w:val="0"/>
-          <w:numId w:val="1044"/>
+          <w:numId w:val="1046"/>
         </w:numPr>
       </w:pPr>
       <w:r>
@@ -3236,7 +3353,7 @@
         <w:pStyle w:val="Compact"/>
         <w:numPr>
           <w:ilvl w:val="0"/>
-          <w:numId w:val="1044"/>
+          <w:numId w:val="1046"/>
         </w:numPr>
       </w:pPr>
       <w:r>
@@ -3251,14 +3368,14 @@
         <w:t xml:space="preserve">If the lymph nodes contain enough cancer cells, they can be seen on CT scans or PET scans</w:t>
       </w:r>
     </w:p>
-    <w:bookmarkEnd w:id="61"/>
-    <w:bookmarkStart w:id="62" w:name="dual-tract-gastrectomy"/>
-    <w:p>
-      <w:pPr>
-        <w:pStyle w:val="Heading2"/>
-      </w:pPr>
-      <w:r>
-        <w:t xml:space="preserve">54 Dual Tract Gastrectomy</w:t>
+    <w:bookmarkEnd w:id="63"/>
+    <w:bookmarkStart w:id="64" w:name="dual-tract-gastrectomy"/>
+    <w:p>
+      <w:pPr>
+        <w:pStyle w:val="Heading2"/>
+      </w:pPr>
+      <w:r>
+        <w:t xml:space="preserve">56 Dual Tract Gastrectomy</w:t>
       </w:r>
     </w:p>
     <w:p>
@@ -3277,7 +3394,7 @@
         <w:pStyle w:val="Compact"/>
         <w:numPr>
           <w:ilvl w:val="0"/>
-          <w:numId w:val="1045"/>
+          <w:numId w:val="1047"/>
         </w:numPr>
       </w:pPr>
       <w:r>
@@ -3292,14 +3409,14 @@
         <w:t xml:space="preserve">If the lymph nodes contain enough cancer cells, they can be seen on CT scans or PET scans</w:t>
       </w:r>
     </w:p>
-    <w:bookmarkEnd w:id="62"/>
-    <w:bookmarkStart w:id="63" w:name="dual-tract-gastrectomy-1"/>
-    <w:p>
-      <w:pPr>
-        <w:pStyle w:val="Heading2"/>
-      </w:pPr>
-      <w:r>
-        <w:t xml:space="preserve">55 Dual Tract Gastrectomy</w:t>
+    <w:bookmarkEnd w:id="64"/>
+    <w:bookmarkStart w:id="65" w:name="dual-tract-gastrectomy-1"/>
+    <w:p>
+      <w:pPr>
+        <w:pStyle w:val="Heading2"/>
+      </w:pPr>
+      <w:r>
+        <w:t xml:space="preserve">57 Dual Tract Gastrectomy</w:t>
       </w:r>
     </w:p>
     <w:p>
@@ -3310,22 +3427,22 @@
         <w:t xml:space="preserve">If the lymph nodes contain enough cancer cells, they can be seen on CT scans or PET scans</w:t>
       </w:r>
     </w:p>
-    <w:bookmarkEnd w:id="63"/>
-    <w:bookmarkStart w:id="64" w:name="laparoscopy-2"/>
-    <w:p>
-      <w:pPr>
-        <w:pStyle w:val="Heading2"/>
-      </w:pPr>
-      <w:r>
-        <w:t xml:space="preserve">56 Laparoscopy</w:t>
-      </w:r>
-    </w:p>
-    <w:p>
-      <w:pPr>
-        <w:pStyle w:val="Compact"/>
-        <w:numPr>
-          <w:ilvl w:val="0"/>
-          <w:numId w:val="1046"/>
+    <w:bookmarkEnd w:id="65"/>
+    <w:bookmarkStart w:id="66" w:name="laparoscopy-2"/>
+    <w:p>
+      <w:pPr>
+        <w:pStyle w:val="Heading2"/>
+      </w:pPr>
+      <w:r>
+        <w:t xml:space="preserve">58 Laparoscopy</w:t>
+      </w:r>
+    </w:p>
+    <w:p>
+      <w:pPr>
+        <w:pStyle w:val="Compact"/>
+        <w:numPr>
+          <w:ilvl w:val="0"/>
+          <w:numId w:val="1048"/>
         </w:numPr>
       </w:pPr>
       <w:r>
@@ -3337,7 +3454,7 @@
         <w:pStyle w:val="Compact"/>
         <w:numPr>
           <w:ilvl w:val="0"/>
-          <w:numId w:val="1046"/>
+          <w:numId w:val="1048"/>
         </w:numPr>
       </w:pPr>
       <w:r>
@@ -3349,7 +3466,7 @@
         <w:pStyle w:val="Compact"/>
         <w:numPr>
           <w:ilvl w:val="0"/>
-          <w:numId w:val="1046"/>
+          <w:numId w:val="1048"/>
         </w:numPr>
       </w:pPr>
       <w:r>
@@ -3364,22 +3481,22 @@
         <w:t xml:space="preserve">Not all patients with gastric cancer need a laparoscopy.</w:t>
       </w:r>
     </w:p>
-    <w:bookmarkEnd w:id="64"/>
-    <w:bookmarkStart w:id="65" w:name="laparoscopy-3"/>
-    <w:p>
-      <w:pPr>
-        <w:pStyle w:val="Heading2"/>
-      </w:pPr>
-      <w:r>
-        <w:t xml:space="preserve">57 Laparoscopy</w:t>
-      </w:r>
-    </w:p>
-    <w:p>
-      <w:pPr>
-        <w:pStyle w:val="Compact"/>
-        <w:numPr>
-          <w:ilvl w:val="0"/>
-          <w:numId w:val="1047"/>
+    <w:bookmarkEnd w:id="66"/>
+    <w:bookmarkStart w:id="67" w:name="laparoscopy-3"/>
+    <w:p>
+      <w:pPr>
+        <w:pStyle w:val="Heading2"/>
+      </w:pPr>
+      <w:r>
+        <w:t xml:space="preserve">59 Laparoscopy</w:t>
+      </w:r>
+    </w:p>
+    <w:p>
+      <w:pPr>
+        <w:pStyle w:val="Compact"/>
+        <w:numPr>
+          <w:ilvl w:val="0"/>
+          <w:numId w:val="1049"/>
         </w:numPr>
       </w:pPr>
       <w:r>
@@ -3391,19 +3508,19 @@
         <w:pStyle w:val="Compact"/>
         <w:numPr>
           <w:ilvl w:val="0"/>
-          <w:numId w:val="1047"/>
-        </w:numPr>
-      </w:pPr>
-      <w:r>
-        <w:t xml:space="preserve">Several 1/4” incisions</w:t>
-      </w:r>
-    </w:p>
-    <w:p>
-      <w:pPr>
-        <w:pStyle w:val="Compact"/>
-        <w:numPr>
-          <w:ilvl w:val="0"/>
-          <w:numId w:val="1047"/>
+          <w:numId w:val="1049"/>
+        </w:numPr>
+      </w:pPr>
+      <w:r>
+        <w:t xml:space="preserve">1/4” incisions</w:t>
+      </w:r>
+    </w:p>
+    <w:p>
+      <w:pPr>
+        <w:pStyle w:val="Compact"/>
+        <w:numPr>
+          <w:ilvl w:val="0"/>
+          <w:numId w:val="1049"/>
         </w:numPr>
       </w:pPr>
       <w:r>
@@ -3415,29 +3532,41 @@
         <w:pStyle w:val="Compact"/>
         <w:numPr>
           <w:ilvl w:val="0"/>
-          <w:numId w:val="1047"/>
-        </w:numPr>
-      </w:pPr>
-      <w:r>
-        <w:t xml:space="preserve">Biopsies can be performed.</w:t>
-      </w:r>
-    </w:p>
-    <w:bookmarkEnd w:id="65"/>
-    <w:bookmarkStart w:id="66" w:name="risks-of-surgery"/>
-    <w:p>
-      <w:pPr>
-        <w:pStyle w:val="Heading2"/>
-      </w:pPr>
-      <w:r>
-        <w:t xml:space="preserve">58 Risks of Surgery</w:t>
-      </w:r>
-    </w:p>
-    <w:p>
-      <w:pPr>
-        <w:pStyle w:val="Compact"/>
-        <w:numPr>
-          <w:ilvl w:val="0"/>
-          <w:numId w:val="1048"/>
+          <w:numId w:val="1049"/>
+        </w:numPr>
+      </w:pPr>
+      <w:r>
+        <w:t xml:space="preserve">Biopsies performed</w:t>
+      </w:r>
+    </w:p>
+    <w:p>
+      <w:pPr>
+        <w:pStyle w:val="Compact"/>
+        <w:numPr>
+          <w:ilvl w:val="0"/>
+          <w:numId w:val="1049"/>
+        </w:numPr>
+      </w:pPr>
+      <w:r>
+        <w:t xml:space="preserve">Fluid sampled</w:t>
+      </w:r>
+    </w:p>
+    <w:bookmarkEnd w:id="67"/>
+    <w:bookmarkStart w:id="68" w:name="risks-of-surgery"/>
+    <w:p>
+      <w:pPr>
+        <w:pStyle w:val="Heading2"/>
+      </w:pPr>
+      <w:r>
+        <w:t xml:space="preserve">60 Risks of Surgery</w:t>
+      </w:r>
+    </w:p>
+    <w:p>
+      <w:pPr>
+        <w:pStyle w:val="Compact"/>
+        <w:numPr>
+          <w:ilvl w:val="0"/>
+          <w:numId w:val="1050"/>
         </w:numPr>
       </w:pPr>
       <w:r>
@@ -3449,7 +3578,7 @@
         <w:pStyle w:val="Compact"/>
         <w:numPr>
           <w:ilvl w:val="0"/>
-          <w:numId w:val="1048"/>
+          <w:numId w:val="1050"/>
         </w:numPr>
       </w:pPr>
       <w:r>
@@ -3461,7 +3590,7 @@
         <w:pStyle w:val="Compact"/>
         <w:numPr>
           <w:ilvl w:val="0"/>
-          <w:numId w:val="1048"/>
+          <w:numId w:val="1050"/>
         </w:numPr>
       </w:pPr>
       <w:r>
@@ -3473,21 +3602,21 @@
         <w:pStyle w:val="Compact"/>
         <w:numPr>
           <w:ilvl w:val="0"/>
-          <w:numId w:val="1048"/>
+          <w:numId w:val="1050"/>
         </w:numPr>
       </w:pPr>
       <w:r>
         <w:t xml:space="preserve">Infection in the abdomen</w:t>
       </w:r>
     </w:p>
-    <w:bookmarkEnd w:id="66"/>
-    <w:bookmarkStart w:id="67" w:name="team-members---physicians"/>
-    <w:p>
-      <w:pPr>
-        <w:pStyle w:val="Heading2"/>
-      </w:pPr>
-      <w:r>
-        <w:t xml:space="preserve">59 Team Members - Physicians</w:t>
+    <w:bookmarkEnd w:id="68"/>
+    <w:bookmarkStart w:id="69" w:name="team-members---physicians"/>
+    <w:p>
+      <w:pPr>
+        <w:pStyle w:val="Heading2"/>
+      </w:pPr>
+      <w:r>
+        <w:t xml:space="preserve">61 Team Members - Physicians</w:t>
       </w:r>
     </w:p>
     <w:p>
@@ -3535,7 +3664,7 @@
         <w:pStyle w:val="Compact"/>
         <w:numPr>
           <w:ilvl w:val="0"/>
-          <w:numId w:val="1049"/>
+          <w:numId w:val="1051"/>
         </w:numPr>
       </w:pPr>
       <w:r>
@@ -3547,7 +3676,7 @@
         <w:pStyle w:val="Compact"/>
         <w:numPr>
           <w:ilvl w:val="0"/>
-          <w:numId w:val="1049"/>
+          <w:numId w:val="1051"/>
         </w:numPr>
       </w:pPr>
       <w:r>
@@ -3559,21 +3688,21 @@
         <w:pStyle w:val="Compact"/>
         <w:numPr>
           <w:ilvl w:val="0"/>
-          <w:numId w:val="1049"/>
+          <w:numId w:val="1051"/>
         </w:numPr>
       </w:pPr>
       <w:r>
         <w:t xml:space="preserve">Michael Roach MD</w:t>
       </w:r>
     </w:p>
-    <w:bookmarkEnd w:id="67"/>
-    <w:bookmarkStart w:id="68" w:name="team-members---support-staff"/>
-    <w:p>
-      <w:pPr>
-        <w:pStyle w:val="Heading2"/>
-      </w:pPr>
-      <w:r>
-        <w:t xml:space="preserve">60 Team Members - Support Staff</w:t>
+    <w:bookmarkEnd w:id="69"/>
+    <w:bookmarkStart w:id="70" w:name="team-members---support-staff"/>
+    <w:p>
+      <w:pPr>
+        <w:pStyle w:val="Heading2"/>
+      </w:pPr>
+      <w:r>
+        <w:t xml:space="preserve">62 Team Members - Support Staff</w:t>
       </w:r>
     </w:p>
     <w:p>
@@ -3597,7 +3726,7 @@
         <w:pStyle w:val="Compact"/>
         <w:numPr>
           <w:ilvl w:val="0"/>
-          <w:numId w:val="1050"/>
+          <w:numId w:val="1052"/>
         </w:numPr>
       </w:pPr>
       <w:r>
@@ -3609,7 +3738,7 @@
         <w:pStyle w:val="Compact"/>
         <w:numPr>
           <w:ilvl w:val="0"/>
-          <w:numId w:val="1050"/>
+          <w:numId w:val="1052"/>
         </w:numPr>
       </w:pPr>
       <w:r>
@@ -3621,10 +3750,42 @@
         <w:pStyle w:val="FirstParagraph"/>
       </w:pPr>
       <w:r>
-        <w:t xml:space="preserve">Navigator - Laura Swift</w:t>
-      </w:r>
-    </w:p>
-    <w:bookmarkEnd w:id="68"/>
+        <w:t xml:space="preserve">Navigators</w:t>
+      </w:r>
+    </w:p>
+    <w:p>
+      <w:pPr>
+        <w:pStyle w:val="Compact"/>
+        <w:numPr>
+          <w:ilvl w:val="0"/>
+          <w:numId w:val="1053"/>
+        </w:numPr>
+      </w:pPr>
+      <w:r>
+        <w:t xml:space="preserve">Laura Swift</w:t>
+      </w:r>
+    </w:p>
+    <w:p>
+      <w:pPr>
+        <w:pStyle w:val="Compact"/>
+        <w:numPr>
+          <w:ilvl w:val="0"/>
+          <w:numId w:val="1053"/>
+        </w:numPr>
+      </w:pPr>
+      <w:r>
+        <w:t xml:space="preserve">Lorna Espinal</w:t>
+      </w:r>
+    </w:p>
+    <w:p>
+      <w:pPr>
+        <w:pStyle w:val="FirstParagraph"/>
+      </w:pPr>
+      <w:r>
+        <w:t xml:space="preserve">Care Coordinator - Karen Julian-Martinez</w:t>
+      </w:r>
+    </w:p>
+    <w:bookmarkEnd w:id="70"/>
     <w:sectPr>
       <w:footnotePr>
         <w:numRestart w:val="eachSect"/>
@@ -3989,6 +4150,15 @@
     <w:abstractNumId w:val="991"/>
   </w:num>
   <w:num w:numId="1050">
+    <w:abstractNumId w:val="991"/>
+  </w:num>
+  <w:num w:numId="1051">
+    <w:abstractNumId w:val="991"/>
+  </w:num>
+  <w:num w:numId="1052">
+    <w:abstractNumId w:val="991"/>
+  </w:num>
+  <w:num w:numId="1053">
     <w:abstractNumId w:val="991"/>
   </w:num>
 </w:numbering>

--- a/lci_gastrict3.docx
+++ b/lci_gastrict3.docx
@@ -3708,6 +3708,14 @@
     <w:p>
       <w:pPr>
         <w:pStyle w:val="FirstParagraph"/>
+      </w:pPr>
+      <w:r>
+        <w:t xml:space="preserve">Physician Assistant - Kate Duncan PA-C</w:t>
+      </w:r>
+    </w:p>
+    <w:p>
+      <w:pPr>
+        <w:pStyle w:val="BodyText"/>
       </w:pPr>
       <w:r>
         <w:t xml:space="preserve">Dietitian - Liz Koch</w:t>
